--- a/reports/期末大作业论文.docx
+++ b/reports/期末大作业论文.docx
@@ -47,259 +47,87 @@
     <w:p/>
     <w:p/>
     <w:p/>
-    <w:tbl>
-      <w:tblPr>
-        <w:tblStyle w:val="TableGrid"/>
-        <w:tblW w:type="dxa" w:w="7600"/>
+    <w:p/>
+    <w:p>
+      <w:pPr>
+        <w:spacing w:line="360" w:lineRule="auto"/>
+        <w:ind w:firstLine="0"/>
         <w:jc w:val="center"/>
-        <w:tblLayout w:type="fixed"/>
-        <w:tblLook w:firstColumn="1" w:firstRow="1" w:lastColumn="0" w:lastRow="0" w:noHBand="0" w:noVBand="1" w:val="04A0"/>
-      </w:tblPr>
-      <w:tblGrid>
-        <w:gridCol w:w="2400"/>
-        <w:gridCol w:w="5200"/>
-      </w:tblGrid>
-      <w:tr>
-        <w:tc>
-          <w:tcPr>
-            <w:tcW w:type="dxa" w:w="2400"/>
-            <w:vAlign w:val="center"/>
-          </w:tcPr>
-          <w:p>
-            <w:pPr>
-              <w:spacing w:line="288" w:lineRule="auto" w:after="0"/>
-              <w:ind w:firstLine="0"/>
-              <w:jc w:val="center"/>
-            </w:pPr>
-            <w:r/>
-            <w:r>
-              <w:rPr>
-                <w:rFonts w:ascii="Times New Roman" w:hAnsi="Times New Roman" w:eastAsia="宋体"/>
-                <w:b/>
-                <w:color w:val="000000"/>
-                <w:sz w:val="24"/>
-              </w:rPr>
-              <w:t>课程名称</w:t>
-            </w:r>
-          </w:p>
-        </w:tc>
-        <w:tc>
-          <w:tcPr>
-            <w:tcW w:type="dxa" w:w="5200"/>
-            <w:vAlign w:val="center"/>
-          </w:tcPr>
-          <w:p>
-            <w:pPr>
-              <w:spacing w:line="288" w:lineRule="auto" w:after="0"/>
-              <w:ind w:firstLine="0"/>
-              <w:jc w:val="left"/>
-            </w:pPr>
-            <w:r/>
-            <w:r>
-              <w:rPr>
-                <w:rFonts w:ascii="Times New Roman" w:hAnsi="Times New Roman" w:eastAsia="宋体"/>
-                <w:b w:val="0"/>
-                <w:color w:val="000000"/>
-                <w:sz w:val="24"/>
-              </w:rPr>
-              <w:t>计算机建模技术</w:t>
-            </w:r>
-          </w:p>
-        </w:tc>
-      </w:tr>
-      <w:tr>
-        <w:tc>
-          <w:tcPr>
-            <w:tcW w:type="dxa" w:w="2400"/>
-            <w:vAlign w:val="center"/>
-          </w:tcPr>
-          <w:p>
-            <w:pPr>
-              <w:spacing w:line="288" w:lineRule="auto" w:after="0"/>
-              <w:ind w:firstLine="0"/>
-              <w:jc w:val="center"/>
-            </w:pPr>
-            <w:r/>
-            <w:r>
-              <w:rPr>
-                <w:rFonts w:ascii="Times New Roman" w:hAnsi="Times New Roman" w:eastAsia="宋体"/>
-                <w:b/>
-                <w:color w:val="000000"/>
-                <w:sz w:val="24"/>
-              </w:rPr>
-              <w:t>作业题目</w:t>
-            </w:r>
-          </w:p>
-        </w:tc>
-        <w:tc>
-          <w:tcPr>
-            <w:tcW w:type="dxa" w:w="5200"/>
-            <w:vAlign w:val="center"/>
-          </w:tcPr>
-          <w:p>
-            <w:pPr>
-              <w:spacing w:line="288" w:lineRule="auto" w:after="0"/>
-              <w:ind w:firstLine="0"/>
-              <w:jc w:val="left"/>
-            </w:pPr>
-            <w:r/>
-            <w:r>
-              <w:rPr>
-                <w:rFonts w:ascii="Times New Roman" w:hAnsi="Times New Roman" w:eastAsia="宋体"/>
-                <w:b w:val="0"/>
-                <w:color w:val="000000"/>
-                <w:sz w:val="24"/>
-              </w:rPr>
-              <w:t>题目一：疫情传播模型与预测模型方法</w:t>
-            </w:r>
-          </w:p>
-        </w:tc>
-      </w:tr>
-      <w:tr>
-        <w:tc>
-          <w:tcPr>
-            <w:tcW w:type="dxa" w:w="2400"/>
-            <w:vAlign w:val="center"/>
-          </w:tcPr>
-          <w:p>
-            <w:pPr>
-              <w:spacing w:line="288" w:lineRule="auto" w:after="0"/>
-              <w:ind w:firstLine="0"/>
-              <w:jc w:val="center"/>
-            </w:pPr>
-            <w:r/>
-            <w:r>
-              <w:rPr>
-                <w:rFonts w:ascii="Times New Roman" w:hAnsi="Times New Roman" w:eastAsia="宋体"/>
-                <w:b/>
-                <w:color w:val="000000"/>
-                <w:sz w:val="24"/>
-              </w:rPr>
-              <w:t>学号</w:t>
-            </w:r>
-          </w:p>
-        </w:tc>
-        <w:tc>
-          <w:tcPr>
-            <w:tcW w:type="dxa" w:w="5200"/>
-            <w:vAlign w:val="center"/>
-          </w:tcPr>
-          <w:p>
-            <w:pPr>
-              <w:spacing w:line="288" w:lineRule="auto" w:after="0"/>
-              <w:ind w:firstLine="0"/>
-              <w:jc w:val="left"/>
-            </w:pPr>
-            <w:r/>
-            <w:r>
-              <w:rPr>
-                <w:rFonts w:ascii="Times New Roman" w:hAnsi="Times New Roman" w:eastAsia="宋体"/>
-                <w:b w:val="0"/>
-                <w:color w:val="000000"/>
-                <w:sz w:val="24"/>
-              </w:rPr>
-              <w:t>1030424322</w:t>
-            </w:r>
-          </w:p>
-        </w:tc>
-      </w:tr>
-      <w:tr>
-        <w:tc>
-          <w:tcPr>
-            <w:tcW w:type="dxa" w:w="2400"/>
-            <w:vAlign w:val="center"/>
-          </w:tcPr>
-          <w:p>
-            <w:pPr>
-              <w:spacing w:line="288" w:lineRule="auto" w:after="0"/>
-              <w:ind w:firstLine="0"/>
-              <w:jc w:val="center"/>
-            </w:pPr>
-            <w:r/>
-            <w:r>
-              <w:rPr>
-                <w:rFonts w:ascii="Times New Roman" w:hAnsi="Times New Roman" w:eastAsia="宋体"/>
-                <w:b/>
-                <w:color w:val="000000"/>
-                <w:sz w:val="24"/>
-              </w:rPr>
-              <w:t>姓名</w:t>
-            </w:r>
-          </w:p>
-        </w:tc>
-        <w:tc>
-          <w:tcPr>
-            <w:tcW w:type="dxa" w:w="5200"/>
-            <w:vAlign w:val="center"/>
-          </w:tcPr>
-          <w:p>
-            <w:pPr>
-              <w:spacing w:line="288" w:lineRule="auto" w:after="0"/>
-              <w:ind w:firstLine="0"/>
-              <w:jc w:val="left"/>
-            </w:pPr>
-            <w:r/>
-            <w:r>
-              <w:rPr>
-                <w:rFonts w:ascii="Times New Roman" w:hAnsi="Times New Roman" w:eastAsia="宋体"/>
-                <w:b w:val="0"/>
-                <w:color w:val="000000"/>
-                <w:sz w:val="24"/>
-              </w:rPr>
-              <w:t>解宝赛</w:t>
-            </w:r>
-          </w:p>
-        </w:tc>
-      </w:tr>
-      <w:tr>
-        <w:tc>
-          <w:tcPr>
-            <w:tcW w:type="dxa" w:w="2400"/>
-            <w:vAlign w:val="center"/>
-          </w:tcPr>
-          <w:p>
-            <w:pPr>
-              <w:spacing w:line="288" w:lineRule="auto" w:after="0"/>
-              <w:ind w:firstLine="0"/>
-              <w:jc w:val="center"/>
-            </w:pPr>
-            <w:r/>
-            <w:r>
-              <w:rPr>
-                <w:rFonts w:ascii="Times New Roman" w:hAnsi="Times New Roman" w:eastAsia="宋体"/>
-                <w:b/>
-                <w:color w:val="000000"/>
-                <w:sz w:val="24"/>
-              </w:rPr>
-              <w:t>完成日期</w:t>
-            </w:r>
-          </w:p>
-        </w:tc>
-        <w:tc>
-          <w:tcPr>
-            <w:tcW w:type="dxa" w:w="5200"/>
-            <w:vAlign w:val="center"/>
-          </w:tcPr>
-          <w:p>
-            <w:pPr>
-              <w:spacing w:line="288" w:lineRule="auto" w:after="0"/>
-              <w:ind w:firstLine="0"/>
-              <w:jc w:val="left"/>
-            </w:pPr>
-            <w:r/>
-            <w:r>
-              <w:rPr>
-                <w:rFonts w:ascii="Times New Roman" w:hAnsi="Times New Roman" w:eastAsia="宋体"/>
-                <w:b w:val="0"/>
-                <w:color w:val="000000"/>
-                <w:sz w:val="24"/>
-              </w:rPr>
-              <w:t>2026-06-22</w:t>
-            </w:r>
-          </w:p>
-        </w:tc>
-      </w:tr>
-    </w:tbl>
+      </w:pPr>
+      <w:r>
+        <w:rPr>
+          <w:rFonts w:ascii="Times New Roman" w:hAnsi="Times New Roman" w:eastAsia="宋体"/>
+          <w:b w:val="0"/>
+          <w:color w:val="000000"/>
+          <w:sz w:val="28"/>
+        </w:rPr>
+        <w:t>课程名称：计算机建模技术</w:t>
+      </w:r>
+    </w:p>
+    <w:p>
+      <w:pPr>
+        <w:spacing w:line="360" w:lineRule="auto"/>
+        <w:ind w:firstLine="0"/>
+        <w:jc w:val="center"/>
+      </w:pPr>
+      <w:r>
+        <w:rPr>
+          <w:rFonts w:ascii="Times New Roman" w:hAnsi="Times New Roman" w:eastAsia="宋体"/>
+          <w:b w:val="0"/>
+          <w:color w:val="000000"/>
+          <w:sz w:val="28"/>
+        </w:rPr>
+        <w:t>作业题目：题目一：疫情传播模型与预测模型方法</w:t>
+      </w:r>
+    </w:p>
+    <w:p>
+      <w:pPr>
+        <w:spacing w:line="360" w:lineRule="auto"/>
+        <w:ind w:firstLine="0"/>
+        <w:jc w:val="center"/>
+      </w:pPr>
+      <w:r>
+        <w:rPr>
+          <w:rFonts w:ascii="Times New Roman" w:hAnsi="Times New Roman" w:eastAsia="宋体"/>
+          <w:b w:val="0"/>
+          <w:color w:val="000000"/>
+          <w:sz w:val="28"/>
+        </w:rPr>
+        <w:t>学号：1030424322</w:t>
+      </w:r>
+    </w:p>
+    <w:p>
+      <w:pPr>
+        <w:spacing w:line="360" w:lineRule="auto"/>
+        <w:ind w:firstLine="0"/>
+        <w:jc w:val="center"/>
+      </w:pPr>
+      <w:r>
+        <w:rPr>
+          <w:rFonts w:ascii="Times New Roman" w:hAnsi="Times New Roman" w:eastAsia="宋体"/>
+          <w:b w:val="0"/>
+          <w:color w:val="000000"/>
+          <w:sz w:val="28"/>
+        </w:rPr>
+        <w:t>姓名：解宝赛</w:t>
+      </w:r>
+    </w:p>
+    <w:p>
+      <w:pPr>
+        <w:spacing w:line="360" w:lineRule="auto"/>
+        <w:ind w:firstLine="0"/>
+        <w:jc w:val="center"/>
+      </w:pPr>
+      <w:r>
+        <w:rPr>
+          <w:rFonts w:ascii="Times New Roman" w:hAnsi="Times New Roman" w:eastAsia="宋体"/>
+          <w:b w:val="0"/>
+          <w:color w:val="000000"/>
+          <w:sz w:val="28"/>
+        </w:rPr>
+        <w:t>完成日期：2026-06-25</w:t>
+      </w:r>
+    </w:p>
     <w:p>
       <w:pPr>
         <w:sectPr>
@@ -315,6 +143,7 @@
         <w:pStyle w:val="Heading1"/>
       </w:pPr>
       <w:r/>
+      <w:bookmarkStart w:id="1" w:name="bm_3ae14696f82a547c"/>
       <w:r>
         <w:rPr>
           <w:rFonts w:ascii="Times New Roman" w:hAnsi="Times New Roman" w:eastAsia="黑体"/>
@@ -324,10 +153,12 @@
         </w:rPr>
         <w:t>摘要</w:t>
       </w:r>
+      <w:bookmarkEnd w:id="1"/>
     </w:p>
     <w:p>
       <w:pPr>
         <w:pStyle w:val="BodyText"/>
+        <w:jc w:val="left"/>
       </w:pPr>
       <w:r>
         <w:rPr>
@@ -335,33 +166,7 @@
           <w:color w:val="000000"/>
           <w:sz w:val="24"/>
         </w:rPr>
-        <w:t>本研究围绕课程题目一“疫情传播模型与预测模型方法”，使用 Johns Hopkins University CSSE COVID-19 全球时间序列数据，以中国大陆为主要分析对象，构建传染病动力学模型与机器学习预测模型。数据口径明确排除 JHU China 条目中的 Hong Kong、Macau、Taiwan 和 Unknown，因此区域趋势图与 Top 10 省份表均表示中国大陆省级记录。样本时间范围为 2020-01-22 至 2023-03-09，末期累计确诊 502,088 例，累计死亡 5,273 例。研究首先将累计确诊、死亡、治愈序列转换为每日新增序列，并对负新增值进行 0 截断；随后绘制累计趋势、每日新增趋势、省份传播趋势和 Top 10 省份对比图。</w:t>
-      </w:r>
-    </w:p>
-    <w:p>
-      <w:pPr>
-        <w:pStyle w:val="BodyText"/>
-      </w:pPr>
-      <w:r>
-        <w:rPr>
-          <w:rFonts w:ascii="Times New Roman" w:hAnsi="Times New Roman" w:eastAsia="宋体"/>
-          <w:color w:val="000000"/>
-          <w:sz w:val="24"/>
-        </w:rPr>
-        <w:t>模型部分包括固定参数 SIR、时变参数 SIR，以及 Naive persistence、LinearRegression、RandomForestRegressor、GradientBoostingRegressor 等机器学习模型。固定参数 SIR 用于解释感染率、移除率与基本再生数的含义；时变参数 SIR 被定位为基于历史数据反推参数后的描述性拟合/重构模型，不把 R² 接近 1 的结果当作测试集预测能力。机器学习模型使用相同时间顺序训练/测试划分，并以 RMSE、MAE、R² 比较预测误差。在每日新增确诊测试集中，NaivePersistence 的 RMSE 为 1,380.615、MAE 为 440.296、R² 为 0.576。</w:t>
-      </w:r>
-    </w:p>
-    <w:p>
-      <w:pPr>
-        <w:pStyle w:val="BodyText"/>
-      </w:pPr>
-      <w:r>
-        <w:rPr>
-          <w:rFonts w:ascii="Times New Roman" w:hAnsi="Times New Roman" w:eastAsia="宋体"/>
-          <w:color w:val="000000"/>
-          <w:sz w:val="24"/>
-        </w:rPr>
-        <w:t>结果表明，SIR 类模型的优势在于机制解释，能够说明接触率降低和移除率提高对传播控制的作用；机器学习模型更适合每日新增的短期数值预测，但对统计口径变化、集中补报、低死亡数波动和 recovered 数据停止更新较敏感。由于 JHU recovered 全球序列可靠更新至 2021-08-04，本文只在该可靠区间内评估 recovered，其未来结果作为可靠区间结束后的短期外推，不与 2023 年 confirmed/deaths 预测混合展示。</w:t>
+        <w:t>本研究围绕“疫情传播模型与预测模型方法”，基于 JHU CSSE COVID-19 时间序列数据，以中国大陆为分析对象，完成数据预处理、区域传播趋势分析、SIR 模型拟合和机器学习短期预测。China 口径中排除 Hong Kong、Macau、Taiwan 和 Unknown；样本时间范围为 2020-01-22 至 2023-03-09，末期累计确诊 502,088 例，累计死亡 5,273 例。模型部分构建固定参数 SIR、时变参数 SIR，并比较 NaivePersistence、LinearRegression、RandomForest 和 GradientBoosting 四类机器学习模型。其中 TimeVaryingSIR 作为历史描述性重构模型解释参数变化，不作为普通测试集预测结果解读。在每日新增确诊测试集中，NaivePersistence 的 RMSE 为 1,380.615、MAE 为 440.296、R² 为 0.576。在中国大陆后期每日新增确诊预测中，NaivePersistence 取得最低 RMSE，说明该阶段序列具有较强短期惯性；复杂模型并不一定稳定优于简单基线。SIR 类模型具有较强机制解释能力；deaths 和 recovered 序列受低计数波动、统计修正和 recovered 停止可靠更新影响较大。本项目源代码、数据处理脚本和实验输出文件可通过 GitHub 仓库获得：https://github.com/3437553621/Covid19-modeling-project。</w:t>
       </w:r>
     </w:p>
     <w:p>
@@ -389,6 +194,7 @@
         <w:pStyle w:val="Heading1"/>
       </w:pPr>
       <w:r/>
+      <w:bookmarkStart w:id="2" w:name="bm_767fa455bb6826f4"/>
       <w:r>
         <w:rPr>
           <w:rFonts w:ascii="Times New Roman" w:hAnsi="Times New Roman" w:eastAsia="黑体"/>
@@ -398,19 +204,29 @@
         </w:rPr>
         <w:t>目录</w:t>
       </w:r>
+      <w:bookmarkEnd w:id="2"/>
     </w:p>
     <w:p>
       <w:pPr>
         <w:spacing w:line="360" w:lineRule="auto"/>
         <w:ind w:firstLine="0"/>
       </w:pPr>
+      <w:hyperlink w:anchor="bm_3ae14696f82a547c">
+        <w:r>
+          <w:rPr>
+            <w:color w:val="0563C1"/>
+            <w:u w:val="single"/>
+          </w:rPr>
+          <w:t>摘要</w:t>
+        </w:r>
+      </w:hyperlink>
       <w:r>
         <w:rPr>
           <w:rFonts w:ascii="Times New Roman" w:hAnsi="Times New Roman" w:eastAsia="宋体"/>
           <w:color w:val="000000"/>
           <w:sz w:val="24"/>
         </w:rPr>
-        <w:t>摘要</w:t>
+        <w:t xml:space="preserve"> ................................ I</w:t>
       </w:r>
     </w:p>
     <w:p>
@@ -418,13 +234,22 @@
         <w:spacing w:line="360" w:lineRule="auto"/>
         <w:ind w:firstLine="0"/>
       </w:pPr>
+      <w:hyperlink w:anchor="bm_be2f0f66f072abd6">
+        <w:r>
+          <w:rPr>
+            <w:color w:val="0563C1"/>
+            <w:u w:val="single"/>
+          </w:rPr>
+          <w:t>一、引言</w:t>
+        </w:r>
+      </w:hyperlink>
       <w:r>
         <w:rPr>
           <w:rFonts w:ascii="Times New Roman" w:hAnsi="Times New Roman" w:eastAsia="宋体"/>
           <w:color w:val="000000"/>
           <w:sz w:val="24"/>
         </w:rPr>
-        <w:t>一、引言</w:t>
+        <w:t xml:space="preserve"> .............................. 1</w:t>
       </w:r>
     </w:p>
     <w:p>
@@ -432,13 +257,22 @@
         <w:spacing w:line="360" w:lineRule="auto"/>
         <w:ind w:firstLine="0"/>
       </w:pPr>
+      <w:hyperlink w:anchor="bm_6cc8f1d59fd3f03f">
+        <w:r>
+          <w:rPr>
+            <w:color w:val="0563C1"/>
+            <w:u w:val="single"/>
+          </w:rPr>
+          <w:t>二、数据来源与预处理</w:t>
+        </w:r>
+      </w:hyperlink>
       <w:r>
         <w:rPr>
           <w:rFonts w:ascii="Times New Roman" w:hAnsi="Times New Roman" w:eastAsia="宋体"/>
           <w:color w:val="000000"/>
           <w:sz w:val="24"/>
         </w:rPr>
-        <w:t>二、数据来源与预处理</w:t>
+        <w:t xml:space="preserve"> ........................ 2</w:t>
       </w:r>
     </w:p>
     <w:p>
@@ -446,13 +280,22 @@
         <w:spacing w:line="360" w:lineRule="auto"/>
         <w:ind w:firstLine="0"/>
       </w:pPr>
+      <w:hyperlink w:anchor="bm_c81f36c665e3c847">
+        <w:r>
+          <w:rPr>
+            <w:color w:val="0563C1"/>
+            <w:u w:val="single"/>
+          </w:rPr>
+          <w:t>三、实验设置</w:t>
+        </w:r>
+      </w:hyperlink>
       <w:r>
         <w:rPr>
           <w:rFonts w:ascii="Times New Roman" w:hAnsi="Times New Roman" w:eastAsia="宋体"/>
           <w:color w:val="000000"/>
           <w:sz w:val="24"/>
         </w:rPr>
-        <w:t>三、实验设置</w:t>
+        <w:t xml:space="preserve"> ............................ 3</w:t>
       </w:r>
     </w:p>
     <w:p>
@@ -460,13 +303,22 @@
         <w:spacing w:line="360" w:lineRule="auto"/>
         <w:ind w:firstLine="0"/>
       </w:pPr>
+      <w:hyperlink w:anchor="bm_acdff31792971715">
+        <w:r>
+          <w:rPr>
+            <w:color w:val="0563C1"/>
+            <w:u w:val="single"/>
+          </w:rPr>
+          <w:t>四、疫情传播规律与区域趋势分析</w:t>
+        </w:r>
+      </w:hyperlink>
       <w:r>
         <w:rPr>
           <w:rFonts w:ascii="Times New Roman" w:hAnsi="Times New Roman" w:eastAsia="宋体"/>
           <w:color w:val="000000"/>
           <w:sz w:val="24"/>
         </w:rPr>
-        <w:t>四、疫情传播规律与区域趋势分析</w:t>
+        <w:t xml:space="preserve"> ................... 4</w:t>
       </w:r>
     </w:p>
     <w:p>
@@ -474,13 +326,22 @@
         <w:spacing w:line="360" w:lineRule="auto"/>
         <w:ind w:firstLine="0"/>
       </w:pPr>
+      <w:hyperlink w:anchor="bm_4ac6a674f4f9eced">
+        <w:r>
+          <w:rPr>
+            <w:color w:val="0563C1"/>
+            <w:u w:val="single"/>
+          </w:rPr>
+          <w:t>五、固定参数 SIR 模型</w:t>
+        </w:r>
+      </w:hyperlink>
       <w:r>
         <w:rPr>
           <w:rFonts w:ascii="Times New Roman" w:hAnsi="Times New Roman" w:eastAsia="宋体"/>
           <w:color w:val="000000"/>
           <w:sz w:val="24"/>
         </w:rPr>
-        <w:t>五、固定参数 SIR 模型</w:t>
+        <w:t xml:space="preserve"> ..................... 8</w:t>
       </w:r>
     </w:p>
     <w:p>
@@ -488,13 +349,22 @@
         <w:spacing w:line="360" w:lineRule="auto"/>
         <w:ind w:firstLine="0"/>
       </w:pPr>
+      <w:hyperlink w:anchor="bm_c7d66c61ecc60220">
+        <w:r>
+          <w:rPr>
+            <w:color w:val="0563C1"/>
+            <w:u w:val="single"/>
+          </w:rPr>
+          <w:t>六、时变参数 SIR 模型</w:t>
+        </w:r>
+      </w:hyperlink>
       <w:r>
         <w:rPr>
           <w:rFonts w:ascii="Times New Roman" w:hAnsi="Times New Roman" w:eastAsia="宋体"/>
           <w:color w:val="000000"/>
           <w:sz w:val="24"/>
         </w:rPr>
-        <w:t>六、时变参数 SIR 模型</w:t>
+        <w:t xml:space="preserve"> ..................... 10</w:t>
       </w:r>
     </w:p>
     <w:p>
@@ -502,13 +372,22 @@
         <w:spacing w:line="360" w:lineRule="auto"/>
         <w:ind w:firstLine="0"/>
       </w:pPr>
+      <w:hyperlink w:anchor="bm_27c05197194c074b">
+        <w:r>
+          <w:rPr>
+            <w:color w:val="0563C1"/>
+            <w:u w:val="single"/>
+          </w:rPr>
+          <w:t>七、机器学习每日新增预测模型</w:t>
+        </w:r>
+      </w:hyperlink>
       <w:r>
         <w:rPr>
           <w:rFonts w:ascii="Times New Roman" w:hAnsi="Times New Roman" w:eastAsia="宋体"/>
           <w:color w:val="000000"/>
           <w:sz w:val="24"/>
         </w:rPr>
-        <w:t>七、机器学习每日新增预测模型</w:t>
+        <w:t xml:space="preserve"> .................... 12</w:t>
       </w:r>
     </w:p>
     <w:p>
@@ -516,13 +395,22 @@
         <w:spacing w:line="360" w:lineRule="auto"/>
         <w:ind w:firstLine="0"/>
       </w:pPr>
+      <w:hyperlink w:anchor="bm_085ec5c2bafaddad">
+        <w:r>
+          <w:rPr>
+            <w:color w:val="0563C1"/>
+            <w:u w:val="single"/>
+          </w:rPr>
+          <w:t>八、同窗口舱室变量对比实验</w:t>
+        </w:r>
+      </w:hyperlink>
       <w:r>
         <w:rPr>
           <w:rFonts w:ascii="Times New Roman" w:hAnsi="Times New Roman" w:eastAsia="宋体"/>
           <w:color w:val="000000"/>
           <w:sz w:val="24"/>
         </w:rPr>
-        <w:t>八、同窗口舱室变量对比实验</w:t>
+        <w:t xml:space="preserve"> ..................... 16</w:t>
       </w:r>
     </w:p>
     <w:p>
@@ -530,13 +418,22 @@
         <w:spacing w:line="360" w:lineRule="auto"/>
         <w:ind w:firstLine="0"/>
       </w:pPr>
+      <w:hyperlink w:anchor="bm_cd7c675f2557e4a4">
+        <w:r>
+          <w:rPr>
+            <w:color w:val="0563C1"/>
+            <w:u w:val="single"/>
+          </w:rPr>
+          <w:t>九、未来 7 天和 14 天预测</w:t>
+        </w:r>
+      </w:hyperlink>
       <w:r>
         <w:rPr>
           <w:rFonts w:ascii="Times New Roman" w:hAnsi="Times New Roman" w:eastAsia="宋体"/>
           <w:color w:val="000000"/>
           <w:sz w:val="24"/>
         </w:rPr>
-        <w:t>九、未来 7 天和 14 天预测</w:t>
+        <w:t xml:space="preserve"> .................. 18</w:t>
       </w:r>
     </w:p>
     <w:p>
@@ -544,13 +441,22 @@
         <w:spacing w:line="360" w:lineRule="auto"/>
         <w:ind w:firstLine="0"/>
       </w:pPr>
+      <w:hyperlink w:anchor="bm_3911d97c9bce7cb1">
+        <w:r>
+          <w:rPr>
+            <w:color w:val="0563C1"/>
+            <w:u w:val="single"/>
+          </w:rPr>
+          <w:t>十、模型对比分析</w:t>
+        </w:r>
+      </w:hyperlink>
       <w:r>
         <w:rPr>
           <w:rFonts w:ascii="Times New Roman" w:hAnsi="Times New Roman" w:eastAsia="宋体"/>
           <w:color w:val="000000"/>
           <w:sz w:val="24"/>
         </w:rPr>
-        <w:t>十、模型对比分析</w:t>
+        <w:t xml:space="preserve"> .......................... 20</w:t>
       </w:r>
     </w:p>
     <w:p>
@@ -558,13 +464,22 @@
         <w:spacing w:line="360" w:lineRule="auto"/>
         <w:ind w:firstLine="0"/>
       </w:pPr>
+      <w:hyperlink w:anchor="bm_0698dd7e560c4b96">
+        <w:r>
+          <w:rPr>
+            <w:color w:val="0563C1"/>
+            <w:u w:val="single"/>
+          </w:rPr>
+          <w:t>十一、结论与不足</w:t>
+        </w:r>
+      </w:hyperlink>
       <w:r>
         <w:rPr>
           <w:rFonts w:ascii="Times New Roman" w:hAnsi="Times New Roman" w:eastAsia="宋体"/>
           <w:color w:val="000000"/>
           <w:sz w:val="24"/>
         </w:rPr>
-        <w:t>十一、结论与不足</w:t>
+        <w:t xml:space="preserve"> .......................... 21</w:t>
       </w:r>
     </w:p>
     <w:p>
@@ -572,27 +487,22 @@
         <w:spacing w:line="360" w:lineRule="auto"/>
         <w:ind w:firstLine="0"/>
       </w:pPr>
+      <w:hyperlink w:anchor="bm_fb507f2cb9ee9105">
+        <w:r>
+          <w:rPr>
+            <w:color w:val="0563C1"/>
+            <w:u w:val="single"/>
+          </w:rPr>
+          <w:t>参考文献</w:t>
+        </w:r>
+      </w:hyperlink>
       <w:r>
         <w:rPr>
           <w:rFonts w:ascii="Times New Roman" w:hAnsi="Times New Roman" w:eastAsia="宋体"/>
           <w:color w:val="000000"/>
           <w:sz w:val="24"/>
         </w:rPr>
-        <w:t>参考文献</w:t>
-      </w:r>
-    </w:p>
-    <w:p>
-      <w:pPr>
-        <w:spacing w:line="360" w:lineRule="auto"/>
-        <w:ind w:firstLine="0"/>
-      </w:pPr>
-      <w:r>
-        <w:rPr>
-          <w:rFonts w:ascii="Times New Roman" w:hAnsi="Times New Roman" w:eastAsia="宋体"/>
-          <w:color w:val="000000"/>
-          <w:sz w:val="24"/>
-        </w:rPr>
-        <w:t>附录：核心代码说明</w:t>
+        <w:t xml:space="preserve"> .............................. 22</w:t>
       </w:r>
     </w:p>
     <w:p>
@@ -612,6 +522,7 @@
         <w:pStyle w:val="Heading1"/>
       </w:pPr>
       <w:r/>
+      <w:bookmarkStart w:id="3" w:name="bm_be2f0f66f072abd6"/>
       <w:r>
         <w:rPr>
           <w:rFonts w:ascii="Times New Roman" w:hAnsi="Times New Roman" w:eastAsia="黑体"/>
@@ -621,10 +532,12 @@
         </w:rPr>
         <w:t>一、引言</w:t>
       </w:r>
+      <w:bookmarkEnd w:id="3"/>
     </w:p>
     <w:p>
       <w:pPr>
         <w:pStyle w:val="BodyText"/>
+        <w:jc w:val="left"/>
       </w:pPr>
       <w:r>
         <w:rPr>
@@ -638,6 +551,7 @@
     <w:p>
       <w:pPr>
         <w:pStyle w:val="BodyText"/>
+        <w:jc w:val="left"/>
       </w:pPr>
       <w:r>
         <w:rPr>
@@ -645,12 +559,13 @@
           <w:color w:val="000000"/>
           <w:sz w:val="24"/>
         </w:rPr>
-        <w:t>因此，本研究采用两条互补路线：一是使用 SIR 及其时变参数形式解释传播机制；二是使用多种机器学习回归模型学习每日新增序列的短期规律。前者强调 beta、gamma、R0 等参数的流行病学含义，后者强调滞后特征、滚动统计特征与日历特征对短期预测的贡献。</w:t>
+        <w:t>因此，本研究采用两条互补路线：一是使用 SIR 及其时变参数形式解释传播机制；二是使用多种机器学习回归模型学习每日新增序列的短期规律。前者强调 β、γ、R0 等参数的流行病学含义，后者强调滞后特征、滚动统计特征与日历特征对短期预测的贡献。</w:t>
       </w:r>
     </w:p>
     <w:p>
       <w:pPr>
         <w:pStyle w:val="BodyText"/>
+        <w:jc w:val="left"/>
       </w:pPr>
       <w:r>
         <w:rPr>
@@ -658,7 +573,7 @@
           <w:color w:val="000000"/>
           <w:sz w:val="24"/>
         </w:rPr>
-        <w:t>与只展示单一模型不同，本研究保留 Naive persistence baseline，并加入 LinearRegression、RandomForestRegressor 和 GradientBoostingRegressor。Naive baseline 代表最简单的“明天等于今天”假设，是判断复杂模型是否真正有效的最低参照；线性回归提供可解释的线性基线；随机森林和梯度提升树用于刻画非线性关系。</w:t>
+        <w:t>与只展示单一模型不同，本研究保留 Naive persistence baseline，并加入 LinearRegression、RandomForestRegressor 和 GradientBoostingRegressor。Naive baseline 表示‘明天等于今天’的简单惯性假设，是判断复杂模型是否真正有效的最低参照；线性回归提供可解释的线性基线；随机森林和梯度提升树用于刻画非线性关系。</w:t>
       </w:r>
     </w:p>
     <w:p>
@@ -666,6 +581,7 @@
         <w:pStyle w:val="Heading1"/>
       </w:pPr>
       <w:r/>
+      <w:bookmarkStart w:id="4" w:name="bm_6cc8f1d59fd3f03f"/>
       <w:r>
         <w:rPr>
           <w:rFonts w:ascii="Times New Roman" w:hAnsi="Times New Roman" w:eastAsia="黑体"/>
@@ -675,10 +591,12 @@
         </w:rPr>
         <w:t>二、数据来源与预处理</w:t>
       </w:r>
+      <w:bookmarkEnd w:id="4"/>
     </w:p>
     <w:p>
       <w:pPr>
         <w:pStyle w:val="BodyText"/>
+        <w:jc w:val="left"/>
       </w:pPr>
       <w:r>
         <w:rPr>
@@ -692,6 +610,7 @@
     <w:p>
       <w:pPr>
         <w:pStyle w:val="BodyText"/>
+        <w:jc w:val="left"/>
       </w:pPr>
       <w:r>
         <w:rPr>
@@ -704,22 +623,28 @@
     </w:p>
     <w:p>
       <w:pPr>
-        <w:spacing w:line="360" w:lineRule="auto"/>
+        <w:spacing w:line="360" w:lineRule="auto" w:before="60" w:after="60"/>
         <w:ind w:firstLine="0"/>
         <w:jc w:val="center"/>
       </w:pPr>
+      <m:oMath>
+        <m:r>
+          <m:t>daily_new_t = max(cumulative_t - cumulative_{t-1}, 0)</m:t>
+        </m:r>
+      </m:oMath>
       <w:r>
         <w:rPr>
-          <w:rFonts w:ascii="Cambria Math" w:hAnsi="Cambria Math" w:eastAsia="Cambria Math"/>
+          <w:rFonts w:ascii="Times New Roman" w:hAnsi="Times New Roman" w:eastAsia="宋体"/>
           <w:color w:val="000000"/>
           <w:sz w:val="24"/>
         </w:rPr>
-        <w:t>daily_new_t = max(cumulative_t - cumulative_{t-1}, 0)    （1）</w:t>
+        <w:t xml:space="preserve">    （1）</w:t>
       </w:r>
     </w:p>
     <w:p>
       <w:pPr>
         <w:pStyle w:val="BodyText"/>
+        <w:jc w:val="left"/>
       </w:pPr>
       <w:r>
         <w:rPr>
@@ -1052,6 +977,7 @@
         <w:pStyle w:val="Heading1"/>
       </w:pPr>
       <w:r/>
+      <w:bookmarkStart w:id="5" w:name="bm_c81f36c665e3c847"/>
       <w:r>
         <w:rPr>
           <w:rFonts w:ascii="Times New Roman" w:hAnsi="Times New Roman" w:eastAsia="黑体"/>
@@ -1061,10 +987,12 @@
         </w:rPr>
         <w:t>三、实验设置</w:t>
       </w:r>
+      <w:bookmarkEnd w:id="5"/>
     </w:p>
     <w:p>
       <w:pPr>
         <w:pStyle w:val="BodyText"/>
+        <w:jc w:val="left"/>
       </w:pPr>
       <w:r>
         <w:rPr>
@@ -1077,47 +1005,62 @@
     </w:p>
     <w:p>
       <w:pPr>
-        <w:spacing w:line="360" w:lineRule="auto"/>
+        <w:spacing w:line="360" w:lineRule="auto" w:before="60" w:after="60"/>
         <w:ind w:firstLine="0"/>
         <w:jc w:val="center"/>
       </w:pPr>
+      <m:oMath>
+        <m:r>
+          <m:t>RMSE = sqrt((1/n) Σ(y_i - ŷ_i)^2)</m:t>
+        </m:r>
+      </m:oMath>
       <w:r>
         <w:rPr>
-          <w:rFonts w:ascii="Cambria Math" w:hAnsi="Cambria Math" w:eastAsia="Cambria Math"/>
+          <w:rFonts w:ascii="Times New Roman" w:hAnsi="Times New Roman" w:eastAsia="宋体"/>
           <w:color w:val="000000"/>
           <w:sz w:val="24"/>
         </w:rPr>
-        <w:t>RMSE = sqrt((1/n) Σ(y_i - ŷ_i)^2)    （2）</w:t>
+        <w:t xml:space="preserve">    （2）</w:t>
       </w:r>
     </w:p>
     <w:p>
       <w:pPr>
-        <w:spacing w:line="360" w:lineRule="auto"/>
+        <w:spacing w:line="360" w:lineRule="auto" w:before="60" w:after="60"/>
         <w:ind w:firstLine="0"/>
         <w:jc w:val="center"/>
       </w:pPr>
+      <m:oMath>
+        <m:r>
+          <m:t>MAE = (1/n) Σ|y_i - ŷ_i|</m:t>
+        </m:r>
+      </m:oMath>
       <w:r>
         <w:rPr>
-          <w:rFonts w:ascii="Cambria Math" w:hAnsi="Cambria Math" w:eastAsia="Cambria Math"/>
+          <w:rFonts w:ascii="Times New Roman" w:hAnsi="Times New Roman" w:eastAsia="宋体"/>
           <w:color w:val="000000"/>
           <w:sz w:val="24"/>
         </w:rPr>
-        <w:t>MAE = (1/n) Σ|y_i - ŷ_i|    （3）</w:t>
+        <w:t xml:space="preserve">    （3）</w:t>
       </w:r>
     </w:p>
     <w:p>
       <w:pPr>
-        <w:spacing w:line="360" w:lineRule="auto"/>
+        <w:spacing w:line="360" w:lineRule="auto" w:before="60" w:after="60"/>
         <w:ind w:firstLine="0"/>
         <w:jc w:val="center"/>
       </w:pPr>
+      <m:oMath>
+        <m:r>
+          <m:t>R² = 1 - Σ(y_i - ŷ_i)^2 / Σ(y_i - ȳ)^2</m:t>
+        </m:r>
+      </m:oMath>
       <w:r>
         <w:rPr>
-          <w:rFonts w:ascii="Cambria Math" w:hAnsi="Cambria Math" w:eastAsia="Cambria Math"/>
+          <w:rFonts w:ascii="Times New Roman" w:hAnsi="Times New Roman" w:eastAsia="宋体"/>
           <w:color w:val="000000"/>
           <w:sz w:val="24"/>
         </w:rPr>
-        <w:t>R² = 1 - Σ(y_i - ŷ_i)^2 / Σ(y_i - ȳ)^2    （4）</w:t>
+        <w:t xml:space="preserve">    （4）</w:t>
       </w:r>
     </w:p>
     <w:p>
@@ -1862,6 +1805,7 @@
     <w:p>
       <w:pPr>
         <w:pStyle w:val="BodyText"/>
+        <w:jc w:val="left"/>
       </w:pPr>
       <w:r>
         <w:rPr>
@@ -1877,6 +1821,7 @@
         <w:pStyle w:val="Heading1"/>
       </w:pPr>
       <w:r/>
+      <w:bookmarkStart w:id="6" w:name="bm_acdff31792971715"/>
       <w:r>
         <w:rPr>
           <w:rFonts w:ascii="Times New Roman" w:hAnsi="Times New Roman" w:eastAsia="黑体"/>
@@ -1886,10 +1831,12 @@
         </w:rPr>
         <w:t>四、疫情传播规律与区域趋势分析</w:t>
       </w:r>
+      <w:bookmarkEnd w:id="6"/>
     </w:p>
     <w:p>
       <w:pPr>
         <w:pStyle w:val="BodyText"/>
+        <w:jc w:val="left"/>
       </w:pPr>
       <w:r>
         <w:rPr>
@@ -1902,37 +1849,122 @@
     </w:p>
     <w:p>
       <w:pPr>
-        <w:spacing w:line="360" w:lineRule="auto"/>
+        <w:spacing w:before="120" w:after="0"/>
         <w:ind w:firstLine="0"/>
+        <w:jc w:val="center"/>
       </w:pPr>
       <w:r>
-        <w:rPr>
-          <w:rFonts w:ascii="Times New Roman" w:hAnsi="Times New Roman" w:eastAsia="宋体"/>
-          <w:b w:val="0"/>
-          <w:color w:val="000000"/>
-          <w:sz w:val="24"/>
-        </w:rPr>
-        <w:t>图片缺失：outputs/figures/china_mainland_cumulative_trends.png</w:t>
+        <w:drawing>
+          <wp:inline xmlns:a="http://schemas.openxmlformats.org/drawingml/2006/main" xmlns:pic="http://schemas.openxmlformats.org/drawingml/2006/picture">
+            <wp:extent cx="5472000" cy="2736000"/>
+            <wp:docPr id="1" name="Picture 1"/>
+            <wp:cNvGraphicFramePr>
+              <a:graphicFrameLocks noChangeAspect="1"/>
+            </wp:cNvGraphicFramePr>
+            <a:graphic>
+              <a:graphicData uri="http://schemas.openxmlformats.org/drawingml/2006/picture">
+                <pic:pic>
+                  <pic:nvPicPr>
+                    <pic:cNvPr id="0" name="china_mainland_cumulative_trends.png"/>
+                    <pic:cNvPicPr/>
+                  </pic:nvPicPr>
+                  <pic:blipFill>
+                    <a:blip r:embed="rId11"/>
+                    <a:stretch>
+                      <a:fillRect/>
+                    </a:stretch>
+                  </pic:blipFill>
+                  <pic:spPr>
+                    <a:xfrm>
+                      <a:off x="0" y="0"/>
+                      <a:ext cx="5472000" cy="2736000"/>
+                    </a:xfrm>
+                    <a:prstGeom prst="rect"/>
+                  </pic:spPr>
+                </pic:pic>
+              </a:graphicData>
+            </a:graphic>
+          </wp:inline>
+        </w:drawing>
       </w:r>
     </w:p>
     <w:p>
       <w:pPr>
-        <w:spacing w:line="360" w:lineRule="auto"/>
+        <w:spacing w:before="60" w:after="120"/>
         <w:ind w:firstLine="0"/>
+        <w:jc w:val="center"/>
       </w:pPr>
       <w:r>
         <w:rPr>
-          <w:rFonts w:ascii="Times New Roman" w:hAnsi="Times New Roman" w:eastAsia="宋体"/>
-          <w:b w:val="0"/>
+          <w:rFonts w:ascii="Times New Roman" w:hAnsi="Times New Roman" w:eastAsia="黑体"/>
+          <w:b/>
           <w:color w:val="000000"/>
-          <w:sz w:val="24"/>
+          <w:sz w:val="21"/>
         </w:rPr>
-        <w:t>图片缺失：outputs/figures/china_mainland_daily_trends.png</w:t>
+        <w:t>图 1 中国大陆累计确诊、死亡、治愈趋势</w:t>
+      </w:r>
+    </w:p>
+    <w:p>
+      <w:pPr>
+        <w:spacing w:before="120" w:after="0"/>
+        <w:ind w:firstLine="0"/>
+        <w:jc w:val="center"/>
+      </w:pPr>
+      <w:r>
+        <w:drawing>
+          <wp:inline xmlns:a="http://schemas.openxmlformats.org/drawingml/2006/main" xmlns:pic="http://schemas.openxmlformats.org/drawingml/2006/picture">
+            <wp:extent cx="5472000" cy="2736000"/>
+            <wp:docPr id="2" name="Picture 2"/>
+            <wp:cNvGraphicFramePr>
+              <a:graphicFrameLocks noChangeAspect="1"/>
+            </wp:cNvGraphicFramePr>
+            <a:graphic>
+              <a:graphicData uri="http://schemas.openxmlformats.org/drawingml/2006/picture">
+                <pic:pic>
+                  <pic:nvPicPr>
+                    <pic:cNvPr id="0" name="china_mainland_daily_trends.png"/>
+                    <pic:cNvPicPr/>
+                  </pic:nvPicPr>
+                  <pic:blipFill>
+                    <a:blip r:embed="rId12"/>
+                    <a:stretch>
+                      <a:fillRect/>
+                    </a:stretch>
+                  </pic:blipFill>
+                  <pic:spPr>
+                    <a:xfrm>
+                      <a:off x="0" y="0"/>
+                      <a:ext cx="5472000" cy="2736000"/>
+                    </a:xfrm>
+                    <a:prstGeom prst="rect"/>
+                  </pic:spPr>
+                </pic:pic>
+              </a:graphicData>
+            </a:graphic>
+          </wp:inline>
+        </w:drawing>
+      </w:r>
+    </w:p>
+    <w:p>
+      <w:pPr>
+        <w:spacing w:before="60" w:after="120"/>
+        <w:ind w:firstLine="0"/>
+        <w:jc w:val="center"/>
+      </w:pPr>
+      <w:r>
+        <w:rPr>
+          <w:rFonts w:ascii="Times New Roman" w:hAnsi="Times New Roman" w:eastAsia="黑体"/>
+          <w:b/>
+          <w:color w:val="000000"/>
+          <w:sz w:val="21"/>
+        </w:rPr>
+        <w:t>图 2 中国大陆每日新增确诊、死亡、治愈趋势</w:t>
       </w:r>
     </w:p>
     <w:p>
       <w:pPr>
         <w:pStyle w:val="BodyText"/>
+        <w:jc w:val="left"/>
       </w:pPr>
       <w:r>
         <w:rPr>
@@ -1953,7 +1985,7 @@
         <w:drawing>
           <wp:inline xmlns:a="http://schemas.openxmlformats.org/drawingml/2006/main" xmlns:pic="http://schemas.openxmlformats.org/drawingml/2006/picture">
             <wp:extent cx="5472000" cy="2736000"/>
-            <wp:docPr id="1" name="Picture 1"/>
+            <wp:docPr id="3" name="Picture 3"/>
             <wp:cNvGraphicFramePr>
               <a:graphicFrameLocks noChangeAspect="1"/>
             </wp:cNvGraphicFramePr>
@@ -1965,7 +1997,7 @@
                     <pic:cNvPicPr/>
                   </pic:nvPicPr>
                   <pic:blipFill>
-                    <a:blip r:embed="rId11"/>
+                    <a:blip r:embed="rId13"/>
                     <a:stretch>
                       <a:fillRect/>
                     </a:stretch>
@@ -2010,7 +2042,7 @@
         <w:drawing>
           <wp:inline xmlns:a="http://schemas.openxmlformats.org/drawingml/2006/main" xmlns:pic="http://schemas.openxmlformats.org/drawingml/2006/picture">
             <wp:extent cx="5472000" cy="2736000"/>
-            <wp:docPr id="2" name="Picture 2"/>
+            <wp:docPr id="4" name="Picture 4"/>
             <wp:cNvGraphicFramePr>
               <a:graphicFrameLocks noChangeAspect="1"/>
             </wp:cNvGraphicFramePr>
@@ -2022,7 +2054,7 @@
                     <pic:cNvPicPr/>
                   </pic:nvPicPr>
                   <pic:blipFill>
-                    <a:blip r:embed="rId12"/>
+                    <a:blip r:embed="rId14"/>
                     <a:stretch>
                       <a:fillRect/>
                     </a:stretch>
@@ -2067,7 +2099,7 @@
         <w:drawing>
           <wp:inline xmlns:a="http://schemas.openxmlformats.org/drawingml/2006/main" xmlns:pic="http://schemas.openxmlformats.org/drawingml/2006/picture">
             <wp:extent cx="5472000" cy="3283200"/>
-            <wp:docPr id="3" name="Picture 3"/>
+            <wp:docPr id="5" name="Picture 5"/>
             <wp:cNvGraphicFramePr>
               <a:graphicFrameLocks noChangeAspect="1"/>
             </wp:cNvGraphicFramePr>
@@ -2079,7 +2111,7 @@
                     <pic:cNvPicPr/>
                   </pic:nvPicPr>
                   <pic:blipFill>
-                    <a:blip r:embed="rId13"/>
+                    <a:blip r:embed="rId15"/>
                     <a:stretch>
                       <a:fillRect/>
                     </a:stretch>
@@ -2133,21 +2165,21 @@
     <w:tbl>
       <w:tblPr>
         <w:tblStyle w:val="TableGrid"/>
-        <w:tblW w:type="dxa" w:w="7000"/>
+        <w:tblW w:type="dxa" w:w="9100"/>
         <w:jc w:val="center"/>
         <w:tblLayout w:type="fixed"/>
         <w:tblLook w:firstColumn="1" w:firstRow="1" w:lastColumn="0" w:lastRow="0" w:noHBand="0" w:noVBand="1" w:val="04A0"/>
       </w:tblPr>
       <w:tblGrid>
-        <w:gridCol w:w="1900"/>
-        <w:gridCol w:w="900"/>
-        <w:gridCol w:w="2100"/>
-        <w:gridCol w:w="2100"/>
+        <w:gridCol w:w="2200"/>
+        <w:gridCol w:w="2300"/>
+        <w:gridCol w:w="2300"/>
+        <w:gridCol w:w="2300"/>
       </w:tblGrid>
       <w:tr>
         <w:tc>
           <w:tcPr>
-            <w:tcW w:type="dxa" w:w="1900"/>
+            <w:tcW w:type="dxa" w:w="2200"/>
             <w:shd w:fill="F2F2F2"/>
             <w:vAlign w:val="center"/>
           </w:tcPr>
@@ -2171,31 +2203,7 @@
         </w:tc>
         <w:tc>
           <w:tcPr>
-            <w:tcW w:type="dxa" w:w="900"/>
-            <w:shd w:fill="F2F2F2"/>
-            <w:vAlign w:val="center"/>
-          </w:tcPr>
-          <w:p>
-            <w:pPr>
-              <w:spacing w:line="288" w:lineRule="auto" w:after="0"/>
-              <w:ind w:firstLine="0"/>
-              <w:jc w:val="center"/>
-            </w:pPr>
-            <w:r/>
-            <w:r>
-              <w:rPr>
-                <w:rFonts w:ascii="Times New Roman" w:hAnsi="Times New Roman" w:eastAsia="宋体"/>
-                <w:b/>
-                <w:color w:val="000000"/>
-                <w:sz w:val="21"/>
-              </w:rPr>
-              <w:t>天数</w:t>
-            </w:r>
-          </w:p>
-        </w:tc>
-        <w:tc>
-          <w:tcPr>
-            <w:tcW w:type="dxa" w:w="2100"/>
+            <w:tcW w:type="dxa" w:w="2300"/>
             <w:shd w:fill="F2F2F2"/>
             <w:vAlign w:val="center"/>
           </w:tcPr>
@@ -2219,7 +2227,7 @@
         </w:tc>
         <w:tc>
           <w:tcPr>
-            <w:tcW w:type="dxa" w:w="2100"/>
+            <w:tcW w:type="dxa" w:w="2300"/>
             <w:shd w:fill="F2F2F2"/>
             <w:vAlign w:val="center"/>
           </w:tcPr>
@@ -2241,11 +2249,35 @@
             </w:r>
           </w:p>
         </w:tc>
+        <w:tc>
+          <w:tcPr>
+            <w:tcW w:type="dxa" w:w="2300"/>
+            <w:shd w:fill="F2F2F2"/>
+            <w:vAlign w:val="center"/>
+          </w:tcPr>
+          <w:p>
+            <w:pPr>
+              <w:spacing w:line="288" w:lineRule="auto" w:after="0"/>
+              <w:ind w:firstLine="0"/>
+              <w:jc w:val="center"/>
+            </w:pPr>
+            <w:r/>
+            <w:r>
+              <w:rPr>
+                <w:rFonts w:ascii="Times New Roman" w:hAnsi="Times New Roman" w:eastAsia="宋体"/>
+                <w:b/>
+                <w:color w:val="000000"/>
+                <w:sz w:val="21"/>
+              </w:rPr>
+              <w:t>每日新增合计</w:t>
+            </w:r>
+          </w:p>
+        </w:tc>
       </w:tr>
       <w:tr>
         <w:tc>
           <w:tcPr>
-            <w:tcW w:type="dxa" w:w="1900"/>
+            <w:tcW w:type="dxa" w:w="2200"/>
             <w:vAlign w:val="center"/>
           </w:tcPr>
           <w:p>
@@ -2268,7 +2300,7 @@
         </w:tc>
         <w:tc>
           <w:tcPr>
-            <w:tcW w:type="dxa" w:w="900"/>
+            <w:tcW w:type="dxa" w:w="2300"/>
             <w:vAlign w:val="center"/>
           </w:tcPr>
           <w:p>
@@ -2291,7 +2323,7 @@
         </w:tc>
         <w:tc>
           <w:tcPr>
-            <w:tcW w:type="dxa" w:w="2100"/>
+            <w:tcW w:type="dxa" w:w="2300"/>
             <w:vAlign w:val="center"/>
           </w:tcPr>
           <w:p>
@@ -2314,7 +2346,7 @@
         </w:tc>
         <w:tc>
           <w:tcPr>
-            <w:tcW w:type="dxa" w:w="2100"/>
+            <w:tcW w:type="dxa" w:w="2300"/>
             <w:vAlign w:val="center"/>
           </w:tcPr>
           <w:p>
@@ -2339,7 +2371,7 @@
       <w:tr>
         <w:tc>
           <w:tcPr>
-            <w:tcW w:type="dxa" w:w="1900"/>
+            <w:tcW w:type="dxa" w:w="2200"/>
             <w:vAlign w:val="center"/>
           </w:tcPr>
           <w:p>
@@ -2362,7 +2394,7 @@
         </w:tc>
         <w:tc>
           <w:tcPr>
-            <w:tcW w:type="dxa" w:w="900"/>
+            <w:tcW w:type="dxa" w:w="2300"/>
             <w:vAlign w:val="center"/>
           </w:tcPr>
           <w:p>
@@ -2385,7 +2417,7 @@
         </w:tc>
         <w:tc>
           <w:tcPr>
-            <w:tcW w:type="dxa" w:w="2100"/>
+            <w:tcW w:type="dxa" w:w="2300"/>
             <w:vAlign w:val="center"/>
           </w:tcPr>
           <w:p>
@@ -2408,7 +2440,7 @@
         </w:tc>
         <w:tc>
           <w:tcPr>
-            <w:tcW w:type="dxa" w:w="2100"/>
+            <w:tcW w:type="dxa" w:w="2300"/>
             <w:vAlign w:val="center"/>
           </w:tcPr>
           <w:p>
@@ -2433,7 +2465,7 @@
       <w:tr>
         <w:tc>
           <w:tcPr>
-            <w:tcW w:type="dxa" w:w="1900"/>
+            <w:tcW w:type="dxa" w:w="2200"/>
             <w:vAlign w:val="center"/>
           </w:tcPr>
           <w:p>
@@ -2456,7 +2488,7 @@
         </w:tc>
         <w:tc>
           <w:tcPr>
-            <w:tcW w:type="dxa" w:w="900"/>
+            <w:tcW w:type="dxa" w:w="2300"/>
             <w:vAlign w:val="center"/>
           </w:tcPr>
           <w:p>
@@ -2479,7 +2511,7 @@
         </w:tc>
         <w:tc>
           <w:tcPr>
-            <w:tcW w:type="dxa" w:w="2100"/>
+            <w:tcW w:type="dxa" w:w="2300"/>
             <w:vAlign w:val="center"/>
           </w:tcPr>
           <w:p>
@@ -2502,7 +2534,7 @@
         </w:tc>
         <w:tc>
           <w:tcPr>
-            <w:tcW w:type="dxa" w:w="2100"/>
+            <w:tcW w:type="dxa" w:w="2300"/>
             <w:vAlign w:val="center"/>
           </w:tcPr>
           <w:p>
@@ -2527,7 +2559,7 @@
       <w:tr>
         <w:tc>
           <w:tcPr>
-            <w:tcW w:type="dxa" w:w="1900"/>
+            <w:tcW w:type="dxa" w:w="2200"/>
             <w:vAlign w:val="center"/>
           </w:tcPr>
           <w:p>
@@ -2550,7 +2582,7 @@
         </w:tc>
         <w:tc>
           <w:tcPr>
-            <w:tcW w:type="dxa" w:w="900"/>
+            <w:tcW w:type="dxa" w:w="2300"/>
             <w:vAlign w:val="center"/>
           </w:tcPr>
           <w:p>
@@ -2573,7 +2605,7 @@
         </w:tc>
         <w:tc>
           <w:tcPr>
-            <w:tcW w:type="dxa" w:w="2100"/>
+            <w:tcW w:type="dxa" w:w="2300"/>
             <w:vAlign w:val="center"/>
           </w:tcPr>
           <w:p>
@@ -2596,7 +2628,7 @@
         </w:tc>
         <w:tc>
           <w:tcPr>
-            <w:tcW w:type="dxa" w:w="2100"/>
+            <w:tcW w:type="dxa" w:w="2300"/>
             <w:vAlign w:val="center"/>
           </w:tcPr>
           <w:p>
@@ -2621,7 +2653,7 @@
       <w:tr>
         <w:tc>
           <w:tcPr>
-            <w:tcW w:type="dxa" w:w="1900"/>
+            <w:tcW w:type="dxa" w:w="2200"/>
             <w:vAlign w:val="center"/>
           </w:tcPr>
           <w:p>
@@ -2644,7 +2676,7 @@
         </w:tc>
         <w:tc>
           <w:tcPr>
-            <w:tcW w:type="dxa" w:w="900"/>
+            <w:tcW w:type="dxa" w:w="2300"/>
             <w:vAlign w:val="center"/>
           </w:tcPr>
           <w:p>
@@ -2667,7 +2699,7 @@
         </w:tc>
         <w:tc>
           <w:tcPr>
-            <w:tcW w:type="dxa" w:w="2100"/>
+            <w:tcW w:type="dxa" w:w="2300"/>
             <w:vAlign w:val="center"/>
           </w:tcPr>
           <w:p>
@@ -2690,7 +2722,7 @@
         </w:tc>
         <w:tc>
           <w:tcPr>
-            <w:tcW w:type="dxa" w:w="2100"/>
+            <w:tcW w:type="dxa" w:w="2300"/>
             <w:vAlign w:val="center"/>
           </w:tcPr>
           <w:p>
@@ -2715,7 +2747,7 @@
       <w:tr>
         <w:tc>
           <w:tcPr>
-            <w:tcW w:type="dxa" w:w="1900"/>
+            <w:tcW w:type="dxa" w:w="2200"/>
             <w:vAlign w:val="center"/>
           </w:tcPr>
           <w:p>
@@ -2738,7 +2770,7 @@
         </w:tc>
         <w:tc>
           <w:tcPr>
-            <w:tcW w:type="dxa" w:w="900"/>
+            <w:tcW w:type="dxa" w:w="2300"/>
             <w:vAlign w:val="center"/>
           </w:tcPr>
           <w:p>
@@ -2761,7 +2793,7 @@
         </w:tc>
         <w:tc>
           <w:tcPr>
-            <w:tcW w:type="dxa" w:w="2100"/>
+            <w:tcW w:type="dxa" w:w="2300"/>
             <w:vAlign w:val="center"/>
           </w:tcPr>
           <w:p>
@@ -2784,7 +2816,7 @@
         </w:tc>
         <w:tc>
           <w:tcPr>
-            <w:tcW w:type="dxa" w:w="2100"/>
+            <w:tcW w:type="dxa" w:w="2300"/>
             <w:vAlign w:val="center"/>
           </w:tcPr>
           <w:p>
@@ -2809,7 +2841,7 @@
       <w:tr>
         <w:tc>
           <w:tcPr>
-            <w:tcW w:type="dxa" w:w="1900"/>
+            <w:tcW w:type="dxa" w:w="2200"/>
             <w:vAlign w:val="center"/>
           </w:tcPr>
           <w:p>
@@ -2832,7 +2864,7 @@
         </w:tc>
         <w:tc>
           <w:tcPr>
-            <w:tcW w:type="dxa" w:w="900"/>
+            <w:tcW w:type="dxa" w:w="2300"/>
             <w:vAlign w:val="center"/>
           </w:tcPr>
           <w:p>
@@ -2855,7 +2887,7 @@
         </w:tc>
         <w:tc>
           <w:tcPr>
-            <w:tcW w:type="dxa" w:w="2100"/>
+            <w:tcW w:type="dxa" w:w="2300"/>
             <w:vAlign w:val="center"/>
           </w:tcPr>
           <w:p>
@@ -2878,7 +2910,7 @@
         </w:tc>
         <w:tc>
           <w:tcPr>
-            <w:tcW w:type="dxa" w:w="2100"/>
+            <w:tcW w:type="dxa" w:w="2300"/>
             <w:vAlign w:val="center"/>
           </w:tcPr>
           <w:p>
@@ -2903,7 +2935,7 @@
       <w:tr>
         <w:tc>
           <w:tcPr>
-            <w:tcW w:type="dxa" w:w="1900"/>
+            <w:tcW w:type="dxa" w:w="2200"/>
             <w:vAlign w:val="center"/>
           </w:tcPr>
           <w:p>
@@ -2926,7 +2958,7 @@
         </w:tc>
         <w:tc>
           <w:tcPr>
-            <w:tcW w:type="dxa" w:w="900"/>
+            <w:tcW w:type="dxa" w:w="2300"/>
             <w:vAlign w:val="center"/>
           </w:tcPr>
           <w:p>
@@ -2949,7 +2981,7 @@
         </w:tc>
         <w:tc>
           <w:tcPr>
-            <w:tcW w:type="dxa" w:w="2100"/>
+            <w:tcW w:type="dxa" w:w="2300"/>
             <w:vAlign w:val="center"/>
           </w:tcPr>
           <w:p>
@@ -2972,7 +3004,7 @@
         </w:tc>
         <w:tc>
           <w:tcPr>
-            <w:tcW w:type="dxa" w:w="2100"/>
+            <w:tcW w:type="dxa" w:w="2300"/>
             <w:vAlign w:val="center"/>
           </w:tcPr>
           <w:p>
@@ -2997,7 +3029,7 @@
       <w:tr>
         <w:tc>
           <w:tcPr>
-            <w:tcW w:type="dxa" w:w="1900"/>
+            <w:tcW w:type="dxa" w:w="2200"/>
             <w:vAlign w:val="center"/>
           </w:tcPr>
           <w:p>
@@ -3020,7 +3052,7 @@
         </w:tc>
         <w:tc>
           <w:tcPr>
-            <w:tcW w:type="dxa" w:w="900"/>
+            <w:tcW w:type="dxa" w:w="2300"/>
             <w:vAlign w:val="center"/>
           </w:tcPr>
           <w:p>
@@ -3043,7 +3075,7 @@
         </w:tc>
         <w:tc>
           <w:tcPr>
-            <w:tcW w:type="dxa" w:w="2100"/>
+            <w:tcW w:type="dxa" w:w="2300"/>
             <w:vAlign w:val="center"/>
           </w:tcPr>
           <w:p>
@@ -3066,7 +3098,7 @@
         </w:tc>
         <w:tc>
           <w:tcPr>
-            <w:tcW w:type="dxa" w:w="2100"/>
+            <w:tcW w:type="dxa" w:w="2300"/>
             <w:vAlign w:val="center"/>
           </w:tcPr>
           <w:p>
@@ -3091,7 +3123,7 @@
       <w:tr>
         <w:tc>
           <w:tcPr>
-            <w:tcW w:type="dxa" w:w="1900"/>
+            <w:tcW w:type="dxa" w:w="2200"/>
             <w:vAlign w:val="center"/>
           </w:tcPr>
           <w:p>
@@ -3114,7 +3146,7 @@
         </w:tc>
         <w:tc>
           <w:tcPr>
-            <w:tcW w:type="dxa" w:w="900"/>
+            <w:tcW w:type="dxa" w:w="2300"/>
             <w:vAlign w:val="center"/>
           </w:tcPr>
           <w:p>
@@ -3137,7 +3169,7 @@
         </w:tc>
         <w:tc>
           <w:tcPr>
-            <w:tcW w:type="dxa" w:w="2100"/>
+            <w:tcW w:type="dxa" w:w="2300"/>
             <w:vAlign w:val="center"/>
           </w:tcPr>
           <w:p>
@@ -3160,7 +3192,7 @@
         </w:tc>
         <w:tc>
           <w:tcPr>
-            <w:tcW w:type="dxa" w:w="2100"/>
+            <w:tcW w:type="dxa" w:w="2300"/>
             <w:vAlign w:val="center"/>
           </w:tcPr>
           <w:p>
@@ -3188,6 +3220,7 @@
         <w:pStyle w:val="Heading1"/>
       </w:pPr>
       <w:r/>
+      <w:bookmarkStart w:id="7" w:name="bm_4ac6a674f4f9eced"/>
       <w:r>
         <w:rPr>
           <w:rFonts w:ascii="Times New Roman" w:hAnsi="Times New Roman" w:eastAsia="黑体"/>
@@ -3197,10 +3230,12 @@
         </w:rPr>
         <w:t>五、固定参数 SIR 模型</w:t>
       </w:r>
+      <w:bookmarkEnd w:id="7"/>
     </w:p>
     <w:p>
       <w:pPr>
         <w:pStyle w:val="BodyText"/>
+        <w:jc w:val="left"/>
       </w:pPr>
       <w:r>
         <w:rPr>
@@ -3208,72 +3243,93 @@
           <w:color w:val="000000"/>
           <w:sz w:val="24"/>
         </w:rPr>
-        <w:t>SIR 模型将人群划分为易感者 S、感染者 I 和移除者 R。本文用 confirmed - recovered - deaths 近似感染者，用 recovered + deaths 近似移除者。固定参数 SIR 假设 beta 和 gamma 在拟合窗口内保持不变，因此更适合解释平均传播强度，而不是精确追踪每一个统计突变点。</w:t>
+        <w:t>SIR 模型将人群划分为易感者 S、感染者 I 和移除者 R。本文用 confirmed - recovered - deaths 近似感染者，用 recovered + deaths 近似移除者。固定参数 SIR 假设 β 和 γ 在拟合窗口内保持不变，因此更适合解释平均传播强度，而不是精确追踪每一个统计突变点。</w:t>
       </w:r>
     </w:p>
     <w:p>
       <w:pPr>
-        <w:spacing w:line="360" w:lineRule="auto"/>
+        <w:spacing w:line="360" w:lineRule="auto" w:before="60" w:after="60"/>
         <w:ind w:firstLine="0"/>
         <w:jc w:val="center"/>
       </w:pPr>
+      <m:oMath>
+        <m:r>
+          <m:t>dS/dt = -βSI/N</m:t>
+        </m:r>
+      </m:oMath>
       <w:r>
         <w:rPr>
-          <w:rFonts w:ascii="Cambria Math" w:hAnsi="Cambria Math" w:eastAsia="Cambria Math"/>
+          <w:rFonts w:ascii="Times New Roman" w:hAnsi="Times New Roman" w:eastAsia="宋体"/>
           <w:color w:val="000000"/>
           <w:sz w:val="24"/>
         </w:rPr>
-        <w:t>dS/dt = -βSI/N    （5）</w:t>
+        <w:t xml:space="preserve">    （5）</w:t>
       </w:r>
     </w:p>
     <w:p>
       <w:pPr>
-        <w:spacing w:line="360" w:lineRule="auto"/>
+        <w:spacing w:line="360" w:lineRule="auto" w:before="60" w:after="60"/>
         <w:ind w:firstLine="0"/>
         <w:jc w:val="center"/>
       </w:pPr>
+      <m:oMath>
+        <m:r>
+          <m:t>dI/dt = βSI/N - γI</m:t>
+        </m:r>
+      </m:oMath>
       <w:r>
         <w:rPr>
-          <w:rFonts w:ascii="Cambria Math" w:hAnsi="Cambria Math" w:eastAsia="Cambria Math"/>
+          <w:rFonts w:ascii="Times New Roman" w:hAnsi="Times New Roman" w:eastAsia="宋体"/>
           <w:color w:val="000000"/>
           <w:sz w:val="24"/>
         </w:rPr>
-        <w:t>dI/dt = βSI/N - γI    （6）</w:t>
+        <w:t xml:space="preserve">    （6）</w:t>
       </w:r>
     </w:p>
     <w:p>
       <w:pPr>
-        <w:spacing w:line="360" w:lineRule="auto"/>
+        <w:spacing w:line="360" w:lineRule="auto" w:before="60" w:after="60"/>
         <w:ind w:firstLine="0"/>
         <w:jc w:val="center"/>
       </w:pPr>
+      <m:oMath>
+        <m:r>
+          <m:t>dR/dt = γI</m:t>
+        </m:r>
+      </m:oMath>
       <w:r>
         <w:rPr>
-          <w:rFonts w:ascii="Cambria Math" w:hAnsi="Cambria Math" w:eastAsia="Cambria Math"/>
+          <w:rFonts w:ascii="Times New Roman" w:hAnsi="Times New Roman" w:eastAsia="宋体"/>
           <w:color w:val="000000"/>
           <w:sz w:val="24"/>
         </w:rPr>
-        <w:t>dR/dt = γI    （7）</w:t>
+        <w:t xml:space="preserve">    （7）</w:t>
       </w:r>
     </w:p>
     <w:p>
       <w:pPr>
-        <w:spacing w:line="360" w:lineRule="auto"/>
+        <w:spacing w:line="360" w:lineRule="auto" w:before="60" w:after="60"/>
         <w:ind w:firstLine="0"/>
         <w:jc w:val="center"/>
       </w:pPr>
+      <m:oMath>
+        <m:r>
+          <m:t>R0 = β/γ</m:t>
+        </m:r>
+      </m:oMath>
       <w:r>
         <w:rPr>
-          <w:rFonts w:ascii="Cambria Math" w:hAnsi="Cambria Math" w:eastAsia="Cambria Math"/>
+          <w:rFonts w:ascii="Times New Roman" w:hAnsi="Times New Roman" w:eastAsia="宋体"/>
           <w:color w:val="000000"/>
           <w:sz w:val="24"/>
         </w:rPr>
-        <w:t>R0 = β/γ    （8）</w:t>
+        <w:t xml:space="preserve">    （8）</w:t>
       </w:r>
     </w:p>
     <w:p>
       <w:pPr>
         <w:pStyle w:val="BodyText"/>
+        <w:jc w:val="left"/>
       </w:pPr>
       <w:r>
         <w:rPr>
@@ -3281,7 +3337,7 @@
           <w:color w:val="000000"/>
           <w:sz w:val="24"/>
         </w:rPr>
-        <w:t>其中 beta 表示传播率，gamma 表示移除率，R0 可近似衡量传播强度。降低接触率会降低 beta，提高隔离、治疗和恢复效率会提高 gamma，二者共同决定疫情是否趋于扩散。</w:t>
+        <w:t>其中 β 表示传播率，γ 表示移除率，R0 可近似衡量传播强度。降低接触率会降低 β，提高隔离、治疗和恢复效率会提高 γ，二者共同决定疫情是否趋于扩散。</w:t>
       </w:r>
     </w:p>
     <w:p>
@@ -3653,6 +3709,20 @@
     </w:tbl>
     <w:p>
       <w:pPr>
+        <w:pStyle w:val="BodyText"/>
+        <w:jc w:val="left"/>
+      </w:pPr>
+      <w:r>
+        <w:rPr>
+          <w:rFonts w:ascii="Times New Roman" w:hAnsi="Times New Roman" w:eastAsia="宋体"/>
+          <w:color w:val="000000"/>
+          <w:sz w:val="24"/>
+        </w:rPr>
+        <w:t>表 4 中的有效人口不是中国大陆真实总人口，而是 SIR 早期拟合窗口中的有效传播规模参数，表示参与该阶段传播和统计观测的近似规模。由于真实疫情传播受到检测能力、统计口径和区域隔离等因素影响，该参数更适合作为拟合尺度解释，而不能直接理解为实际人口规模。</w:t>
+      </w:r>
+    </w:p>
+    <w:p>
+      <w:pPr>
         <w:spacing w:before="120" w:after="0"/>
         <w:ind w:firstLine="0"/>
         <w:jc w:val="center"/>
@@ -3661,7 +3731,7 @@
         <w:drawing>
           <wp:inline xmlns:a="http://schemas.openxmlformats.org/drawingml/2006/main" xmlns:pic="http://schemas.openxmlformats.org/drawingml/2006/picture">
             <wp:extent cx="5472000" cy="3979636"/>
-            <wp:docPr id="4" name="Picture 4"/>
+            <wp:docPr id="6" name="Picture 6"/>
             <wp:cNvGraphicFramePr>
               <a:graphicFrameLocks noChangeAspect="1"/>
             </wp:cNvGraphicFramePr>
@@ -3673,7 +3743,7 @@
                     <pic:cNvPicPr/>
                   </pic:nvPicPr>
                   <pic:blipFill>
-                    <a:blip r:embed="rId14"/>
+                    <a:blip r:embed="rId16"/>
                     <a:stretch>
                       <a:fillRect/>
                     </a:stretch>
@@ -4218,6 +4288,7 @@
         <w:pStyle w:val="Heading1"/>
       </w:pPr>
       <w:r/>
+      <w:bookmarkStart w:id="8" w:name="bm_c7d66c61ecc60220"/>
       <w:r>
         <w:rPr>
           <w:rFonts w:ascii="Times New Roman" w:hAnsi="Times New Roman" w:eastAsia="黑体"/>
@@ -4227,10 +4298,12 @@
         </w:rPr>
         <w:t>六、时变参数 SIR 模型</w:t>
       </w:r>
+      <w:bookmarkEnd w:id="8"/>
     </w:p>
     <w:p>
       <w:pPr>
         <w:pStyle w:val="BodyText"/>
+        <w:jc w:val="left"/>
       </w:pPr>
       <w:r>
         <w:rPr>
@@ -4238,57 +4311,73 @@
           <w:color w:val="000000"/>
           <w:sz w:val="24"/>
         </w:rPr>
-        <w:t>时变参数 SIR 将 beta 和 gamma 扩展为 beta(t) 和 gamma(t)，用于刻画传播率和移除率随时间变化的现象。这类模型可以更好地重构历史曲线，但必须谨慎解释：本文的 TimeVaryingSIR 是基于历史观测反推参数后的描述性拟合/重构模型，不应与测试集预测模型直接比较。</w:t>
+        <w:t>时变参数 SIR 将 β 和 γ 扩展为 β(t) 和 γ(t)，用于刻画传播率和移除率随时间变化的现象。这类模型可以更好地重构历史曲线，但必须谨慎解释：本文的 TimeVaryingSIR 是基于历史观测反推参数后的描述性拟合/重构模型，不应与测试集预测模型直接比较。</w:t>
       </w:r>
     </w:p>
     <w:p>
       <w:pPr>
-        <w:spacing w:line="360" w:lineRule="auto"/>
+        <w:spacing w:line="360" w:lineRule="auto" w:before="60" w:after="60"/>
         <w:ind w:firstLine="0"/>
         <w:jc w:val="center"/>
       </w:pPr>
+      <m:oMath>
+        <m:r>
+          <m:t>dS/dt = -β(t)SI/N</m:t>
+        </m:r>
+      </m:oMath>
       <w:r>
         <w:rPr>
-          <w:rFonts w:ascii="Cambria Math" w:hAnsi="Cambria Math" w:eastAsia="Cambria Math"/>
+          <w:rFonts w:ascii="Times New Roman" w:hAnsi="Times New Roman" w:eastAsia="宋体"/>
           <w:color w:val="000000"/>
           <w:sz w:val="24"/>
         </w:rPr>
-        <w:t>dS/dt = -β(t)SI/N    （9）</w:t>
+        <w:t xml:space="preserve">    （9）</w:t>
       </w:r>
     </w:p>
     <w:p>
       <w:pPr>
-        <w:spacing w:line="360" w:lineRule="auto"/>
+        <w:spacing w:line="360" w:lineRule="auto" w:before="60" w:after="60"/>
         <w:ind w:firstLine="0"/>
         <w:jc w:val="center"/>
       </w:pPr>
+      <m:oMath>
+        <m:r>
+          <m:t>dI/dt = β(t)SI/N - γ(t)I</m:t>
+        </m:r>
+      </m:oMath>
       <w:r>
         <w:rPr>
-          <w:rFonts w:ascii="Cambria Math" w:hAnsi="Cambria Math" w:eastAsia="Cambria Math"/>
+          <w:rFonts w:ascii="Times New Roman" w:hAnsi="Times New Roman" w:eastAsia="宋体"/>
           <w:color w:val="000000"/>
           <w:sz w:val="24"/>
         </w:rPr>
-        <w:t>dI/dt = β(t)SI/N - γ(t)I    （10）</w:t>
+        <w:t xml:space="preserve">    （10）</w:t>
       </w:r>
     </w:p>
     <w:p>
       <w:pPr>
-        <w:spacing w:line="360" w:lineRule="auto"/>
+        <w:spacing w:line="360" w:lineRule="auto" w:before="60" w:after="60"/>
         <w:ind w:firstLine="0"/>
         <w:jc w:val="center"/>
       </w:pPr>
+      <m:oMath>
+        <m:r>
+          <m:t>R_t = β(t)/γ(t)</m:t>
+        </m:r>
+      </m:oMath>
       <w:r>
         <w:rPr>
-          <w:rFonts w:ascii="Cambria Math" w:hAnsi="Cambria Math" w:eastAsia="Cambria Math"/>
+          <w:rFonts w:ascii="Times New Roman" w:hAnsi="Times New Roman" w:eastAsia="宋体"/>
           <w:color w:val="000000"/>
           <w:sz w:val="24"/>
         </w:rPr>
-        <w:t>R_t = β(t)/γ(t)    （11）</w:t>
+        <w:t xml:space="preserve">    （11）</w:t>
       </w:r>
     </w:p>
     <w:p>
       <w:pPr>
         <w:pStyle w:val="BodyText"/>
+        <w:jc w:val="left"/>
       </w:pPr>
       <w:r>
         <w:rPr>
@@ -4676,7 +4765,7 @@
         <w:drawing>
           <wp:inline xmlns:a="http://schemas.openxmlformats.org/drawingml/2006/main" xmlns:pic="http://schemas.openxmlformats.org/drawingml/2006/picture">
             <wp:extent cx="5472000" cy="4974545"/>
-            <wp:docPr id="5" name="Picture 5"/>
+            <wp:docPr id="7" name="Picture 7"/>
             <wp:cNvGraphicFramePr>
               <a:graphicFrameLocks noChangeAspect="1"/>
             </wp:cNvGraphicFramePr>
@@ -4688,7 +4777,7 @@
                     <pic:cNvPicPr/>
                   </pic:nvPicPr>
                   <pic:blipFill>
-                    <a:blip r:embed="rId15"/>
+                    <a:blip r:embed="rId17"/>
                     <a:stretch>
                       <a:fillRect/>
                     </a:stretch>
@@ -5327,6 +5416,7 @@
         <w:pStyle w:val="Heading1"/>
       </w:pPr>
       <w:r/>
+      <w:bookmarkStart w:id="9" w:name="bm_27c05197194c074b"/>
       <w:r>
         <w:rPr>
           <w:rFonts w:ascii="Times New Roman" w:hAnsi="Times New Roman" w:eastAsia="黑体"/>
@@ -5336,10 +5426,12 @@
         </w:rPr>
         <w:t>七、机器学习每日新增预测模型</w:t>
       </w:r>
+      <w:bookmarkEnd w:id="9"/>
     </w:p>
     <w:p>
       <w:pPr>
         <w:pStyle w:val="BodyText"/>
+        <w:jc w:val="left"/>
       </w:pPr>
       <w:r>
         <w:rPr>
@@ -5353,6 +5445,7 @@
     <w:p>
       <w:pPr>
         <w:pStyle w:val="BodyText"/>
+        <w:jc w:val="left"/>
       </w:pPr>
       <w:r>
         <w:rPr>
@@ -5373,7 +5466,7 @@
         <w:drawing>
           <wp:inline xmlns:a="http://schemas.openxmlformats.org/drawingml/2006/main" xmlns:pic="http://schemas.openxmlformats.org/drawingml/2006/picture">
             <wp:extent cx="5472000" cy="2487273"/>
-            <wp:docPr id="6" name="Picture 6"/>
+            <wp:docPr id="8" name="Picture 8"/>
             <wp:cNvGraphicFramePr>
               <a:graphicFrameLocks noChangeAspect="1"/>
             </wp:cNvGraphicFramePr>
@@ -5385,7 +5478,7 @@
                     <pic:cNvPicPr/>
                   </pic:nvPicPr>
                   <pic:blipFill>
-                    <a:blip r:embed="rId16"/>
+                    <a:blip r:embed="rId18"/>
                     <a:stretch>
                       <a:fillRect/>
                     </a:stretch>
@@ -5430,7 +5523,7 @@
         <w:drawing>
           <wp:inline xmlns:a="http://schemas.openxmlformats.org/drawingml/2006/main" xmlns:pic="http://schemas.openxmlformats.org/drawingml/2006/picture">
             <wp:extent cx="5472000" cy="2487273"/>
-            <wp:docPr id="7" name="Picture 7"/>
+            <wp:docPr id="9" name="Picture 9"/>
             <wp:cNvGraphicFramePr>
               <a:graphicFrameLocks noChangeAspect="1"/>
             </wp:cNvGraphicFramePr>
@@ -5442,7 +5535,7 @@
                     <pic:cNvPicPr/>
                   </pic:nvPicPr>
                   <pic:blipFill>
-                    <a:blip r:embed="rId17"/>
+                    <a:blip r:embed="rId19"/>
                     <a:stretch>
                       <a:fillRect/>
                     </a:stretch>
@@ -5479,6 +5572,20 @@
     </w:p>
     <w:p>
       <w:pPr>
+        <w:pStyle w:val="BodyText"/>
+        <w:jc w:val="left"/>
+      </w:pPr>
+      <w:r>
+        <w:rPr>
+          <w:rFonts w:ascii="Times New Roman" w:hAnsi="Times New Roman" w:eastAsia="宋体"/>
+          <w:color w:val="000000"/>
+          <w:sz w:val="24"/>
+        </w:rPr>
+        <w:t>每日新增确诊和死亡使用相同时间窗口：confirmed 训练 892 行、测试 223 行，测试期从 2022-07-30 开始；deaths 训练 892 行、测试 223 行，测试期从 2022-07-30 开始。recovered 因可靠更新时间截止于 2021-08-04，使用 426 行训练、107 行测试，测试期从 2021-04-20 开始。</w:t>
+      </w:r>
+    </w:p>
+    <w:p>
+      <w:pPr>
         <w:spacing w:before="120" w:after="60"/>
         <w:ind w:firstLine="0"/>
         <w:jc w:val="center"/>
@@ -5490,56 +5597,27 @@
           <w:color w:val="000000"/>
           <w:sz w:val="21"/>
         </w:rPr>
-        <w:t>表 8 机器学习模型每日新增预测指标</w:t>
+        <w:t>表 8-1 每日新增确诊预测指标</w:t>
       </w:r>
     </w:p>
     <w:tbl>
       <w:tblPr>
         <w:tblStyle w:val="TableGrid"/>
-        <w:tblW w:type="dxa" w:w="8900"/>
+        <w:tblW w:type="dxa" w:w="8300"/>
         <w:jc w:val="center"/>
         <w:tblLayout w:type="fixed"/>
         <w:tblLook w:firstColumn="1" w:firstRow="1" w:lastColumn="0" w:lastRow="0" w:noHBand="0" w:noVBand="1" w:val="04A0"/>
       </w:tblPr>
       <w:tblGrid>
-        <w:gridCol w:w="850"/>
-        <w:gridCol w:w="1500"/>
-        <w:gridCol w:w="800"/>
-        <w:gridCol w:w="800"/>
-        <w:gridCol w:w="1050"/>
-        <w:gridCol w:w="1050"/>
-        <w:gridCol w:w="1050"/>
-        <w:gridCol w:w="1050"/>
-        <w:gridCol w:w="750"/>
+        <w:gridCol w:w="3300"/>
+        <w:gridCol w:w="1800"/>
+        <w:gridCol w:w="1800"/>
+        <w:gridCol w:w="1400"/>
       </w:tblGrid>
       <w:tr>
         <w:tc>
           <w:tcPr>
-            <w:tcW w:type="dxa" w:w="850"/>
-            <w:shd w:fill="F2F2F2"/>
-            <w:vAlign w:val="center"/>
-          </w:tcPr>
-          <w:p>
-            <w:pPr>
-              <w:spacing w:line="288" w:lineRule="auto" w:after="0"/>
-              <w:ind w:firstLine="0"/>
-              <w:jc w:val="center"/>
-            </w:pPr>
-            <w:r/>
-            <w:r>
-              <w:rPr>
-                <w:rFonts w:ascii="Times New Roman" w:hAnsi="Times New Roman" w:eastAsia="宋体"/>
-                <w:b/>
-                <w:color w:val="000000"/>
-                <w:sz w:val="21"/>
-              </w:rPr>
-              <w:t>目标</w:t>
-            </w:r>
-          </w:p>
-        </w:tc>
-        <w:tc>
-          <w:tcPr>
-            <w:tcW w:type="dxa" w:w="1500"/>
+            <w:tcW w:type="dxa" w:w="3300"/>
             <w:shd w:fill="F2F2F2"/>
             <w:vAlign w:val="center"/>
           </w:tcPr>
@@ -5563,103 +5641,7 @@
         </w:tc>
         <w:tc>
           <w:tcPr>
-            <w:tcW w:type="dxa" w:w="800"/>
-            <w:shd w:fill="F2F2F2"/>
-            <w:vAlign w:val="center"/>
-          </w:tcPr>
-          <w:p>
-            <w:pPr>
-              <w:spacing w:line="288" w:lineRule="auto" w:after="0"/>
-              <w:ind w:firstLine="0"/>
-              <w:jc w:val="center"/>
-            </w:pPr>
-            <w:r/>
-            <w:r>
-              <w:rPr>
-                <w:rFonts w:ascii="Times New Roman" w:hAnsi="Times New Roman" w:eastAsia="宋体"/>
-                <w:b/>
-                <w:color w:val="000000"/>
-                <w:sz w:val="21"/>
-              </w:rPr>
-              <w:t>训练行</w:t>
-            </w:r>
-          </w:p>
-        </w:tc>
-        <w:tc>
-          <w:tcPr>
-            <w:tcW w:type="dxa" w:w="800"/>
-            <w:shd w:fill="F2F2F2"/>
-            <w:vAlign w:val="center"/>
-          </w:tcPr>
-          <w:p>
-            <w:pPr>
-              <w:spacing w:line="288" w:lineRule="auto" w:after="0"/>
-              <w:ind w:firstLine="0"/>
-              <w:jc w:val="center"/>
-            </w:pPr>
-            <w:r/>
-            <w:r>
-              <w:rPr>
-                <w:rFonts w:ascii="Times New Roman" w:hAnsi="Times New Roman" w:eastAsia="宋体"/>
-                <w:b/>
-                <w:color w:val="000000"/>
-                <w:sz w:val="21"/>
-              </w:rPr>
-              <w:t>测试行</w:t>
-            </w:r>
-          </w:p>
-        </w:tc>
-        <w:tc>
-          <w:tcPr>
-            <w:tcW w:type="dxa" w:w="1050"/>
-            <w:shd w:fill="F2F2F2"/>
-            <w:vAlign w:val="center"/>
-          </w:tcPr>
-          <w:p>
-            <w:pPr>
-              <w:spacing w:line="288" w:lineRule="auto" w:after="0"/>
-              <w:ind w:firstLine="0"/>
-              <w:jc w:val="center"/>
-            </w:pPr>
-            <w:r/>
-            <w:r>
-              <w:rPr>
-                <w:rFonts w:ascii="Times New Roman" w:hAnsi="Times New Roman" w:eastAsia="宋体"/>
-                <w:b/>
-                <w:color w:val="000000"/>
-                <w:sz w:val="21"/>
-              </w:rPr>
-              <w:t>训练开始</w:t>
-            </w:r>
-          </w:p>
-        </w:tc>
-        <w:tc>
-          <w:tcPr>
-            <w:tcW w:type="dxa" w:w="1050"/>
-            <w:shd w:fill="F2F2F2"/>
-            <w:vAlign w:val="center"/>
-          </w:tcPr>
-          <w:p>
-            <w:pPr>
-              <w:spacing w:line="288" w:lineRule="auto" w:after="0"/>
-              <w:ind w:firstLine="0"/>
-              <w:jc w:val="center"/>
-            </w:pPr>
-            <w:r/>
-            <w:r>
-              <w:rPr>
-                <w:rFonts w:ascii="Times New Roman" w:hAnsi="Times New Roman" w:eastAsia="宋体"/>
-                <w:b/>
-                <w:color w:val="000000"/>
-                <w:sz w:val="21"/>
-              </w:rPr>
-              <w:t>测试开始</w:t>
-            </w:r>
-          </w:p>
-        </w:tc>
-        <w:tc>
-          <w:tcPr>
-            <w:tcW w:type="dxa" w:w="1050"/>
+            <w:tcW w:type="dxa" w:w="1800"/>
             <w:shd w:fill="F2F2F2"/>
             <w:vAlign w:val="center"/>
           </w:tcPr>
@@ -5683,7 +5665,7 @@
         </w:tc>
         <w:tc>
           <w:tcPr>
-            <w:tcW w:type="dxa" w:w="1050"/>
+            <w:tcW w:type="dxa" w:w="1800"/>
             <w:shd w:fill="F2F2F2"/>
             <w:vAlign w:val="center"/>
           </w:tcPr>
@@ -5707,7 +5689,7 @@
         </w:tc>
         <w:tc>
           <w:tcPr>
-            <w:tcW w:type="dxa" w:w="750"/>
+            <w:tcW w:type="dxa" w:w="1400"/>
             <w:shd w:fill="F2F2F2"/>
             <w:vAlign w:val="center"/>
           </w:tcPr>
@@ -5733,30 +5715,7 @@
       <w:tr>
         <w:tc>
           <w:tcPr>
-            <w:tcW w:type="dxa" w:w="850"/>
-            <w:vAlign w:val="center"/>
-          </w:tcPr>
-          <w:p>
-            <w:pPr>
-              <w:spacing w:line="288" w:lineRule="auto" w:after="0"/>
-              <w:ind w:firstLine="0"/>
-              <w:jc w:val="left"/>
-            </w:pPr>
-            <w:r/>
-            <w:r>
-              <w:rPr>
-                <w:rFonts w:ascii="Times New Roman" w:hAnsi="Times New Roman" w:eastAsia="宋体"/>
-                <w:b w:val="0"/>
-                <w:color w:val="000000"/>
-                <w:sz w:val="21"/>
-              </w:rPr>
-              <w:t>confirmed</w:t>
-            </w:r>
-          </w:p>
-        </w:tc>
-        <w:tc>
-          <w:tcPr>
-            <w:tcW w:type="dxa" w:w="1500"/>
+            <w:tcW w:type="dxa" w:w="3300"/>
             <w:vAlign w:val="center"/>
           </w:tcPr>
           <w:p>
@@ -5779,99 +5738,7 @@
         </w:tc>
         <w:tc>
           <w:tcPr>
-            <w:tcW w:type="dxa" w:w="800"/>
-            <w:vAlign w:val="center"/>
-          </w:tcPr>
-          <w:p>
-            <w:pPr>
-              <w:spacing w:line="288" w:lineRule="auto" w:after="0"/>
-              <w:ind w:firstLine="0"/>
-              <w:jc w:val="center"/>
-            </w:pPr>
-            <w:r/>
-            <w:r>
-              <w:rPr>
-                <w:rFonts w:ascii="Times New Roman" w:hAnsi="Times New Roman" w:eastAsia="宋体"/>
-                <w:b w:val="0"/>
-                <w:color w:val="000000"/>
-                <w:sz w:val="21"/>
-              </w:rPr>
-              <w:t>892</w:t>
-            </w:r>
-          </w:p>
-        </w:tc>
-        <w:tc>
-          <w:tcPr>
-            <w:tcW w:type="dxa" w:w="800"/>
-            <w:vAlign w:val="center"/>
-          </w:tcPr>
-          <w:p>
-            <w:pPr>
-              <w:spacing w:line="288" w:lineRule="auto" w:after="0"/>
-              <w:ind w:firstLine="0"/>
-              <w:jc w:val="center"/>
-            </w:pPr>
-            <w:r/>
-            <w:r>
-              <w:rPr>
-                <w:rFonts w:ascii="Times New Roman" w:hAnsi="Times New Roman" w:eastAsia="宋体"/>
-                <w:b w:val="0"/>
-                <w:color w:val="000000"/>
-                <w:sz w:val="21"/>
-              </w:rPr>
-              <w:t>223</w:t>
-            </w:r>
-          </w:p>
-        </w:tc>
-        <w:tc>
-          <w:tcPr>
-            <w:tcW w:type="dxa" w:w="1050"/>
-            <w:vAlign w:val="center"/>
-          </w:tcPr>
-          <w:p>
-            <w:pPr>
-              <w:spacing w:line="288" w:lineRule="auto" w:after="0"/>
-              <w:ind w:firstLine="0"/>
-              <w:jc w:val="center"/>
-            </w:pPr>
-            <w:r/>
-            <w:r>
-              <w:rPr>
-                <w:rFonts w:ascii="Times New Roman" w:hAnsi="Times New Roman" w:eastAsia="宋体"/>
-                <w:b w:val="0"/>
-                <w:color w:val="000000"/>
-                <w:sz w:val="21"/>
-              </w:rPr>
-              <w:t>2020-02-19</w:t>
-            </w:r>
-          </w:p>
-        </w:tc>
-        <w:tc>
-          <w:tcPr>
-            <w:tcW w:type="dxa" w:w="1050"/>
-            <w:vAlign w:val="center"/>
-          </w:tcPr>
-          <w:p>
-            <w:pPr>
-              <w:spacing w:line="288" w:lineRule="auto" w:after="0"/>
-              <w:ind w:firstLine="0"/>
-              <w:jc w:val="center"/>
-            </w:pPr>
-            <w:r/>
-            <w:r>
-              <w:rPr>
-                <w:rFonts w:ascii="Times New Roman" w:hAnsi="Times New Roman" w:eastAsia="宋体"/>
-                <w:b w:val="0"/>
-                <w:color w:val="000000"/>
-                <w:sz w:val="21"/>
-              </w:rPr>
-              <w:t>2022-07-30</w:t>
-            </w:r>
-          </w:p>
-        </w:tc>
-        <w:tc>
-          <w:tcPr>
-            <w:tcW w:type="dxa" w:w="1050"/>
+            <w:tcW w:type="dxa" w:w="1800"/>
             <w:vAlign w:val="center"/>
           </w:tcPr>
           <w:p>
@@ -5894,7 +5761,7 @@
         </w:tc>
         <w:tc>
           <w:tcPr>
-            <w:tcW w:type="dxa" w:w="1050"/>
+            <w:tcW w:type="dxa" w:w="1800"/>
             <w:vAlign w:val="center"/>
           </w:tcPr>
           <w:p>
@@ -5917,7 +5784,7 @@
         </w:tc>
         <w:tc>
           <w:tcPr>
-            <w:tcW w:type="dxa" w:w="750"/>
+            <w:tcW w:type="dxa" w:w="1400"/>
             <w:vAlign w:val="center"/>
           </w:tcPr>
           <w:p>
@@ -5942,30 +5809,7 @@
       <w:tr>
         <w:tc>
           <w:tcPr>
-            <w:tcW w:type="dxa" w:w="850"/>
-            <w:vAlign w:val="center"/>
-          </w:tcPr>
-          <w:p>
-            <w:pPr>
-              <w:spacing w:line="288" w:lineRule="auto" w:after="0"/>
-              <w:ind w:firstLine="0"/>
-              <w:jc w:val="left"/>
-            </w:pPr>
-            <w:r/>
-            <w:r>
-              <w:rPr>
-                <w:rFonts w:ascii="Times New Roman" w:hAnsi="Times New Roman" w:eastAsia="宋体"/>
-                <w:b w:val="0"/>
-                <w:color w:val="000000"/>
-                <w:sz w:val="21"/>
-              </w:rPr>
-              <w:t>confirmed</w:t>
-            </w:r>
-          </w:p>
-        </w:tc>
-        <w:tc>
-          <w:tcPr>
-            <w:tcW w:type="dxa" w:w="1500"/>
+            <w:tcW w:type="dxa" w:w="3300"/>
             <w:vAlign w:val="center"/>
           </w:tcPr>
           <w:p>
@@ -5988,99 +5832,7 @@
         </w:tc>
         <w:tc>
           <w:tcPr>
-            <w:tcW w:type="dxa" w:w="800"/>
-            <w:vAlign w:val="center"/>
-          </w:tcPr>
-          <w:p>
-            <w:pPr>
-              <w:spacing w:line="288" w:lineRule="auto" w:after="0"/>
-              <w:ind w:firstLine="0"/>
-              <w:jc w:val="center"/>
-            </w:pPr>
-            <w:r/>
-            <w:r>
-              <w:rPr>
-                <w:rFonts w:ascii="Times New Roman" w:hAnsi="Times New Roman" w:eastAsia="宋体"/>
-                <w:b w:val="0"/>
-                <w:color w:val="000000"/>
-                <w:sz w:val="21"/>
-              </w:rPr>
-              <w:t>892</w:t>
-            </w:r>
-          </w:p>
-        </w:tc>
-        <w:tc>
-          <w:tcPr>
-            <w:tcW w:type="dxa" w:w="800"/>
-            <w:vAlign w:val="center"/>
-          </w:tcPr>
-          <w:p>
-            <w:pPr>
-              <w:spacing w:line="288" w:lineRule="auto" w:after="0"/>
-              <w:ind w:firstLine="0"/>
-              <w:jc w:val="center"/>
-            </w:pPr>
-            <w:r/>
-            <w:r>
-              <w:rPr>
-                <w:rFonts w:ascii="Times New Roman" w:hAnsi="Times New Roman" w:eastAsia="宋体"/>
-                <w:b w:val="0"/>
-                <w:color w:val="000000"/>
-                <w:sz w:val="21"/>
-              </w:rPr>
-              <w:t>223</w:t>
-            </w:r>
-          </w:p>
-        </w:tc>
-        <w:tc>
-          <w:tcPr>
-            <w:tcW w:type="dxa" w:w="1050"/>
-            <w:vAlign w:val="center"/>
-          </w:tcPr>
-          <w:p>
-            <w:pPr>
-              <w:spacing w:line="288" w:lineRule="auto" w:after="0"/>
-              <w:ind w:firstLine="0"/>
-              <w:jc w:val="center"/>
-            </w:pPr>
-            <w:r/>
-            <w:r>
-              <w:rPr>
-                <w:rFonts w:ascii="Times New Roman" w:hAnsi="Times New Roman" w:eastAsia="宋体"/>
-                <w:b w:val="0"/>
-                <w:color w:val="000000"/>
-                <w:sz w:val="21"/>
-              </w:rPr>
-              <w:t>2020-02-19</w:t>
-            </w:r>
-          </w:p>
-        </w:tc>
-        <w:tc>
-          <w:tcPr>
-            <w:tcW w:type="dxa" w:w="1050"/>
-            <w:vAlign w:val="center"/>
-          </w:tcPr>
-          <w:p>
-            <w:pPr>
-              <w:spacing w:line="288" w:lineRule="auto" w:after="0"/>
-              <w:ind w:firstLine="0"/>
-              <w:jc w:val="center"/>
-            </w:pPr>
-            <w:r/>
-            <w:r>
-              <w:rPr>
-                <w:rFonts w:ascii="Times New Roman" w:hAnsi="Times New Roman" w:eastAsia="宋体"/>
-                <w:b w:val="0"/>
-                <w:color w:val="000000"/>
-                <w:sz w:val="21"/>
-              </w:rPr>
-              <w:t>2022-07-30</w:t>
-            </w:r>
-          </w:p>
-        </w:tc>
-        <w:tc>
-          <w:tcPr>
-            <w:tcW w:type="dxa" w:w="1050"/>
+            <w:tcW w:type="dxa" w:w="1800"/>
             <w:vAlign w:val="center"/>
           </w:tcPr>
           <w:p>
@@ -6103,7 +5855,7 @@
         </w:tc>
         <w:tc>
           <w:tcPr>
-            <w:tcW w:type="dxa" w:w="1050"/>
+            <w:tcW w:type="dxa" w:w="1800"/>
             <w:vAlign w:val="center"/>
           </w:tcPr>
           <w:p>
@@ -6126,7 +5878,7 @@
         </w:tc>
         <w:tc>
           <w:tcPr>
-            <w:tcW w:type="dxa" w:w="750"/>
+            <w:tcW w:type="dxa" w:w="1400"/>
             <w:vAlign w:val="center"/>
           </w:tcPr>
           <w:p>
@@ -6151,30 +5903,7 @@
       <w:tr>
         <w:tc>
           <w:tcPr>
-            <w:tcW w:type="dxa" w:w="850"/>
-            <w:vAlign w:val="center"/>
-          </w:tcPr>
-          <w:p>
-            <w:pPr>
-              <w:spacing w:line="288" w:lineRule="auto" w:after="0"/>
-              <w:ind w:firstLine="0"/>
-              <w:jc w:val="left"/>
-            </w:pPr>
-            <w:r/>
-            <w:r>
-              <w:rPr>
-                <w:rFonts w:ascii="Times New Roman" w:hAnsi="Times New Roman" w:eastAsia="宋体"/>
-                <w:b w:val="0"/>
-                <w:color w:val="000000"/>
-                <w:sz w:val="21"/>
-              </w:rPr>
-              <w:t>confirmed</w:t>
-            </w:r>
-          </w:p>
-        </w:tc>
-        <w:tc>
-          <w:tcPr>
-            <w:tcW w:type="dxa" w:w="1500"/>
+            <w:tcW w:type="dxa" w:w="3300"/>
             <w:vAlign w:val="center"/>
           </w:tcPr>
           <w:p>
@@ -6197,99 +5926,7 @@
         </w:tc>
         <w:tc>
           <w:tcPr>
-            <w:tcW w:type="dxa" w:w="800"/>
-            <w:vAlign w:val="center"/>
-          </w:tcPr>
-          <w:p>
-            <w:pPr>
-              <w:spacing w:line="288" w:lineRule="auto" w:after="0"/>
-              <w:ind w:firstLine="0"/>
-              <w:jc w:val="center"/>
-            </w:pPr>
-            <w:r/>
-            <w:r>
-              <w:rPr>
-                <w:rFonts w:ascii="Times New Roman" w:hAnsi="Times New Roman" w:eastAsia="宋体"/>
-                <w:b w:val="0"/>
-                <w:color w:val="000000"/>
-                <w:sz w:val="21"/>
-              </w:rPr>
-              <w:t>892</w:t>
-            </w:r>
-          </w:p>
-        </w:tc>
-        <w:tc>
-          <w:tcPr>
-            <w:tcW w:type="dxa" w:w="800"/>
-            <w:vAlign w:val="center"/>
-          </w:tcPr>
-          <w:p>
-            <w:pPr>
-              <w:spacing w:line="288" w:lineRule="auto" w:after="0"/>
-              <w:ind w:firstLine="0"/>
-              <w:jc w:val="center"/>
-            </w:pPr>
-            <w:r/>
-            <w:r>
-              <w:rPr>
-                <w:rFonts w:ascii="Times New Roman" w:hAnsi="Times New Roman" w:eastAsia="宋体"/>
-                <w:b w:val="0"/>
-                <w:color w:val="000000"/>
-                <w:sz w:val="21"/>
-              </w:rPr>
-              <w:t>223</w:t>
-            </w:r>
-          </w:p>
-        </w:tc>
-        <w:tc>
-          <w:tcPr>
-            <w:tcW w:type="dxa" w:w="1050"/>
-            <w:vAlign w:val="center"/>
-          </w:tcPr>
-          <w:p>
-            <w:pPr>
-              <w:spacing w:line="288" w:lineRule="auto" w:after="0"/>
-              <w:ind w:firstLine="0"/>
-              <w:jc w:val="center"/>
-            </w:pPr>
-            <w:r/>
-            <w:r>
-              <w:rPr>
-                <w:rFonts w:ascii="Times New Roman" w:hAnsi="Times New Roman" w:eastAsia="宋体"/>
-                <w:b w:val="0"/>
-                <w:color w:val="000000"/>
-                <w:sz w:val="21"/>
-              </w:rPr>
-              <w:t>2020-02-19</w:t>
-            </w:r>
-          </w:p>
-        </w:tc>
-        <w:tc>
-          <w:tcPr>
-            <w:tcW w:type="dxa" w:w="1050"/>
-            <w:vAlign w:val="center"/>
-          </w:tcPr>
-          <w:p>
-            <w:pPr>
-              <w:spacing w:line="288" w:lineRule="auto" w:after="0"/>
-              <w:ind w:firstLine="0"/>
-              <w:jc w:val="center"/>
-            </w:pPr>
-            <w:r/>
-            <w:r>
-              <w:rPr>
-                <w:rFonts w:ascii="Times New Roman" w:hAnsi="Times New Roman" w:eastAsia="宋体"/>
-                <w:b w:val="0"/>
-                <w:color w:val="000000"/>
-                <w:sz w:val="21"/>
-              </w:rPr>
-              <w:t>2022-07-30</w:t>
-            </w:r>
-          </w:p>
-        </w:tc>
-        <w:tc>
-          <w:tcPr>
-            <w:tcW w:type="dxa" w:w="1050"/>
+            <w:tcW w:type="dxa" w:w="1800"/>
             <w:vAlign w:val="center"/>
           </w:tcPr>
           <w:p>
@@ -6312,7 +5949,7 @@
         </w:tc>
         <w:tc>
           <w:tcPr>
-            <w:tcW w:type="dxa" w:w="1050"/>
+            <w:tcW w:type="dxa" w:w="1800"/>
             <w:vAlign w:val="center"/>
           </w:tcPr>
           <w:p>
@@ -6335,7 +5972,7 @@
         </w:tc>
         <w:tc>
           <w:tcPr>
-            <w:tcW w:type="dxa" w:w="750"/>
+            <w:tcW w:type="dxa" w:w="1400"/>
             <w:vAlign w:val="center"/>
           </w:tcPr>
           <w:p>
@@ -6360,30 +5997,7 @@
       <w:tr>
         <w:tc>
           <w:tcPr>
-            <w:tcW w:type="dxa" w:w="850"/>
-            <w:vAlign w:val="center"/>
-          </w:tcPr>
-          <w:p>
-            <w:pPr>
-              <w:spacing w:line="288" w:lineRule="auto" w:after="0"/>
-              <w:ind w:firstLine="0"/>
-              <w:jc w:val="left"/>
-            </w:pPr>
-            <w:r/>
-            <w:r>
-              <w:rPr>
-                <w:rFonts w:ascii="Times New Roman" w:hAnsi="Times New Roman" w:eastAsia="宋体"/>
-                <w:b w:val="0"/>
-                <w:color w:val="000000"/>
-                <w:sz w:val="21"/>
-              </w:rPr>
-              <w:t>confirmed</w:t>
-            </w:r>
-          </w:p>
-        </w:tc>
-        <w:tc>
-          <w:tcPr>
-            <w:tcW w:type="dxa" w:w="1500"/>
+            <w:tcW w:type="dxa" w:w="3300"/>
             <w:vAlign w:val="center"/>
           </w:tcPr>
           <w:p>
@@ -6406,99 +6020,7 @@
         </w:tc>
         <w:tc>
           <w:tcPr>
-            <w:tcW w:type="dxa" w:w="800"/>
-            <w:vAlign w:val="center"/>
-          </w:tcPr>
-          <w:p>
-            <w:pPr>
-              <w:spacing w:line="288" w:lineRule="auto" w:after="0"/>
-              <w:ind w:firstLine="0"/>
-              <w:jc w:val="center"/>
-            </w:pPr>
-            <w:r/>
-            <w:r>
-              <w:rPr>
-                <w:rFonts w:ascii="Times New Roman" w:hAnsi="Times New Roman" w:eastAsia="宋体"/>
-                <w:b w:val="0"/>
-                <w:color w:val="000000"/>
-                <w:sz w:val="21"/>
-              </w:rPr>
-              <w:t>892</w:t>
-            </w:r>
-          </w:p>
-        </w:tc>
-        <w:tc>
-          <w:tcPr>
-            <w:tcW w:type="dxa" w:w="800"/>
-            <w:vAlign w:val="center"/>
-          </w:tcPr>
-          <w:p>
-            <w:pPr>
-              <w:spacing w:line="288" w:lineRule="auto" w:after="0"/>
-              <w:ind w:firstLine="0"/>
-              <w:jc w:val="center"/>
-            </w:pPr>
-            <w:r/>
-            <w:r>
-              <w:rPr>
-                <w:rFonts w:ascii="Times New Roman" w:hAnsi="Times New Roman" w:eastAsia="宋体"/>
-                <w:b w:val="0"/>
-                <w:color w:val="000000"/>
-                <w:sz w:val="21"/>
-              </w:rPr>
-              <w:t>223</w:t>
-            </w:r>
-          </w:p>
-        </w:tc>
-        <w:tc>
-          <w:tcPr>
-            <w:tcW w:type="dxa" w:w="1050"/>
-            <w:vAlign w:val="center"/>
-          </w:tcPr>
-          <w:p>
-            <w:pPr>
-              <w:spacing w:line="288" w:lineRule="auto" w:after="0"/>
-              <w:ind w:firstLine="0"/>
-              <w:jc w:val="center"/>
-            </w:pPr>
-            <w:r/>
-            <w:r>
-              <w:rPr>
-                <w:rFonts w:ascii="Times New Roman" w:hAnsi="Times New Roman" w:eastAsia="宋体"/>
-                <w:b w:val="0"/>
-                <w:color w:val="000000"/>
-                <w:sz w:val="21"/>
-              </w:rPr>
-              <w:t>2020-02-19</w:t>
-            </w:r>
-          </w:p>
-        </w:tc>
-        <w:tc>
-          <w:tcPr>
-            <w:tcW w:type="dxa" w:w="1050"/>
-            <w:vAlign w:val="center"/>
-          </w:tcPr>
-          <w:p>
-            <w:pPr>
-              <w:spacing w:line="288" w:lineRule="auto" w:after="0"/>
-              <w:ind w:firstLine="0"/>
-              <w:jc w:val="center"/>
-            </w:pPr>
-            <w:r/>
-            <w:r>
-              <w:rPr>
-                <w:rFonts w:ascii="Times New Roman" w:hAnsi="Times New Roman" w:eastAsia="宋体"/>
-                <w:b w:val="0"/>
-                <w:color w:val="000000"/>
-                <w:sz w:val="21"/>
-              </w:rPr>
-              <w:t>2022-07-30</w:t>
-            </w:r>
-          </w:p>
-        </w:tc>
-        <w:tc>
-          <w:tcPr>
-            <w:tcW w:type="dxa" w:w="1050"/>
+            <w:tcW w:type="dxa" w:w="1800"/>
             <w:vAlign w:val="center"/>
           </w:tcPr>
           <w:p>
@@ -6521,7 +6043,7 @@
         </w:tc>
         <w:tc>
           <w:tcPr>
-            <w:tcW w:type="dxa" w:w="1050"/>
+            <w:tcW w:type="dxa" w:w="1800"/>
             <w:vAlign w:val="center"/>
           </w:tcPr>
           <w:p>
@@ -6544,7 +6066,7 @@
         </w:tc>
         <w:tc>
           <w:tcPr>
-            <w:tcW w:type="dxa" w:w="750"/>
+            <w:tcW w:type="dxa" w:w="1400"/>
             <w:vAlign w:val="center"/>
           </w:tcPr>
           <w:p>
@@ -6566,33 +6088,139 @@
           </w:p>
         </w:tc>
       </w:tr>
+    </w:tbl>
+    <w:p>
+      <w:pPr>
+        <w:spacing w:before="120" w:after="60"/>
+        <w:ind w:firstLine="0"/>
+        <w:jc w:val="center"/>
+      </w:pPr>
+      <w:r>
+        <w:rPr>
+          <w:rFonts w:ascii="Times New Roman" w:hAnsi="Times New Roman" w:eastAsia="黑体"/>
+          <w:b/>
+          <w:color w:val="000000"/>
+          <w:sz w:val="21"/>
+        </w:rPr>
+        <w:t>表 8-2 每日新增死亡预测指标</w:t>
+      </w:r>
+    </w:p>
+    <w:tbl>
+      <w:tblPr>
+        <w:tblStyle w:val="TableGrid"/>
+        <w:tblW w:type="dxa" w:w="8300"/>
+        <w:jc w:val="center"/>
+        <w:tblLayout w:type="fixed"/>
+        <w:tblLook w:firstColumn="1" w:firstRow="1" w:lastColumn="0" w:lastRow="0" w:noHBand="0" w:noVBand="1" w:val="04A0"/>
+      </w:tblPr>
+      <w:tblGrid>
+        <w:gridCol w:w="3300"/>
+        <w:gridCol w:w="1800"/>
+        <w:gridCol w:w="1800"/>
+        <w:gridCol w:w="1400"/>
+      </w:tblGrid>
       <w:tr>
         <w:tc>
           <w:tcPr>
-            <w:tcW w:type="dxa" w:w="850"/>
+            <w:tcW w:type="dxa" w:w="3300"/>
+            <w:shd w:fill="F2F2F2"/>
             <w:vAlign w:val="center"/>
           </w:tcPr>
           <w:p>
             <w:pPr>
               <w:spacing w:line="288" w:lineRule="auto" w:after="0"/>
               <w:ind w:firstLine="0"/>
-              <w:jc w:val="left"/>
+              <w:jc w:val="center"/>
             </w:pPr>
             <w:r/>
             <w:r>
               <w:rPr>
                 <w:rFonts w:ascii="Times New Roman" w:hAnsi="Times New Roman" w:eastAsia="宋体"/>
-                <w:b w:val="0"/>
+                <w:b/>
                 <w:color w:val="000000"/>
                 <w:sz w:val="21"/>
               </w:rPr>
-              <w:t>deaths</w:t>
+              <w:t>模型</w:t>
             </w:r>
           </w:p>
         </w:tc>
         <w:tc>
           <w:tcPr>
-            <w:tcW w:type="dxa" w:w="1500"/>
+            <w:tcW w:type="dxa" w:w="1800"/>
+            <w:shd w:fill="F2F2F2"/>
+            <w:vAlign w:val="center"/>
+          </w:tcPr>
+          <w:p>
+            <w:pPr>
+              <w:spacing w:line="288" w:lineRule="auto" w:after="0"/>
+              <w:ind w:firstLine="0"/>
+              <w:jc w:val="center"/>
+            </w:pPr>
+            <w:r/>
+            <w:r>
+              <w:rPr>
+                <w:rFonts w:ascii="Times New Roman" w:hAnsi="Times New Roman" w:eastAsia="宋体"/>
+                <w:b/>
+                <w:color w:val="000000"/>
+                <w:sz w:val="21"/>
+              </w:rPr>
+              <w:t>RMSE</w:t>
+            </w:r>
+          </w:p>
+        </w:tc>
+        <w:tc>
+          <w:tcPr>
+            <w:tcW w:type="dxa" w:w="1800"/>
+            <w:shd w:fill="F2F2F2"/>
+            <w:vAlign w:val="center"/>
+          </w:tcPr>
+          <w:p>
+            <w:pPr>
+              <w:spacing w:line="288" w:lineRule="auto" w:after="0"/>
+              <w:ind w:firstLine="0"/>
+              <w:jc w:val="center"/>
+            </w:pPr>
+            <w:r/>
+            <w:r>
+              <w:rPr>
+                <w:rFonts w:ascii="Times New Roman" w:hAnsi="Times New Roman" w:eastAsia="宋体"/>
+                <w:b/>
+                <w:color w:val="000000"/>
+                <w:sz w:val="21"/>
+              </w:rPr>
+              <w:t>MAE</w:t>
+            </w:r>
+          </w:p>
+        </w:tc>
+        <w:tc>
+          <w:tcPr>
+            <w:tcW w:type="dxa" w:w="1400"/>
+            <w:shd w:fill="F2F2F2"/>
+            <w:vAlign w:val="center"/>
+          </w:tcPr>
+          <w:p>
+            <w:pPr>
+              <w:spacing w:line="288" w:lineRule="auto" w:after="0"/>
+              <w:ind w:firstLine="0"/>
+              <w:jc w:val="center"/>
+            </w:pPr>
+            <w:r/>
+            <w:r>
+              <w:rPr>
+                <w:rFonts w:ascii="Times New Roman" w:hAnsi="Times New Roman" w:eastAsia="宋体"/>
+                <w:b/>
+                <w:color w:val="000000"/>
+                <w:sz w:val="21"/>
+              </w:rPr>
+              <w:t>R²</w:t>
+            </w:r>
+          </w:p>
+        </w:tc>
+      </w:tr>
+      <w:tr>
+        <w:tc>
+          <w:tcPr>
+            <w:tcW w:type="dxa" w:w="3300"/>
             <w:vAlign w:val="center"/>
           </w:tcPr>
           <w:p>
@@ -6615,99 +6243,7 @@
         </w:tc>
         <w:tc>
           <w:tcPr>
-            <w:tcW w:type="dxa" w:w="800"/>
-            <w:vAlign w:val="center"/>
-          </w:tcPr>
-          <w:p>
-            <w:pPr>
-              <w:spacing w:line="288" w:lineRule="auto" w:after="0"/>
-              <w:ind w:firstLine="0"/>
-              <w:jc w:val="center"/>
-            </w:pPr>
-            <w:r/>
-            <w:r>
-              <w:rPr>
-                <w:rFonts w:ascii="Times New Roman" w:hAnsi="Times New Roman" w:eastAsia="宋体"/>
-                <w:b w:val="0"/>
-                <w:color w:val="000000"/>
-                <w:sz w:val="21"/>
-              </w:rPr>
-              <w:t>892</w:t>
-            </w:r>
-          </w:p>
-        </w:tc>
-        <w:tc>
-          <w:tcPr>
-            <w:tcW w:type="dxa" w:w="800"/>
-            <w:vAlign w:val="center"/>
-          </w:tcPr>
-          <w:p>
-            <w:pPr>
-              <w:spacing w:line="288" w:lineRule="auto" w:after="0"/>
-              <w:ind w:firstLine="0"/>
-              <w:jc w:val="center"/>
-            </w:pPr>
-            <w:r/>
-            <w:r>
-              <w:rPr>
-                <w:rFonts w:ascii="Times New Roman" w:hAnsi="Times New Roman" w:eastAsia="宋体"/>
-                <w:b w:val="0"/>
-                <w:color w:val="000000"/>
-                <w:sz w:val="21"/>
-              </w:rPr>
-              <w:t>223</w:t>
-            </w:r>
-          </w:p>
-        </w:tc>
-        <w:tc>
-          <w:tcPr>
-            <w:tcW w:type="dxa" w:w="1050"/>
-            <w:vAlign w:val="center"/>
-          </w:tcPr>
-          <w:p>
-            <w:pPr>
-              <w:spacing w:line="288" w:lineRule="auto" w:after="0"/>
-              <w:ind w:firstLine="0"/>
-              <w:jc w:val="center"/>
-            </w:pPr>
-            <w:r/>
-            <w:r>
-              <w:rPr>
-                <w:rFonts w:ascii="Times New Roman" w:hAnsi="Times New Roman" w:eastAsia="宋体"/>
-                <w:b w:val="0"/>
-                <w:color w:val="000000"/>
-                <w:sz w:val="21"/>
-              </w:rPr>
-              <w:t>2020-02-19</w:t>
-            </w:r>
-          </w:p>
-        </w:tc>
-        <w:tc>
-          <w:tcPr>
-            <w:tcW w:type="dxa" w:w="1050"/>
-            <w:vAlign w:val="center"/>
-          </w:tcPr>
-          <w:p>
-            <w:pPr>
-              <w:spacing w:line="288" w:lineRule="auto" w:after="0"/>
-              <w:ind w:firstLine="0"/>
-              <w:jc w:val="center"/>
-            </w:pPr>
-            <w:r/>
-            <w:r>
-              <w:rPr>
-                <w:rFonts w:ascii="Times New Roman" w:hAnsi="Times New Roman" w:eastAsia="宋体"/>
-                <w:b w:val="0"/>
-                <w:color w:val="000000"/>
-                <w:sz w:val="21"/>
-              </w:rPr>
-              <w:t>2022-07-30</w:t>
-            </w:r>
-          </w:p>
-        </w:tc>
-        <w:tc>
-          <w:tcPr>
-            <w:tcW w:type="dxa" w:w="1050"/>
+            <w:tcW w:type="dxa" w:w="1800"/>
             <w:vAlign w:val="center"/>
           </w:tcPr>
           <w:p>
@@ -6730,7 +6266,7 @@
         </w:tc>
         <w:tc>
           <w:tcPr>
-            <w:tcW w:type="dxa" w:w="1050"/>
+            <w:tcW w:type="dxa" w:w="1800"/>
             <w:vAlign w:val="center"/>
           </w:tcPr>
           <w:p>
@@ -6753,7 +6289,7 @@
         </w:tc>
         <w:tc>
           <w:tcPr>
-            <w:tcW w:type="dxa" w:w="750"/>
+            <w:tcW w:type="dxa" w:w="1400"/>
             <w:vAlign w:val="center"/>
           </w:tcPr>
           <w:p>
@@ -6778,30 +6314,7 @@
       <w:tr>
         <w:tc>
           <w:tcPr>
-            <w:tcW w:type="dxa" w:w="850"/>
-            <w:vAlign w:val="center"/>
-          </w:tcPr>
-          <w:p>
-            <w:pPr>
-              <w:spacing w:line="288" w:lineRule="auto" w:after="0"/>
-              <w:ind w:firstLine="0"/>
-              <w:jc w:val="left"/>
-            </w:pPr>
-            <w:r/>
-            <w:r>
-              <w:rPr>
-                <w:rFonts w:ascii="Times New Roman" w:hAnsi="Times New Roman" w:eastAsia="宋体"/>
-                <w:b w:val="0"/>
-                <w:color w:val="000000"/>
-                <w:sz w:val="21"/>
-              </w:rPr>
-              <w:t>deaths</w:t>
-            </w:r>
-          </w:p>
-        </w:tc>
-        <w:tc>
-          <w:tcPr>
-            <w:tcW w:type="dxa" w:w="1500"/>
+            <w:tcW w:type="dxa" w:w="3300"/>
             <w:vAlign w:val="center"/>
           </w:tcPr>
           <w:p>
@@ -6824,99 +6337,7 @@
         </w:tc>
         <w:tc>
           <w:tcPr>
-            <w:tcW w:type="dxa" w:w="800"/>
-            <w:vAlign w:val="center"/>
-          </w:tcPr>
-          <w:p>
-            <w:pPr>
-              <w:spacing w:line="288" w:lineRule="auto" w:after="0"/>
-              <w:ind w:firstLine="0"/>
-              <w:jc w:val="center"/>
-            </w:pPr>
-            <w:r/>
-            <w:r>
-              <w:rPr>
-                <w:rFonts w:ascii="Times New Roman" w:hAnsi="Times New Roman" w:eastAsia="宋体"/>
-                <w:b w:val="0"/>
-                <w:color w:val="000000"/>
-                <w:sz w:val="21"/>
-              </w:rPr>
-              <w:t>892</w:t>
-            </w:r>
-          </w:p>
-        </w:tc>
-        <w:tc>
-          <w:tcPr>
-            <w:tcW w:type="dxa" w:w="800"/>
-            <w:vAlign w:val="center"/>
-          </w:tcPr>
-          <w:p>
-            <w:pPr>
-              <w:spacing w:line="288" w:lineRule="auto" w:after="0"/>
-              <w:ind w:firstLine="0"/>
-              <w:jc w:val="center"/>
-            </w:pPr>
-            <w:r/>
-            <w:r>
-              <w:rPr>
-                <w:rFonts w:ascii="Times New Roman" w:hAnsi="Times New Roman" w:eastAsia="宋体"/>
-                <w:b w:val="0"/>
-                <w:color w:val="000000"/>
-                <w:sz w:val="21"/>
-              </w:rPr>
-              <w:t>223</w:t>
-            </w:r>
-          </w:p>
-        </w:tc>
-        <w:tc>
-          <w:tcPr>
-            <w:tcW w:type="dxa" w:w="1050"/>
-            <w:vAlign w:val="center"/>
-          </w:tcPr>
-          <w:p>
-            <w:pPr>
-              <w:spacing w:line="288" w:lineRule="auto" w:after="0"/>
-              <w:ind w:firstLine="0"/>
-              <w:jc w:val="center"/>
-            </w:pPr>
-            <w:r/>
-            <w:r>
-              <w:rPr>
-                <w:rFonts w:ascii="Times New Roman" w:hAnsi="Times New Roman" w:eastAsia="宋体"/>
-                <w:b w:val="0"/>
-                <w:color w:val="000000"/>
-                <w:sz w:val="21"/>
-              </w:rPr>
-              <w:t>2020-02-19</w:t>
-            </w:r>
-          </w:p>
-        </w:tc>
-        <w:tc>
-          <w:tcPr>
-            <w:tcW w:type="dxa" w:w="1050"/>
-            <w:vAlign w:val="center"/>
-          </w:tcPr>
-          <w:p>
-            <w:pPr>
-              <w:spacing w:line="288" w:lineRule="auto" w:after="0"/>
-              <w:ind w:firstLine="0"/>
-              <w:jc w:val="center"/>
-            </w:pPr>
-            <w:r/>
-            <w:r>
-              <w:rPr>
-                <w:rFonts w:ascii="Times New Roman" w:hAnsi="Times New Roman" w:eastAsia="宋体"/>
-                <w:b w:val="0"/>
-                <w:color w:val="000000"/>
-                <w:sz w:val="21"/>
-              </w:rPr>
-              <w:t>2022-07-30</w:t>
-            </w:r>
-          </w:p>
-        </w:tc>
-        <w:tc>
-          <w:tcPr>
-            <w:tcW w:type="dxa" w:w="1050"/>
+            <w:tcW w:type="dxa" w:w="1800"/>
             <w:vAlign w:val="center"/>
           </w:tcPr>
           <w:p>
@@ -6939,7 +6360,7 @@
         </w:tc>
         <w:tc>
           <w:tcPr>
-            <w:tcW w:type="dxa" w:w="1050"/>
+            <w:tcW w:type="dxa" w:w="1800"/>
             <w:vAlign w:val="center"/>
           </w:tcPr>
           <w:p>
@@ -6962,7 +6383,7 @@
         </w:tc>
         <w:tc>
           <w:tcPr>
-            <w:tcW w:type="dxa" w:w="750"/>
+            <w:tcW w:type="dxa" w:w="1400"/>
             <w:vAlign w:val="center"/>
           </w:tcPr>
           <w:p>
@@ -6987,30 +6408,7 @@
       <w:tr>
         <w:tc>
           <w:tcPr>
-            <w:tcW w:type="dxa" w:w="850"/>
-            <w:vAlign w:val="center"/>
-          </w:tcPr>
-          <w:p>
-            <w:pPr>
-              <w:spacing w:line="288" w:lineRule="auto" w:after="0"/>
-              <w:ind w:firstLine="0"/>
-              <w:jc w:val="left"/>
-            </w:pPr>
-            <w:r/>
-            <w:r>
-              <w:rPr>
-                <w:rFonts w:ascii="Times New Roman" w:hAnsi="Times New Roman" w:eastAsia="宋体"/>
-                <w:b w:val="0"/>
-                <w:color w:val="000000"/>
-                <w:sz w:val="21"/>
-              </w:rPr>
-              <w:t>deaths</w:t>
-            </w:r>
-          </w:p>
-        </w:tc>
-        <w:tc>
-          <w:tcPr>
-            <w:tcW w:type="dxa" w:w="1500"/>
+            <w:tcW w:type="dxa" w:w="3300"/>
             <w:vAlign w:val="center"/>
           </w:tcPr>
           <w:p>
@@ -7033,99 +6431,7 @@
         </w:tc>
         <w:tc>
           <w:tcPr>
-            <w:tcW w:type="dxa" w:w="800"/>
-            <w:vAlign w:val="center"/>
-          </w:tcPr>
-          <w:p>
-            <w:pPr>
-              <w:spacing w:line="288" w:lineRule="auto" w:after="0"/>
-              <w:ind w:firstLine="0"/>
-              <w:jc w:val="center"/>
-            </w:pPr>
-            <w:r/>
-            <w:r>
-              <w:rPr>
-                <w:rFonts w:ascii="Times New Roman" w:hAnsi="Times New Roman" w:eastAsia="宋体"/>
-                <w:b w:val="0"/>
-                <w:color w:val="000000"/>
-                <w:sz w:val="21"/>
-              </w:rPr>
-              <w:t>892</w:t>
-            </w:r>
-          </w:p>
-        </w:tc>
-        <w:tc>
-          <w:tcPr>
-            <w:tcW w:type="dxa" w:w="800"/>
-            <w:vAlign w:val="center"/>
-          </w:tcPr>
-          <w:p>
-            <w:pPr>
-              <w:spacing w:line="288" w:lineRule="auto" w:after="0"/>
-              <w:ind w:firstLine="0"/>
-              <w:jc w:val="center"/>
-            </w:pPr>
-            <w:r/>
-            <w:r>
-              <w:rPr>
-                <w:rFonts w:ascii="Times New Roman" w:hAnsi="Times New Roman" w:eastAsia="宋体"/>
-                <w:b w:val="0"/>
-                <w:color w:val="000000"/>
-                <w:sz w:val="21"/>
-              </w:rPr>
-              <w:t>223</w:t>
-            </w:r>
-          </w:p>
-        </w:tc>
-        <w:tc>
-          <w:tcPr>
-            <w:tcW w:type="dxa" w:w="1050"/>
-            <w:vAlign w:val="center"/>
-          </w:tcPr>
-          <w:p>
-            <w:pPr>
-              <w:spacing w:line="288" w:lineRule="auto" w:after="0"/>
-              <w:ind w:firstLine="0"/>
-              <w:jc w:val="center"/>
-            </w:pPr>
-            <w:r/>
-            <w:r>
-              <w:rPr>
-                <w:rFonts w:ascii="Times New Roman" w:hAnsi="Times New Roman" w:eastAsia="宋体"/>
-                <w:b w:val="0"/>
-                <w:color w:val="000000"/>
-                <w:sz w:val="21"/>
-              </w:rPr>
-              <w:t>2020-02-19</w:t>
-            </w:r>
-          </w:p>
-        </w:tc>
-        <w:tc>
-          <w:tcPr>
-            <w:tcW w:type="dxa" w:w="1050"/>
-            <w:vAlign w:val="center"/>
-          </w:tcPr>
-          <w:p>
-            <w:pPr>
-              <w:spacing w:line="288" w:lineRule="auto" w:after="0"/>
-              <w:ind w:firstLine="0"/>
-              <w:jc w:val="center"/>
-            </w:pPr>
-            <w:r/>
-            <w:r>
-              <w:rPr>
-                <w:rFonts w:ascii="Times New Roman" w:hAnsi="Times New Roman" w:eastAsia="宋体"/>
-                <w:b w:val="0"/>
-                <w:color w:val="000000"/>
-                <w:sz w:val="21"/>
-              </w:rPr>
-              <w:t>2022-07-30</w:t>
-            </w:r>
-          </w:p>
-        </w:tc>
-        <w:tc>
-          <w:tcPr>
-            <w:tcW w:type="dxa" w:w="1050"/>
+            <w:tcW w:type="dxa" w:w="1800"/>
             <w:vAlign w:val="center"/>
           </w:tcPr>
           <w:p>
@@ -7148,7 +6454,7 @@
         </w:tc>
         <w:tc>
           <w:tcPr>
-            <w:tcW w:type="dxa" w:w="1050"/>
+            <w:tcW w:type="dxa" w:w="1800"/>
             <w:vAlign w:val="center"/>
           </w:tcPr>
           <w:p>
@@ -7171,7 +6477,7 @@
         </w:tc>
         <w:tc>
           <w:tcPr>
-            <w:tcW w:type="dxa" w:w="750"/>
+            <w:tcW w:type="dxa" w:w="1400"/>
             <w:vAlign w:val="center"/>
           </w:tcPr>
           <w:p>
@@ -7196,30 +6502,7 @@
       <w:tr>
         <w:tc>
           <w:tcPr>
-            <w:tcW w:type="dxa" w:w="850"/>
-            <w:vAlign w:val="center"/>
-          </w:tcPr>
-          <w:p>
-            <w:pPr>
-              <w:spacing w:line="288" w:lineRule="auto" w:after="0"/>
-              <w:ind w:firstLine="0"/>
-              <w:jc w:val="left"/>
-            </w:pPr>
-            <w:r/>
-            <w:r>
-              <w:rPr>
-                <w:rFonts w:ascii="Times New Roman" w:hAnsi="Times New Roman" w:eastAsia="宋体"/>
-                <w:b w:val="0"/>
-                <w:color w:val="000000"/>
-                <w:sz w:val="21"/>
-              </w:rPr>
-              <w:t>deaths</w:t>
-            </w:r>
-          </w:p>
-        </w:tc>
-        <w:tc>
-          <w:tcPr>
-            <w:tcW w:type="dxa" w:w="1500"/>
+            <w:tcW w:type="dxa" w:w="3300"/>
             <w:vAlign w:val="center"/>
           </w:tcPr>
           <w:p>
@@ -7242,99 +6525,7 @@
         </w:tc>
         <w:tc>
           <w:tcPr>
-            <w:tcW w:type="dxa" w:w="800"/>
-            <w:vAlign w:val="center"/>
-          </w:tcPr>
-          <w:p>
-            <w:pPr>
-              <w:spacing w:line="288" w:lineRule="auto" w:after="0"/>
-              <w:ind w:firstLine="0"/>
-              <w:jc w:val="center"/>
-            </w:pPr>
-            <w:r/>
-            <w:r>
-              <w:rPr>
-                <w:rFonts w:ascii="Times New Roman" w:hAnsi="Times New Roman" w:eastAsia="宋体"/>
-                <w:b w:val="0"/>
-                <w:color w:val="000000"/>
-                <w:sz w:val="21"/>
-              </w:rPr>
-              <w:t>892</w:t>
-            </w:r>
-          </w:p>
-        </w:tc>
-        <w:tc>
-          <w:tcPr>
-            <w:tcW w:type="dxa" w:w="800"/>
-            <w:vAlign w:val="center"/>
-          </w:tcPr>
-          <w:p>
-            <w:pPr>
-              <w:spacing w:line="288" w:lineRule="auto" w:after="0"/>
-              <w:ind w:firstLine="0"/>
-              <w:jc w:val="center"/>
-            </w:pPr>
-            <w:r/>
-            <w:r>
-              <w:rPr>
-                <w:rFonts w:ascii="Times New Roman" w:hAnsi="Times New Roman" w:eastAsia="宋体"/>
-                <w:b w:val="0"/>
-                <w:color w:val="000000"/>
-                <w:sz w:val="21"/>
-              </w:rPr>
-              <w:t>223</w:t>
-            </w:r>
-          </w:p>
-        </w:tc>
-        <w:tc>
-          <w:tcPr>
-            <w:tcW w:type="dxa" w:w="1050"/>
-            <w:vAlign w:val="center"/>
-          </w:tcPr>
-          <w:p>
-            <w:pPr>
-              <w:spacing w:line="288" w:lineRule="auto" w:after="0"/>
-              <w:ind w:firstLine="0"/>
-              <w:jc w:val="center"/>
-            </w:pPr>
-            <w:r/>
-            <w:r>
-              <w:rPr>
-                <w:rFonts w:ascii="Times New Roman" w:hAnsi="Times New Roman" w:eastAsia="宋体"/>
-                <w:b w:val="0"/>
-                <w:color w:val="000000"/>
-                <w:sz w:val="21"/>
-              </w:rPr>
-              <w:t>2020-02-19</w:t>
-            </w:r>
-          </w:p>
-        </w:tc>
-        <w:tc>
-          <w:tcPr>
-            <w:tcW w:type="dxa" w:w="1050"/>
-            <w:vAlign w:val="center"/>
-          </w:tcPr>
-          <w:p>
-            <w:pPr>
-              <w:spacing w:line="288" w:lineRule="auto" w:after="0"/>
-              <w:ind w:firstLine="0"/>
-              <w:jc w:val="center"/>
-            </w:pPr>
-            <w:r/>
-            <w:r>
-              <w:rPr>
-                <w:rFonts w:ascii="Times New Roman" w:hAnsi="Times New Roman" w:eastAsia="宋体"/>
-                <w:b w:val="0"/>
-                <w:color w:val="000000"/>
-                <w:sz w:val="21"/>
-              </w:rPr>
-              <w:t>2022-07-30</w:t>
-            </w:r>
-          </w:p>
-        </w:tc>
-        <w:tc>
-          <w:tcPr>
-            <w:tcW w:type="dxa" w:w="1050"/>
+            <w:tcW w:type="dxa" w:w="1800"/>
             <w:vAlign w:val="center"/>
           </w:tcPr>
           <w:p>
@@ -7357,7 +6548,7 @@
         </w:tc>
         <w:tc>
           <w:tcPr>
-            <w:tcW w:type="dxa" w:w="1050"/>
+            <w:tcW w:type="dxa" w:w="1800"/>
             <w:vAlign w:val="center"/>
           </w:tcPr>
           <w:p>
@@ -7380,7 +6571,7 @@
         </w:tc>
         <w:tc>
           <w:tcPr>
-            <w:tcW w:type="dxa" w:w="750"/>
+            <w:tcW w:type="dxa" w:w="1400"/>
             <w:vAlign w:val="center"/>
           </w:tcPr>
           <w:p>
@@ -7402,33 +6593,139 @@
           </w:p>
         </w:tc>
       </w:tr>
+    </w:tbl>
+    <w:p>
+      <w:pPr>
+        <w:spacing w:before="120" w:after="60"/>
+        <w:ind w:firstLine="0"/>
+        <w:jc w:val="center"/>
+      </w:pPr>
+      <w:r>
+        <w:rPr>
+          <w:rFonts w:ascii="Times New Roman" w:hAnsi="Times New Roman" w:eastAsia="黑体"/>
+          <w:b/>
+          <w:color w:val="000000"/>
+          <w:sz w:val="21"/>
+        </w:rPr>
+        <w:t>表 8-3 每日新增治愈预测指标</w:t>
+      </w:r>
+    </w:p>
+    <w:tbl>
+      <w:tblPr>
+        <w:tblStyle w:val="TableGrid"/>
+        <w:tblW w:type="dxa" w:w="8300"/>
+        <w:jc w:val="center"/>
+        <w:tblLayout w:type="fixed"/>
+        <w:tblLook w:firstColumn="1" w:firstRow="1" w:lastColumn="0" w:lastRow="0" w:noHBand="0" w:noVBand="1" w:val="04A0"/>
+      </w:tblPr>
+      <w:tblGrid>
+        <w:gridCol w:w="3300"/>
+        <w:gridCol w:w="1800"/>
+        <w:gridCol w:w="1800"/>
+        <w:gridCol w:w="1400"/>
+      </w:tblGrid>
       <w:tr>
         <w:tc>
           <w:tcPr>
-            <w:tcW w:type="dxa" w:w="850"/>
+            <w:tcW w:type="dxa" w:w="3300"/>
+            <w:shd w:fill="F2F2F2"/>
             <w:vAlign w:val="center"/>
           </w:tcPr>
           <w:p>
             <w:pPr>
               <w:spacing w:line="288" w:lineRule="auto" w:after="0"/>
               <w:ind w:firstLine="0"/>
-              <w:jc w:val="left"/>
+              <w:jc w:val="center"/>
             </w:pPr>
             <w:r/>
             <w:r>
               <w:rPr>
                 <w:rFonts w:ascii="Times New Roman" w:hAnsi="Times New Roman" w:eastAsia="宋体"/>
-                <w:b w:val="0"/>
+                <w:b/>
                 <w:color w:val="000000"/>
                 <w:sz w:val="21"/>
               </w:rPr>
-              <w:t>recovered</w:t>
+              <w:t>模型</w:t>
             </w:r>
           </w:p>
         </w:tc>
         <w:tc>
           <w:tcPr>
-            <w:tcW w:type="dxa" w:w="1500"/>
+            <w:tcW w:type="dxa" w:w="1800"/>
+            <w:shd w:fill="F2F2F2"/>
+            <w:vAlign w:val="center"/>
+          </w:tcPr>
+          <w:p>
+            <w:pPr>
+              <w:spacing w:line="288" w:lineRule="auto" w:after="0"/>
+              <w:ind w:firstLine="0"/>
+              <w:jc w:val="center"/>
+            </w:pPr>
+            <w:r/>
+            <w:r>
+              <w:rPr>
+                <w:rFonts w:ascii="Times New Roman" w:hAnsi="Times New Roman" w:eastAsia="宋体"/>
+                <w:b/>
+                <w:color w:val="000000"/>
+                <w:sz w:val="21"/>
+              </w:rPr>
+              <w:t>RMSE</w:t>
+            </w:r>
+          </w:p>
+        </w:tc>
+        <w:tc>
+          <w:tcPr>
+            <w:tcW w:type="dxa" w:w="1800"/>
+            <w:shd w:fill="F2F2F2"/>
+            <w:vAlign w:val="center"/>
+          </w:tcPr>
+          <w:p>
+            <w:pPr>
+              <w:spacing w:line="288" w:lineRule="auto" w:after="0"/>
+              <w:ind w:firstLine="0"/>
+              <w:jc w:val="center"/>
+            </w:pPr>
+            <w:r/>
+            <w:r>
+              <w:rPr>
+                <w:rFonts w:ascii="Times New Roman" w:hAnsi="Times New Roman" w:eastAsia="宋体"/>
+                <w:b/>
+                <w:color w:val="000000"/>
+                <w:sz w:val="21"/>
+              </w:rPr>
+              <w:t>MAE</w:t>
+            </w:r>
+          </w:p>
+        </w:tc>
+        <w:tc>
+          <w:tcPr>
+            <w:tcW w:type="dxa" w:w="1400"/>
+            <w:shd w:fill="F2F2F2"/>
+            <w:vAlign w:val="center"/>
+          </w:tcPr>
+          <w:p>
+            <w:pPr>
+              <w:spacing w:line="288" w:lineRule="auto" w:after="0"/>
+              <w:ind w:firstLine="0"/>
+              <w:jc w:val="center"/>
+            </w:pPr>
+            <w:r/>
+            <w:r>
+              <w:rPr>
+                <w:rFonts w:ascii="Times New Roman" w:hAnsi="Times New Roman" w:eastAsia="宋体"/>
+                <w:b/>
+                <w:color w:val="000000"/>
+                <w:sz w:val="21"/>
+              </w:rPr>
+              <w:t>R²</w:t>
+            </w:r>
+          </w:p>
+        </w:tc>
+      </w:tr>
+      <w:tr>
+        <w:tc>
+          <w:tcPr>
+            <w:tcW w:type="dxa" w:w="3300"/>
             <w:vAlign w:val="center"/>
           </w:tcPr>
           <w:p>
@@ -7451,99 +6748,7 @@
         </w:tc>
         <w:tc>
           <w:tcPr>
-            <w:tcW w:type="dxa" w:w="800"/>
-            <w:vAlign w:val="center"/>
-          </w:tcPr>
-          <w:p>
-            <w:pPr>
-              <w:spacing w:line="288" w:lineRule="auto" w:after="0"/>
-              <w:ind w:firstLine="0"/>
-              <w:jc w:val="center"/>
-            </w:pPr>
-            <w:r/>
-            <w:r>
-              <w:rPr>
-                <w:rFonts w:ascii="Times New Roman" w:hAnsi="Times New Roman" w:eastAsia="宋体"/>
-                <w:b w:val="0"/>
-                <w:color w:val="000000"/>
-                <w:sz w:val="21"/>
-              </w:rPr>
-              <w:t>426</w:t>
-            </w:r>
-          </w:p>
-        </w:tc>
-        <w:tc>
-          <w:tcPr>
-            <w:tcW w:type="dxa" w:w="800"/>
-            <w:vAlign w:val="center"/>
-          </w:tcPr>
-          <w:p>
-            <w:pPr>
-              <w:spacing w:line="288" w:lineRule="auto" w:after="0"/>
-              <w:ind w:firstLine="0"/>
-              <w:jc w:val="center"/>
-            </w:pPr>
-            <w:r/>
-            <w:r>
-              <w:rPr>
-                <w:rFonts w:ascii="Times New Roman" w:hAnsi="Times New Roman" w:eastAsia="宋体"/>
-                <w:b w:val="0"/>
-                <w:color w:val="000000"/>
-                <w:sz w:val="21"/>
-              </w:rPr>
-              <w:t>107</w:t>
-            </w:r>
-          </w:p>
-        </w:tc>
-        <w:tc>
-          <w:tcPr>
-            <w:tcW w:type="dxa" w:w="1050"/>
-            <w:vAlign w:val="center"/>
-          </w:tcPr>
-          <w:p>
-            <w:pPr>
-              <w:spacing w:line="288" w:lineRule="auto" w:after="0"/>
-              <w:ind w:firstLine="0"/>
-              <w:jc w:val="center"/>
-            </w:pPr>
-            <w:r/>
-            <w:r>
-              <w:rPr>
-                <w:rFonts w:ascii="Times New Roman" w:hAnsi="Times New Roman" w:eastAsia="宋体"/>
-                <w:b w:val="0"/>
-                <w:color w:val="000000"/>
-                <w:sz w:val="21"/>
-              </w:rPr>
-              <w:t>2020-02-19</w:t>
-            </w:r>
-          </w:p>
-        </w:tc>
-        <w:tc>
-          <w:tcPr>
-            <w:tcW w:type="dxa" w:w="1050"/>
-            <w:vAlign w:val="center"/>
-          </w:tcPr>
-          <w:p>
-            <w:pPr>
-              <w:spacing w:line="288" w:lineRule="auto" w:after="0"/>
-              <w:ind w:firstLine="0"/>
-              <w:jc w:val="center"/>
-            </w:pPr>
-            <w:r/>
-            <w:r>
-              <w:rPr>
-                <w:rFonts w:ascii="Times New Roman" w:hAnsi="Times New Roman" w:eastAsia="宋体"/>
-                <w:b w:val="0"/>
-                <w:color w:val="000000"/>
-                <w:sz w:val="21"/>
-              </w:rPr>
-              <w:t>2021-04-20</w:t>
-            </w:r>
-          </w:p>
-        </w:tc>
-        <w:tc>
-          <w:tcPr>
-            <w:tcW w:type="dxa" w:w="1050"/>
+            <w:tcW w:type="dxa" w:w="1800"/>
             <w:vAlign w:val="center"/>
           </w:tcPr>
           <w:p>
@@ -7566,7 +6771,7 @@
         </w:tc>
         <w:tc>
           <w:tcPr>
-            <w:tcW w:type="dxa" w:w="1050"/>
+            <w:tcW w:type="dxa" w:w="1800"/>
             <w:vAlign w:val="center"/>
           </w:tcPr>
           <w:p>
@@ -7589,7 +6794,7 @@
         </w:tc>
         <w:tc>
           <w:tcPr>
-            <w:tcW w:type="dxa" w:w="750"/>
+            <w:tcW w:type="dxa" w:w="1400"/>
             <w:vAlign w:val="center"/>
           </w:tcPr>
           <w:p>
@@ -7614,30 +6819,7 @@
       <w:tr>
         <w:tc>
           <w:tcPr>
-            <w:tcW w:type="dxa" w:w="850"/>
-            <w:vAlign w:val="center"/>
-          </w:tcPr>
-          <w:p>
-            <w:pPr>
-              <w:spacing w:line="288" w:lineRule="auto" w:after="0"/>
-              <w:ind w:firstLine="0"/>
-              <w:jc w:val="left"/>
-            </w:pPr>
-            <w:r/>
-            <w:r>
-              <w:rPr>
-                <w:rFonts w:ascii="Times New Roman" w:hAnsi="Times New Roman" w:eastAsia="宋体"/>
-                <w:b w:val="0"/>
-                <w:color w:val="000000"/>
-                <w:sz w:val="21"/>
-              </w:rPr>
-              <w:t>recovered</w:t>
-            </w:r>
-          </w:p>
-        </w:tc>
-        <w:tc>
-          <w:tcPr>
-            <w:tcW w:type="dxa" w:w="1500"/>
+            <w:tcW w:type="dxa" w:w="3300"/>
             <w:vAlign w:val="center"/>
           </w:tcPr>
           <w:p>
@@ -7660,99 +6842,7 @@
         </w:tc>
         <w:tc>
           <w:tcPr>
-            <w:tcW w:type="dxa" w:w="800"/>
-            <w:vAlign w:val="center"/>
-          </w:tcPr>
-          <w:p>
-            <w:pPr>
-              <w:spacing w:line="288" w:lineRule="auto" w:after="0"/>
-              <w:ind w:firstLine="0"/>
-              <w:jc w:val="center"/>
-            </w:pPr>
-            <w:r/>
-            <w:r>
-              <w:rPr>
-                <w:rFonts w:ascii="Times New Roman" w:hAnsi="Times New Roman" w:eastAsia="宋体"/>
-                <w:b w:val="0"/>
-                <w:color w:val="000000"/>
-                <w:sz w:val="21"/>
-              </w:rPr>
-              <w:t>426</w:t>
-            </w:r>
-          </w:p>
-        </w:tc>
-        <w:tc>
-          <w:tcPr>
-            <w:tcW w:type="dxa" w:w="800"/>
-            <w:vAlign w:val="center"/>
-          </w:tcPr>
-          <w:p>
-            <w:pPr>
-              <w:spacing w:line="288" w:lineRule="auto" w:after="0"/>
-              <w:ind w:firstLine="0"/>
-              <w:jc w:val="center"/>
-            </w:pPr>
-            <w:r/>
-            <w:r>
-              <w:rPr>
-                <w:rFonts w:ascii="Times New Roman" w:hAnsi="Times New Roman" w:eastAsia="宋体"/>
-                <w:b w:val="0"/>
-                <w:color w:val="000000"/>
-                <w:sz w:val="21"/>
-              </w:rPr>
-              <w:t>107</w:t>
-            </w:r>
-          </w:p>
-        </w:tc>
-        <w:tc>
-          <w:tcPr>
-            <w:tcW w:type="dxa" w:w="1050"/>
-            <w:vAlign w:val="center"/>
-          </w:tcPr>
-          <w:p>
-            <w:pPr>
-              <w:spacing w:line="288" w:lineRule="auto" w:after="0"/>
-              <w:ind w:firstLine="0"/>
-              <w:jc w:val="center"/>
-            </w:pPr>
-            <w:r/>
-            <w:r>
-              <w:rPr>
-                <w:rFonts w:ascii="Times New Roman" w:hAnsi="Times New Roman" w:eastAsia="宋体"/>
-                <w:b w:val="0"/>
-                <w:color w:val="000000"/>
-                <w:sz w:val="21"/>
-              </w:rPr>
-              <w:t>2020-02-19</w:t>
-            </w:r>
-          </w:p>
-        </w:tc>
-        <w:tc>
-          <w:tcPr>
-            <w:tcW w:type="dxa" w:w="1050"/>
-            <w:vAlign w:val="center"/>
-          </w:tcPr>
-          <w:p>
-            <w:pPr>
-              <w:spacing w:line="288" w:lineRule="auto" w:after="0"/>
-              <w:ind w:firstLine="0"/>
-              <w:jc w:val="center"/>
-            </w:pPr>
-            <w:r/>
-            <w:r>
-              <w:rPr>
-                <w:rFonts w:ascii="Times New Roman" w:hAnsi="Times New Roman" w:eastAsia="宋体"/>
-                <w:b w:val="0"/>
-                <w:color w:val="000000"/>
-                <w:sz w:val="21"/>
-              </w:rPr>
-              <w:t>2021-04-20</w:t>
-            </w:r>
-          </w:p>
-        </w:tc>
-        <w:tc>
-          <w:tcPr>
-            <w:tcW w:type="dxa" w:w="1050"/>
+            <w:tcW w:type="dxa" w:w="1800"/>
             <w:vAlign w:val="center"/>
           </w:tcPr>
           <w:p>
@@ -7775,7 +6865,7 @@
         </w:tc>
         <w:tc>
           <w:tcPr>
-            <w:tcW w:type="dxa" w:w="1050"/>
+            <w:tcW w:type="dxa" w:w="1800"/>
             <w:vAlign w:val="center"/>
           </w:tcPr>
           <w:p>
@@ -7798,7 +6888,7 @@
         </w:tc>
         <w:tc>
           <w:tcPr>
-            <w:tcW w:type="dxa" w:w="750"/>
+            <w:tcW w:type="dxa" w:w="1400"/>
             <w:vAlign w:val="center"/>
           </w:tcPr>
           <w:p>
@@ -7823,30 +6913,7 @@
       <w:tr>
         <w:tc>
           <w:tcPr>
-            <w:tcW w:type="dxa" w:w="850"/>
-            <w:vAlign w:val="center"/>
-          </w:tcPr>
-          <w:p>
-            <w:pPr>
-              <w:spacing w:line="288" w:lineRule="auto" w:after="0"/>
-              <w:ind w:firstLine="0"/>
-              <w:jc w:val="left"/>
-            </w:pPr>
-            <w:r/>
-            <w:r>
-              <w:rPr>
-                <w:rFonts w:ascii="Times New Roman" w:hAnsi="Times New Roman" w:eastAsia="宋体"/>
-                <w:b w:val="0"/>
-                <w:color w:val="000000"/>
-                <w:sz w:val="21"/>
-              </w:rPr>
-              <w:t>recovered</w:t>
-            </w:r>
-          </w:p>
-        </w:tc>
-        <w:tc>
-          <w:tcPr>
-            <w:tcW w:type="dxa" w:w="1500"/>
+            <w:tcW w:type="dxa" w:w="3300"/>
             <w:vAlign w:val="center"/>
           </w:tcPr>
           <w:p>
@@ -7869,99 +6936,7 @@
         </w:tc>
         <w:tc>
           <w:tcPr>
-            <w:tcW w:type="dxa" w:w="800"/>
-            <w:vAlign w:val="center"/>
-          </w:tcPr>
-          <w:p>
-            <w:pPr>
-              <w:spacing w:line="288" w:lineRule="auto" w:after="0"/>
-              <w:ind w:firstLine="0"/>
-              <w:jc w:val="center"/>
-            </w:pPr>
-            <w:r/>
-            <w:r>
-              <w:rPr>
-                <w:rFonts w:ascii="Times New Roman" w:hAnsi="Times New Roman" w:eastAsia="宋体"/>
-                <w:b w:val="0"/>
-                <w:color w:val="000000"/>
-                <w:sz w:val="21"/>
-              </w:rPr>
-              <w:t>426</w:t>
-            </w:r>
-          </w:p>
-        </w:tc>
-        <w:tc>
-          <w:tcPr>
-            <w:tcW w:type="dxa" w:w="800"/>
-            <w:vAlign w:val="center"/>
-          </w:tcPr>
-          <w:p>
-            <w:pPr>
-              <w:spacing w:line="288" w:lineRule="auto" w:after="0"/>
-              <w:ind w:firstLine="0"/>
-              <w:jc w:val="center"/>
-            </w:pPr>
-            <w:r/>
-            <w:r>
-              <w:rPr>
-                <w:rFonts w:ascii="Times New Roman" w:hAnsi="Times New Roman" w:eastAsia="宋体"/>
-                <w:b w:val="0"/>
-                <w:color w:val="000000"/>
-                <w:sz w:val="21"/>
-              </w:rPr>
-              <w:t>107</w:t>
-            </w:r>
-          </w:p>
-        </w:tc>
-        <w:tc>
-          <w:tcPr>
-            <w:tcW w:type="dxa" w:w="1050"/>
-            <w:vAlign w:val="center"/>
-          </w:tcPr>
-          <w:p>
-            <w:pPr>
-              <w:spacing w:line="288" w:lineRule="auto" w:after="0"/>
-              <w:ind w:firstLine="0"/>
-              <w:jc w:val="center"/>
-            </w:pPr>
-            <w:r/>
-            <w:r>
-              <w:rPr>
-                <w:rFonts w:ascii="Times New Roman" w:hAnsi="Times New Roman" w:eastAsia="宋体"/>
-                <w:b w:val="0"/>
-                <w:color w:val="000000"/>
-                <w:sz w:val="21"/>
-              </w:rPr>
-              <w:t>2020-02-19</w:t>
-            </w:r>
-          </w:p>
-        </w:tc>
-        <w:tc>
-          <w:tcPr>
-            <w:tcW w:type="dxa" w:w="1050"/>
-            <w:vAlign w:val="center"/>
-          </w:tcPr>
-          <w:p>
-            <w:pPr>
-              <w:spacing w:line="288" w:lineRule="auto" w:after="0"/>
-              <w:ind w:firstLine="0"/>
-              <w:jc w:val="center"/>
-            </w:pPr>
-            <w:r/>
-            <w:r>
-              <w:rPr>
-                <w:rFonts w:ascii="Times New Roman" w:hAnsi="Times New Roman" w:eastAsia="宋体"/>
-                <w:b w:val="0"/>
-                <w:color w:val="000000"/>
-                <w:sz w:val="21"/>
-              </w:rPr>
-              <w:t>2021-04-20</w:t>
-            </w:r>
-          </w:p>
-        </w:tc>
-        <w:tc>
-          <w:tcPr>
-            <w:tcW w:type="dxa" w:w="1050"/>
+            <w:tcW w:type="dxa" w:w="1800"/>
             <w:vAlign w:val="center"/>
           </w:tcPr>
           <w:p>
@@ -7984,7 +6959,7 @@
         </w:tc>
         <w:tc>
           <w:tcPr>
-            <w:tcW w:type="dxa" w:w="1050"/>
+            <w:tcW w:type="dxa" w:w="1800"/>
             <w:vAlign w:val="center"/>
           </w:tcPr>
           <w:p>
@@ -8007,7 +6982,7 @@
         </w:tc>
         <w:tc>
           <w:tcPr>
-            <w:tcW w:type="dxa" w:w="750"/>
+            <w:tcW w:type="dxa" w:w="1400"/>
             <w:vAlign w:val="center"/>
           </w:tcPr>
           <w:p>
@@ -8032,30 +7007,7 @@
       <w:tr>
         <w:tc>
           <w:tcPr>
-            <w:tcW w:type="dxa" w:w="850"/>
-            <w:vAlign w:val="center"/>
-          </w:tcPr>
-          <w:p>
-            <w:pPr>
-              <w:spacing w:line="288" w:lineRule="auto" w:after="0"/>
-              <w:ind w:firstLine="0"/>
-              <w:jc w:val="left"/>
-            </w:pPr>
-            <w:r/>
-            <w:r>
-              <w:rPr>
-                <w:rFonts w:ascii="Times New Roman" w:hAnsi="Times New Roman" w:eastAsia="宋体"/>
-                <w:b w:val="0"/>
-                <w:color w:val="000000"/>
-                <w:sz w:val="21"/>
-              </w:rPr>
-              <w:t>recovered</w:t>
-            </w:r>
-          </w:p>
-        </w:tc>
-        <w:tc>
-          <w:tcPr>
-            <w:tcW w:type="dxa" w:w="1500"/>
+            <w:tcW w:type="dxa" w:w="3300"/>
             <w:vAlign w:val="center"/>
           </w:tcPr>
           <w:p>
@@ -8078,99 +7030,7 @@
         </w:tc>
         <w:tc>
           <w:tcPr>
-            <w:tcW w:type="dxa" w:w="800"/>
-            <w:vAlign w:val="center"/>
-          </w:tcPr>
-          <w:p>
-            <w:pPr>
-              <w:spacing w:line="288" w:lineRule="auto" w:after="0"/>
-              <w:ind w:firstLine="0"/>
-              <w:jc w:val="center"/>
-            </w:pPr>
-            <w:r/>
-            <w:r>
-              <w:rPr>
-                <w:rFonts w:ascii="Times New Roman" w:hAnsi="Times New Roman" w:eastAsia="宋体"/>
-                <w:b w:val="0"/>
-                <w:color w:val="000000"/>
-                <w:sz w:val="21"/>
-              </w:rPr>
-              <w:t>426</w:t>
-            </w:r>
-          </w:p>
-        </w:tc>
-        <w:tc>
-          <w:tcPr>
-            <w:tcW w:type="dxa" w:w="800"/>
-            <w:vAlign w:val="center"/>
-          </w:tcPr>
-          <w:p>
-            <w:pPr>
-              <w:spacing w:line="288" w:lineRule="auto" w:after="0"/>
-              <w:ind w:firstLine="0"/>
-              <w:jc w:val="center"/>
-            </w:pPr>
-            <w:r/>
-            <w:r>
-              <w:rPr>
-                <w:rFonts w:ascii="Times New Roman" w:hAnsi="Times New Roman" w:eastAsia="宋体"/>
-                <w:b w:val="0"/>
-                <w:color w:val="000000"/>
-                <w:sz w:val="21"/>
-              </w:rPr>
-              <w:t>107</w:t>
-            </w:r>
-          </w:p>
-        </w:tc>
-        <w:tc>
-          <w:tcPr>
-            <w:tcW w:type="dxa" w:w="1050"/>
-            <w:vAlign w:val="center"/>
-          </w:tcPr>
-          <w:p>
-            <w:pPr>
-              <w:spacing w:line="288" w:lineRule="auto" w:after="0"/>
-              <w:ind w:firstLine="0"/>
-              <w:jc w:val="center"/>
-            </w:pPr>
-            <w:r/>
-            <w:r>
-              <w:rPr>
-                <w:rFonts w:ascii="Times New Roman" w:hAnsi="Times New Roman" w:eastAsia="宋体"/>
-                <w:b w:val="0"/>
-                <w:color w:val="000000"/>
-                <w:sz w:val="21"/>
-              </w:rPr>
-              <w:t>2020-02-19</w:t>
-            </w:r>
-          </w:p>
-        </w:tc>
-        <w:tc>
-          <w:tcPr>
-            <w:tcW w:type="dxa" w:w="1050"/>
-            <w:vAlign w:val="center"/>
-          </w:tcPr>
-          <w:p>
-            <w:pPr>
-              <w:spacing w:line="288" w:lineRule="auto" w:after="0"/>
-              <w:ind w:firstLine="0"/>
-              <w:jc w:val="center"/>
-            </w:pPr>
-            <w:r/>
-            <w:r>
-              <w:rPr>
-                <w:rFonts w:ascii="Times New Roman" w:hAnsi="Times New Roman" w:eastAsia="宋体"/>
-                <w:b w:val="0"/>
-                <w:color w:val="000000"/>
-                <w:sz w:val="21"/>
-              </w:rPr>
-              <w:t>2021-04-20</w:t>
-            </w:r>
-          </w:p>
-        </w:tc>
-        <w:tc>
-          <w:tcPr>
-            <w:tcW w:type="dxa" w:w="1050"/>
+            <w:tcW w:type="dxa" w:w="1800"/>
             <w:vAlign w:val="center"/>
           </w:tcPr>
           <w:p>
@@ -8193,7 +7053,7 @@
         </w:tc>
         <w:tc>
           <w:tcPr>
-            <w:tcW w:type="dxa" w:w="1050"/>
+            <w:tcW w:type="dxa" w:w="1800"/>
             <w:vAlign w:val="center"/>
           </w:tcPr>
           <w:p>
@@ -8216,7 +7076,7 @@
         </w:tc>
         <w:tc>
           <w:tcPr>
-            <w:tcW w:type="dxa" w:w="750"/>
+            <w:tcW w:type="dxa" w:w="1400"/>
             <w:vAlign w:val="center"/>
           </w:tcPr>
           <w:p>
@@ -8249,7 +7109,7 @@
         <w:drawing>
           <wp:inline xmlns:a="http://schemas.openxmlformats.org/drawingml/2006/main" xmlns:pic="http://schemas.openxmlformats.org/drawingml/2006/picture">
             <wp:extent cx="5328000" cy="1522286"/>
-            <wp:docPr id="8" name="Picture 8"/>
+            <wp:docPr id="10" name="Picture 10"/>
             <wp:cNvGraphicFramePr>
               <a:graphicFrameLocks noChangeAspect="1"/>
             </wp:cNvGraphicFramePr>
@@ -8261,7 +7121,7 @@
                     <pic:cNvPicPr/>
                   </pic:nvPicPr>
                   <pic:blipFill>
-                    <a:blip r:embed="rId18"/>
+                    <a:blip r:embed="rId20"/>
                     <a:stretch>
                       <a:fillRect/>
                     </a:stretch>
@@ -8293,12 +7153,13 @@
           <w:color w:val="000000"/>
           <w:sz w:val="21"/>
         </w:rPr>
-        <w:t>图 10 机器学习模型 RMSE、MAE、R² 对比</w:t>
+        <w:t>图 10 机器学习模型 RMSE、MAE、R² 对比（R² 小于 -5 的柱在图中截断显示，完整数值见表 8-1 至表 8-3）</w:t>
       </w:r>
     </w:p>
     <w:p>
       <w:pPr>
         <w:pStyle w:val="BodyText"/>
+        <w:jc w:val="left"/>
       </w:pPr>
       <w:r>
         <w:rPr>
@@ -8314,6 +7175,7 @@
         <w:pStyle w:val="Heading1"/>
       </w:pPr>
       <w:r/>
+      <w:bookmarkStart w:id="10" w:name="bm_085ec5c2bafaddad"/>
       <w:r>
         <w:rPr>
           <w:rFonts w:ascii="Times New Roman" w:hAnsi="Times New Roman" w:eastAsia="黑体"/>
@@ -8323,10 +7185,12 @@
         </w:rPr>
         <w:t>八、同窗口舱室变量对比实验</w:t>
       </w:r>
+      <w:bookmarkEnd w:id="10"/>
     </w:p>
     <w:p>
       <w:pPr>
         <w:pStyle w:val="BodyText"/>
+        <w:jc w:val="left"/>
       </w:pPr>
       <w:r>
         <w:rPr>
@@ -8340,6 +7204,7 @@
     <w:p>
       <w:pPr>
         <w:pStyle w:val="BodyText"/>
+        <w:jc w:val="left"/>
       </w:pPr>
       <w:r>
         <w:rPr>
@@ -8360,7 +7225,7 @@
         <w:drawing>
           <wp:inline xmlns:a="http://schemas.openxmlformats.org/drawingml/2006/main" xmlns:pic="http://schemas.openxmlformats.org/drawingml/2006/picture">
             <wp:extent cx="5472000" cy="4974545"/>
-            <wp:docPr id="9" name="Picture 9"/>
+            <wp:docPr id="11" name="Picture 11"/>
             <wp:cNvGraphicFramePr>
               <a:graphicFrameLocks noChangeAspect="1"/>
             </wp:cNvGraphicFramePr>
@@ -8372,7 +7237,7 @@
                     <pic:cNvPicPr/>
                   </pic:nvPicPr>
                   <pic:blipFill>
-                    <a:blip r:embed="rId19"/>
+                    <a:blip r:embed="rId21"/>
                     <a:stretch>
                       <a:fillRect/>
                     </a:stretch>
@@ -9105,6 +7970,7 @@
         <w:pStyle w:val="Heading1"/>
       </w:pPr>
       <w:r/>
+      <w:bookmarkStart w:id="11" w:name="bm_cd7c675f2557e4a4"/>
       <w:r>
         <w:rPr>
           <w:rFonts w:ascii="Times New Roman" w:hAnsi="Times New Roman" w:eastAsia="黑体"/>
@@ -9114,10 +7980,12 @@
         </w:rPr>
         <w:t>九、未来 7 天和 14 天预测</w:t>
       </w:r>
+      <w:bookmarkEnd w:id="11"/>
     </w:p>
     <w:p>
       <w:pPr>
         <w:pStyle w:val="BodyText"/>
+        <w:jc w:val="left"/>
       </w:pPr>
       <w:r>
         <w:rPr>
@@ -9130,6 +7998,20 @@
     </w:p>
     <w:p>
       <w:pPr>
+        <w:pStyle w:val="BodyText"/>
+        <w:jc w:val="left"/>
+      </w:pPr>
+      <w:r>
+        <w:rPr>
+          <w:rFonts w:ascii="Times New Roman" w:hAnsi="Times New Roman" w:eastAsia="宋体"/>
+          <w:color w:val="000000"/>
+          <w:sz w:val="24"/>
+        </w:rPr>
+        <w:t>需要说明的是，GradientBoosting 不是 confirmed 测试集上的最优模型，表 8-1 显示 NaivePersistence 的 RMSE 最低。正文展示 GradientBoosting 的未来预测，是为了观察非平凡模型在滞后特征和滚动特征下给出的趋势变化；最终最优误差模型仍以表 8-1 至表 8-3 为准。</w:t>
+      </w:r>
+    </w:p>
+    <w:p>
+      <w:pPr>
         <w:spacing w:before="120" w:after="0"/>
         <w:ind w:firstLine="0"/>
         <w:jc w:val="center"/>
@@ -9138,7 +8020,7 @@
         <w:drawing>
           <wp:inline xmlns:a="http://schemas.openxmlformats.org/drawingml/2006/main" xmlns:pic="http://schemas.openxmlformats.org/drawingml/2006/picture">
             <wp:extent cx="5472000" cy="2736000"/>
-            <wp:docPr id="10" name="Picture 10"/>
+            <wp:docPr id="12" name="Picture 12"/>
             <wp:cNvGraphicFramePr>
               <a:graphicFrameLocks noChangeAspect="1"/>
             </wp:cNvGraphicFramePr>
@@ -9150,7 +8032,7 @@
                     <pic:cNvPicPr/>
                   </pic:nvPicPr>
                   <pic:blipFill>
-                    <a:blip r:embed="rId20"/>
+                    <a:blip r:embed="rId22"/>
                     <a:stretch>
                       <a:fillRect/>
                     </a:stretch>
@@ -9195,7 +8077,7 @@
         <w:drawing>
           <wp:inline xmlns:a="http://schemas.openxmlformats.org/drawingml/2006/main" xmlns:pic="http://schemas.openxmlformats.org/drawingml/2006/picture">
             <wp:extent cx="5472000" cy="2736000"/>
-            <wp:docPr id="11" name="Picture 11"/>
+            <wp:docPr id="13" name="Picture 13"/>
             <wp:cNvGraphicFramePr>
               <a:graphicFrameLocks noChangeAspect="1"/>
             </wp:cNvGraphicFramePr>
@@ -9207,7 +8089,7 @@
                     <pic:cNvPicPr/>
                   </pic:nvPicPr>
                   <pic:blipFill>
-                    <a:blip r:embed="rId21"/>
+                    <a:blip r:embed="rId23"/>
                     <a:stretch>
                       <a:fillRect/>
                     </a:stretch>
@@ -9244,605 +8126,18 @@
     </w:p>
     <w:p>
       <w:pPr>
-        <w:spacing w:before="120" w:after="60"/>
-        <w:ind w:firstLine="0"/>
-        <w:jc w:val="center"/>
+        <w:pStyle w:val="BodyText"/>
+        <w:jc w:val="left"/>
       </w:pPr>
       <w:r>
         <w:rPr>
-          <w:rFonts w:ascii="Times New Roman" w:hAnsi="Times New Roman" w:eastAsia="黑体"/>
-          <w:b/>
+          <w:rFonts w:ascii="Times New Roman" w:hAnsi="Times New Roman" w:eastAsia="宋体"/>
           <w:color w:val="000000"/>
-          <w:sz w:val="21"/>
+          <w:sz w:val="24"/>
         </w:rPr>
-        <w:t>表 10 GradientBoosting 每日新增确诊未来 7 天预测</w:t>
+        <w:t>每日新增死亡的 7 天预测值均接近 0，完整结果保存在 outputs/predictions 中。</w:t>
       </w:r>
     </w:p>
-    <w:tbl>
-      <w:tblPr>
-        <w:tblStyle w:val="TableGrid"/>
-        <w:tblW w:type="dxa" w:w="6600"/>
-        <w:jc w:val="center"/>
-        <w:tblLayout w:type="fixed"/>
-        <w:tblLook w:firstColumn="1" w:firstRow="1" w:lastColumn="0" w:lastRow="0" w:noHBand="0" w:noVBand="1" w:val="04A0"/>
-      </w:tblPr>
-      <w:tblGrid>
-        <w:gridCol w:w="2400"/>
-        <w:gridCol w:w="1800"/>
-        <w:gridCol w:w="2400"/>
-      </w:tblGrid>
-      <w:tr>
-        <w:tc>
-          <w:tcPr>
-            <w:tcW w:type="dxa" w:w="2400"/>
-            <w:shd w:fill="F2F2F2"/>
-            <w:vAlign w:val="center"/>
-          </w:tcPr>
-          <w:p>
-            <w:pPr>
-              <w:spacing w:line="288" w:lineRule="auto" w:after="0"/>
-              <w:ind w:firstLine="0"/>
-              <w:jc w:val="center"/>
-            </w:pPr>
-            <w:r/>
-            <w:r>
-              <w:rPr>
-                <w:rFonts w:ascii="Times New Roman" w:hAnsi="Times New Roman" w:eastAsia="宋体"/>
-                <w:b/>
-                <w:color w:val="000000"/>
-                <w:sz w:val="21"/>
-              </w:rPr>
-              <w:t>日期</w:t>
-            </w:r>
-          </w:p>
-        </w:tc>
-        <w:tc>
-          <w:tcPr>
-            <w:tcW w:type="dxa" w:w="1800"/>
-            <w:shd w:fill="F2F2F2"/>
-            <w:vAlign w:val="center"/>
-          </w:tcPr>
-          <w:p>
-            <w:pPr>
-              <w:spacing w:line="288" w:lineRule="auto" w:after="0"/>
-              <w:ind w:firstLine="0"/>
-              <w:jc w:val="center"/>
-            </w:pPr>
-            <w:r/>
-            <w:r>
-              <w:rPr>
-                <w:rFonts w:ascii="Times New Roman" w:hAnsi="Times New Roman" w:eastAsia="宋体"/>
-                <w:b/>
-                <w:color w:val="000000"/>
-                <w:sz w:val="21"/>
-              </w:rPr>
-              <w:t>预测天数</w:t>
-            </w:r>
-          </w:p>
-        </w:tc>
-        <w:tc>
-          <w:tcPr>
-            <w:tcW w:type="dxa" w:w="2400"/>
-            <w:shd w:fill="F2F2F2"/>
-            <w:vAlign w:val="center"/>
-          </w:tcPr>
-          <w:p>
-            <w:pPr>
-              <w:spacing w:line="288" w:lineRule="auto" w:after="0"/>
-              <w:ind w:firstLine="0"/>
-              <w:jc w:val="center"/>
-            </w:pPr>
-            <w:r/>
-            <w:r>
-              <w:rPr>
-                <w:rFonts w:ascii="Times New Roman" w:hAnsi="Times New Roman" w:eastAsia="宋体"/>
-                <w:b/>
-                <w:color w:val="000000"/>
-                <w:sz w:val="21"/>
-              </w:rPr>
-              <w:t>预测值</w:t>
-            </w:r>
-          </w:p>
-        </w:tc>
-      </w:tr>
-      <w:tr>
-        <w:tc>
-          <w:tcPr>
-            <w:tcW w:type="dxa" w:w="2400"/>
-            <w:vAlign w:val="center"/>
-          </w:tcPr>
-          <w:p>
-            <w:pPr>
-              <w:spacing w:line="288" w:lineRule="auto" w:after="0"/>
-              <w:ind w:firstLine="0"/>
-              <w:jc w:val="center"/>
-            </w:pPr>
-            <w:r/>
-            <w:r>
-              <w:rPr>
-                <w:rFonts w:ascii="Times New Roman" w:hAnsi="Times New Roman" w:eastAsia="宋体"/>
-                <w:b w:val="0"/>
-                <w:color w:val="000000"/>
-                <w:sz w:val="21"/>
-              </w:rPr>
-              <w:t>2023-03-10</w:t>
-            </w:r>
-          </w:p>
-        </w:tc>
-        <w:tc>
-          <w:tcPr>
-            <w:tcW w:type="dxa" w:w="1800"/>
-            <w:vAlign w:val="center"/>
-          </w:tcPr>
-          <w:p>
-            <w:pPr>
-              <w:spacing w:line="288" w:lineRule="auto" w:after="0"/>
-              <w:ind w:firstLine="0"/>
-              <w:jc w:val="center"/>
-            </w:pPr>
-            <w:r/>
-            <w:r>
-              <w:rPr>
-                <w:rFonts w:ascii="Times New Roman" w:hAnsi="Times New Roman" w:eastAsia="宋体"/>
-                <w:b w:val="0"/>
-                <w:color w:val="000000"/>
-                <w:sz w:val="21"/>
-              </w:rPr>
-              <w:t>1</w:t>
-            </w:r>
-          </w:p>
-        </w:tc>
-        <w:tc>
-          <w:tcPr>
-            <w:tcW w:type="dxa" w:w="2400"/>
-            <w:vAlign w:val="center"/>
-          </w:tcPr>
-          <w:p>
-            <w:pPr>
-              <w:spacing w:line="288" w:lineRule="auto" w:after="0"/>
-              <w:ind w:firstLine="0"/>
-              <w:jc w:val="center"/>
-            </w:pPr>
-            <w:r/>
-            <w:r>
-              <w:rPr>
-                <w:rFonts w:ascii="Times New Roman" w:hAnsi="Times New Roman" w:eastAsia="宋体"/>
-                <w:b w:val="0"/>
-                <w:color w:val="000000"/>
-                <w:sz w:val="21"/>
-              </w:rPr>
-              <w:t>25.94</w:t>
-            </w:r>
-          </w:p>
-        </w:tc>
-      </w:tr>
-      <w:tr>
-        <w:tc>
-          <w:tcPr>
-            <w:tcW w:type="dxa" w:w="2400"/>
-            <w:vAlign w:val="center"/>
-          </w:tcPr>
-          <w:p>
-            <w:pPr>
-              <w:spacing w:line="288" w:lineRule="auto" w:after="0"/>
-              <w:ind w:firstLine="0"/>
-              <w:jc w:val="center"/>
-            </w:pPr>
-            <w:r/>
-            <w:r>
-              <w:rPr>
-                <w:rFonts w:ascii="Times New Roman" w:hAnsi="Times New Roman" w:eastAsia="宋体"/>
-                <w:b w:val="0"/>
-                <w:color w:val="000000"/>
-                <w:sz w:val="21"/>
-              </w:rPr>
-              <w:t>2023-03-11</w:t>
-            </w:r>
-          </w:p>
-        </w:tc>
-        <w:tc>
-          <w:tcPr>
-            <w:tcW w:type="dxa" w:w="1800"/>
-            <w:vAlign w:val="center"/>
-          </w:tcPr>
-          <w:p>
-            <w:pPr>
-              <w:spacing w:line="288" w:lineRule="auto" w:after="0"/>
-              <w:ind w:firstLine="0"/>
-              <w:jc w:val="center"/>
-            </w:pPr>
-            <w:r/>
-            <w:r>
-              <w:rPr>
-                <w:rFonts w:ascii="Times New Roman" w:hAnsi="Times New Roman" w:eastAsia="宋体"/>
-                <w:b w:val="0"/>
-                <w:color w:val="000000"/>
-                <w:sz w:val="21"/>
-              </w:rPr>
-              <w:t>2</w:t>
-            </w:r>
-          </w:p>
-        </w:tc>
-        <w:tc>
-          <w:tcPr>
-            <w:tcW w:type="dxa" w:w="2400"/>
-            <w:vAlign w:val="center"/>
-          </w:tcPr>
-          <w:p>
-            <w:pPr>
-              <w:spacing w:line="288" w:lineRule="auto" w:after="0"/>
-              <w:ind w:firstLine="0"/>
-              <w:jc w:val="center"/>
-            </w:pPr>
-            <w:r/>
-            <w:r>
-              <w:rPr>
-                <w:rFonts w:ascii="Times New Roman" w:hAnsi="Times New Roman" w:eastAsia="宋体"/>
-                <w:b w:val="0"/>
-                <w:color w:val="000000"/>
-                <w:sz w:val="21"/>
-              </w:rPr>
-              <w:t>31.28</w:t>
-            </w:r>
-          </w:p>
-        </w:tc>
-      </w:tr>
-      <w:tr>
-        <w:tc>
-          <w:tcPr>
-            <w:tcW w:type="dxa" w:w="2400"/>
-            <w:vAlign w:val="center"/>
-          </w:tcPr>
-          <w:p>
-            <w:pPr>
-              <w:spacing w:line="288" w:lineRule="auto" w:after="0"/>
-              <w:ind w:firstLine="0"/>
-              <w:jc w:val="center"/>
-            </w:pPr>
-            <w:r/>
-            <w:r>
-              <w:rPr>
-                <w:rFonts w:ascii="Times New Roman" w:hAnsi="Times New Roman" w:eastAsia="宋体"/>
-                <w:b w:val="0"/>
-                <w:color w:val="000000"/>
-                <w:sz w:val="21"/>
-              </w:rPr>
-              <w:t>2023-03-12</w:t>
-            </w:r>
-          </w:p>
-        </w:tc>
-        <w:tc>
-          <w:tcPr>
-            <w:tcW w:type="dxa" w:w="1800"/>
-            <w:vAlign w:val="center"/>
-          </w:tcPr>
-          <w:p>
-            <w:pPr>
-              <w:spacing w:line="288" w:lineRule="auto" w:after="0"/>
-              <w:ind w:firstLine="0"/>
-              <w:jc w:val="center"/>
-            </w:pPr>
-            <w:r/>
-            <w:r>
-              <w:rPr>
-                <w:rFonts w:ascii="Times New Roman" w:hAnsi="Times New Roman" w:eastAsia="宋体"/>
-                <w:b w:val="0"/>
-                <w:color w:val="000000"/>
-                <w:sz w:val="21"/>
-              </w:rPr>
-              <w:t>3</w:t>
-            </w:r>
-          </w:p>
-        </w:tc>
-        <w:tc>
-          <w:tcPr>
-            <w:tcW w:type="dxa" w:w="2400"/>
-            <w:vAlign w:val="center"/>
-          </w:tcPr>
-          <w:p>
-            <w:pPr>
-              <w:spacing w:line="288" w:lineRule="auto" w:after="0"/>
-              <w:ind w:firstLine="0"/>
-              <w:jc w:val="center"/>
-            </w:pPr>
-            <w:r/>
-            <w:r>
-              <w:rPr>
-                <w:rFonts w:ascii="Times New Roman" w:hAnsi="Times New Roman" w:eastAsia="宋体"/>
-                <w:b w:val="0"/>
-                <w:color w:val="000000"/>
-                <w:sz w:val="21"/>
-              </w:rPr>
-              <w:t>37.78</w:t>
-            </w:r>
-          </w:p>
-        </w:tc>
-      </w:tr>
-      <w:tr>
-        <w:tc>
-          <w:tcPr>
-            <w:tcW w:type="dxa" w:w="2400"/>
-            <w:vAlign w:val="center"/>
-          </w:tcPr>
-          <w:p>
-            <w:pPr>
-              <w:spacing w:line="288" w:lineRule="auto" w:after="0"/>
-              <w:ind w:firstLine="0"/>
-              <w:jc w:val="center"/>
-            </w:pPr>
-            <w:r/>
-            <w:r>
-              <w:rPr>
-                <w:rFonts w:ascii="Times New Roman" w:hAnsi="Times New Roman" w:eastAsia="宋体"/>
-                <w:b w:val="0"/>
-                <w:color w:val="000000"/>
-                <w:sz w:val="21"/>
-              </w:rPr>
-              <w:t>2023-03-13</w:t>
-            </w:r>
-          </w:p>
-        </w:tc>
-        <w:tc>
-          <w:tcPr>
-            <w:tcW w:type="dxa" w:w="1800"/>
-            <w:vAlign w:val="center"/>
-          </w:tcPr>
-          <w:p>
-            <w:pPr>
-              <w:spacing w:line="288" w:lineRule="auto" w:after="0"/>
-              <w:ind w:firstLine="0"/>
-              <w:jc w:val="center"/>
-            </w:pPr>
-            <w:r/>
-            <w:r>
-              <w:rPr>
-                <w:rFonts w:ascii="Times New Roman" w:hAnsi="Times New Roman" w:eastAsia="宋体"/>
-                <w:b w:val="0"/>
-                <w:color w:val="000000"/>
-                <w:sz w:val="21"/>
-              </w:rPr>
-              <w:t>4</w:t>
-            </w:r>
-          </w:p>
-        </w:tc>
-        <w:tc>
-          <w:tcPr>
-            <w:tcW w:type="dxa" w:w="2400"/>
-            <w:vAlign w:val="center"/>
-          </w:tcPr>
-          <w:p>
-            <w:pPr>
-              <w:spacing w:line="288" w:lineRule="auto" w:after="0"/>
-              <w:ind w:firstLine="0"/>
-              <w:jc w:val="center"/>
-            </w:pPr>
-            <w:r/>
-            <w:r>
-              <w:rPr>
-                <w:rFonts w:ascii="Times New Roman" w:hAnsi="Times New Roman" w:eastAsia="宋体"/>
-                <w:b w:val="0"/>
-                <w:color w:val="000000"/>
-                <w:sz w:val="21"/>
-              </w:rPr>
-              <w:t>51.79</w:t>
-            </w:r>
-          </w:p>
-        </w:tc>
-      </w:tr>
-      <w:tr>
-        <w:tc>
-          <w:tcPr>
-            <w:tcW w:type="dxa" w:w="2400"/>
-            <w:vAlign w:val="center"/>
-          </w:tcPr>
-          <w:p>
-            <w:pPr>
-              <w:spacing w:line="288" w:lineRule="auto" w:after="0"/>
-              <w:ind w:firstLine="0"/>
-              <w:jc w:val="center"/>
-            </w:pPr>
-            <w:r/>
-            <w:r>
-              <w:rPr>
-                <w:rFonts w:ascii="Times New Roman" w:hAnsi="Times New Roman" w:eastAsia="宋体"/>
-                <w:b w:val="0"/>
-                <w:color w:val="000000"/>
-                <w:sz w:val="21"/>
-              </w:rPr>
-              <w:t>2023-03-14</w:t>
-            </w:r>
-          </w:p>
-        </w:tc>
-        <w:tc>
-          <w:tcPr>
-            <w:tcW w:type="dxa" w:w="1800"/>
-            <w:vAlign w:val="center"/>
-          </w:tcPr>
-          <w:p>
-            <w:pPr>
-              <w:spacing w:line="288" w:lineRule="auto" w:after="0"/>
-              <w:ind w:firstLine="0"/>
-              <w:jc w:val="center"/>
-            </w:pPr>
-            <w:r/>
-            <w:r>
-              <w:rPr>
-                <w:rFonts w:ascii="Times New Roman" w:hAnsi="Times New Roman" w:eastAsia="宋体"/>
-                <w:b w:val="0"/>
-                <w:color w:val="000000"/>
-                <w:sz w:val="21"/>
-              </w:rPr>
-              <w:t>5</w:t>
-            </w:r>
-          </w:p>
-        </w:tc>
-        <w:tc>
-          <w:tcPr>
-            <w:tcW w:type="dxa" w:w="2400"/>
-            <w:vAlign w:val="center"/>
-          </w:tcPr>
-          <w:p>
-            <w:pPr>
-              <w:spacing w:line="288" w:lineRule="auto" w:after="0"/>
-              <w:ind w:firstLine="0"/>
-              <w:jc w:val="center"/>
-            </w:pPr>
-            <w:r/>
-            <w:r>
-              <w:rPr>
-                <w:rFonts w:ascii="Times New Roman" w:hAnsi="Times New Roman" w:eastAsia="宋体"/>
-                <w:b w:val="0"/>
-                <w:color w:val="000000"/>
-                <w:sz w:val="21"/>
-              </w:rPr>
-              <w:t>55.75</w:t>
-            </w:r>
-          </w:p>
-        </w:tc>
-      </w:tr>
-      <w:tr>
-        <w:tc>
-          <w:tcPr>
-            <w:tcW w:type="dxa" w:w="2400"/>
-            <w:vAlign w:val="center"/>
-          </w:tcPr>
-          <w:p>
-            <w:pPr>
-              <w:spacing w:line="288" w:lineRule="auto" w:after="0"/>
-              <w:ind w:firstLine="0"/>
-              <w:jc w:val="center"/>
-            </w:pPr>
-            <w:r/>
-            <w:r>
-              <w:rPr>
-                <w:rFonts w:ascii="Times New Roman" w:hAnsi="Times New Roman" w:eastAsia="宋体"/>
-                <w:b w:val="0"/>
-                <w:color w:val="000000"/>
-                <w:sz w:val="21"/>
-              </w:rPr>
-              <w:t>2023-03-15</w:t>
-            </w:r>
-          </w:p>
-        </w:tc>
-        <w:tc>
-          <w:tcPr>
-            <w:tcW w:type="dxa" w:w="1800"/>
-            <w:vAlign w:val="center"/>
-          </w:tcPr>
-          <w:p>
-            <w:pPr>
-              <w:spacing w:line="288" w:lineRule="auto" w:after="0"/>
-              <w:ind w:firstLine="0"/>
-              <w:jc w:val="center"/>
-            </w:pPr>
-            <w:r/>
-            <w:r>
-              <w:rPr>
-                <w:rFonts w:ascii="Times New Roman" w:hAnsi="Times New Roman" w:eastAsia="宋体"/>
-                <w:b w:val="0"/>
-                <w:color w:val="000000"/>
-                <w:sz w:val="21"/>
-              </w:rPr>
-              <w:t>6</w:t>
-            </w:r>
-          </w:p>
-        </w:tc>
-        <w:tc>
-          <w:tcPr>
-            <w:tcW w:type="dxa" w:w="2400"/>
-            <w:vAlign w:val="center"/>
-          </w:tcPr>
-          <w:p>
-            <w:pPr>
-              <w:spacing w:line="288" w:lineRule="auto" w:after="0"/>
-              <w:ind w:firstLine="0"/>
-              <w:jc w:val="center"/>
-            </w:pPr>
-            <w:r/>
-            <w:r>
-              <w:rPr>
-                <w:rFonts w:ascii="Times New Roman" w:hAnsi="Times New Roman" w:eastAsia="宋体"/>
-                <w:b w:val="0"/>
-                <w:color w:val="000000"/>
-                <w:sz w:val="21"/>
-              </w:rPr>
-              <w:t>62.00</w:t>
-            </w:r>
-          </w:p>
-        </w:tc>
-      </w:tr>
-      <w:tr>
-        <w:tc>
-          <w:tcPr>
-            <w:tcW w:type="dxa" w:w="2400"/>
-            <w:vAlign w:val="center"/>
-          </w:tcPr>
-          <w:p>
-            <w:pPr>
-              <w:spacing w:line="288" w:lineRule="auto" w:after="0"/>
-              <w:ind w:firstLine="0"/>
-              <w:jc w:val="center"/>
-            </w:pPr>
-            <w:r/>
-            <w:r>
-              <w:rPr>
-                <w:rFonts w:ascii="Times New Roman" w:hAnsi="Times New Roman" w:eastAsia="宋体"/>
-                <w:b w:val="0"/>
-                <w:color w:val="000000"/>
-                <w:sz w:val="21"/>
-              </w:rPr>
-              <w:t>2023-03-16</w:t>
-            </w:r>
-          </w:p>
-        </w:tc>
-        <w:tc>
-          <w:tcPr>
-            <w:tcW w:type="dxa" w:w="1800"/>
-            <w:vAlign w:val="center"/>
-          </w:tcPr>
-          <w:p>
-            <w:pPr>
-              <w:spacing w:line="288" w:lineRule="auto" w:after="0"/>
-              <w:ind w:firstLine="0"/>
-              <w:jc w:val="center"/>
-            </w:pPr>
-            <w:r/>
-            <w:r>
-              <w:rPr>
-                <w:rFonts w:ascii="Times New Roman" w:hAnsi="Times New Roman" w:eastAsia="宋体"/>
-                <w:b w:val="0"/>
-                <w:color w:val="000000"/>
-                <w:sz w:val="21"/>
-              </w:rPr>
-              <w:t>7</w:t>
-            </w:r>
-          </w:p>
-        </w:tc>
-        <w:tc>
-          <w:tcPr>
-            <w:tcW w:type="dxa" w:w="2400"/>
-            <w:vAlign w:val="center"/>
-          </w:tcPr>
-          <w:p>
-            <w:pPr>
-              <w:spacing w:line="288" w:lineRule="auto" w:after="0"/>
-              <w:ind w:firstLine="0"/>
-              <w:jc w:val="center"/>
-            </w:pPr>
-            <w:r/>
-            <w:r>
-              <w:rPr>
-                <w:rFonts w:ascii="Times New Roman" w:hAnsi="Times New Roman" w:eastAsia="宋体"/>
-                <w:b w:val="0"/>
-                <w:color w:val="000000"/>
-                <w:sz w:val="21"/>
-              </w:rPr>
-              <w:t>73.75</w:t>
-            </w:r>
-          </w:p>
-        </w:tc>
-      </w:tr>
-    </w:tbl>
     <w:p>
       <w:pPr>
         <w:spacing w:before="120" w:after="60"/>
@@ -9856,608 +8151,7 @@
           <w:color w:val="000000"/>
           <w:sz w:val="21"/>
         </w:rPr>
-        <w:t>表 11 GradientBoosting 每日新增死亡未来 7 天预测</w:t>
-      </w:r>
-    </w:p>
-    <w:tbl>
-      <w:tblPr>
-        <w:tblStyle w:val="TableGrid"/>
-        <w:tblW w:type="dxa" w:w="6600"/>
-        <w:jc w:val="center"/>
-        <w:tblLayout w:type="fixed"/>
-        <w:tblLook w:firstColumn="1" w:firstRow="1" w:lastColumn="0" w:lastRow="0" w:noHBand="0" w:noVBand="1" w:val="04A0"/>
-      </w:tblPr>
-      <w:tblGrid>
-        <w:gridCol w:w="2400"/>
-        <w:gridCol w:w="1800"/>
-        <w:gridCol w:w="2400"/>
-      </w:tblGrid>
-      <w:tr>
-        <w:tc>
-          <w:tcPr>
-            <w:tcW w:type="dxa" w:w="2400"/>
-            <w:shd w:fill="F2F2F2"/>
-            <w:vAlign w:val="center"/>
-          </w:tcPr>
-          <w:p>
-            <w:pPr>
-              <w:spacing w:line="288" w:lineRule="auto" w:after="0"/>
-              <w:ind w:firstLine="0"/>
-              <w:jc w:val="center"/>
-            </w:pPr>
-            <w:r/>
-            <w:r>
-              <w:rPr>
-                <w:rFonts w:ascii="Times New Roman" w:hAnsi="Times New Roman" w:eastAsia="宋体"/>
-                <w:b/>
-                <w:color w:val="000000"/>
-                <w:sz w:val="21"/>
-              </w:rPr>
-              <w:t>日期</w:t>
-            </w:r>
-          </w:p>
-        </w:tc>
-        <w:tc>
-          <w:tcPr>
-            <w:tcW w:type="dxa" w:w="1800"/>
-            <w:shd w:fill="F2F2F2"/>
-            <w:vAlign w:val="center"/>
-          </w:tcPr>
-          <w:p>
-            <w:pPr>
-              <w:spacing w:line="288" w:lineRule="auto" w:after="0"/>
-              <w:ind w:firstLine="0"/>
-              <w:jc w:val="center"/>
-            </w:pPr>
-            <w:r/>
-            <w:r>
-              <w:rPr>
-                <w:rFonts w:ascii="Times New Roman" w:hAnsi="Times New Roman" w:eastAsia="宋体"/>
-                <w:b/>
-                <w:color w:val="000000"/>
-                <w:sz w:val="21"/>
-              </w:rPr>
-              <w:t>预测天数</w:t>
-            </w:r>
-          </w:p>
-        </w:tc>
-        <w:tc>
-          <w:tcPr>
-            <w:tcW w:type="dxa" w:w="2400"/>
-            <w:shd w:fill="F2F2F2"/>
-            <w:vAlign w:val="center"/>
-          </w:tcPr>
-          <w:p>
-            <w:pPr>
-              <w:spacing w:line="288" w:lineRule="auto" w:after="0"/>
-              <w:ind w:firstLine="0"/>
-              <w:jc w:val="center"/>
-            </w:pPr>
-            <w:r/>
-            <w:r>
-              <w:rPr>
-                <w:rFonts w:ascii="Times New Roman" w:hAnsi="Times New Roman" w:eastAsia="宋体"/>
-                <w:b/>
-                <w:color w:val="000000"/>
-                <w:sz w:val="21"/>
-              </w:rPr>
-              <w:t>预测值</w:t>
-            </w:r>
-          </w:p>
-        </w:tc>
-      </w:tr>
-      <w:tr>
-        <w:tc>
-          <w:tcPr>
-            <w:tcW w:type="dxa" w:w="2400"/>
-            <w:vAlign w:val="center"/>
-          </w:tcPr>
-          <w:p>
-            <w:pPr>
-              <w:spacing w:line="288" w:lineRule="auto" w:after="0"/>
-              <w:ind w:firstLine="0"/>
-              <w:jc w:val="center"/>
-            </w:pPr>
-            <w:r/>
-            <w:r>
-              <w:rPr>
-                <w:rFonts w:ascii="Times New Roman" w:hAnsi="Times New Roman" w:eastAsia="宋体"/>
-                <w:b w:val="0"/>
-                <w:color w:val="000000"/>
-                <w:sz w:val="21"/>
-              </w:rPr>
-              <w:t>2023-03-10</w:t>
-            </w:r>
-          </w:p>
-        </w:tc>
-        <w:tc>
-          <w:tcPr>
-            <w:tcW w:type="dxa" w:w="1800"/>
-            <w:vAlign w:val="center"/>
-          </w:tcPr>
-          <w:p>
-            <w:pPr>
-              <w:spacing w:line="288" w:lineRule="auto" w:after="0"/>
-              <w:ind w:firstLine="0"/>
-              <w:jc w:val="center"/>
-            </w:pPr>
-            <w:r/>
-            <w:r>
-              <w:rPr>
-                <w:rFonts w:ascii="Times New Roman" w:hAnsi="Times New Roman" w:eastAsia="宋体"/>
-                <w:b w:val="0"/>
-                <w:color w:val="000000"/>
-                <w:sz w:val="21"/>
-              </w:rPr>
-              <w:t>1</w:t>
-            </w:r>
-          </w:p>
-        </w:tc>
-        <w:tc>
-          <w:tcPr>
-            <w:tcW w:type="dxa" w:w="2400"/>
-            <w:vAlign w:val="center"/>
-          </w:tcPr>
-          <w:p>
-            <w:pPr>
-              <w:spacing w:line="288" w:lineRule="auto" w:after="0"/>
-              <w:ind w:firstLine="0"/>
-              <w:jc w:val="center"/>
-            </w:pPr>
-            <w:r/>
-            <w:r>
-              <w:rPr>
-                <w:rFonts w:ascii="Times New Roman" w:hAnsi="Times New Roman" w:eastAsia="宋体"/>
-                <w:b w:val="0"/>
-                <w:color w:val="000000"/>
-                <w:sz w:val="21"/>
-              </w:rPr>
-              <w:t>0.00</w:t>
-            </w:r>
-          </w:p>
-        </w:tc>
-      </w:tr>
-      <w:tr>
-        <w:tc>
-          <w:tcPr>
-            <w:tcW w:type="dxa" w:w="2400"/>
-            <w:vAlign w:val="center"/>
-          </w:tcPr>
-          <w:p>
-            <w:pPr>
-              <w:spacing w:line="288" w:lineRule="auto" w:after="0"/>
-              <w:ind w:firstLine="0"/>
-              <w:jc w:val="center"/>
-            </w:pPr>
-            <w:r/>
-            <w:r>
-              <w:rPr>
-                <w:rFonts w:ascii="Times New Roman" w:hAnsi="Times New Roman" w:eastAsia="宋体"/>
-                <w:b w:val="0"/>
-                <w:color w:val="000000"/>
-                <w:sz w:val="21"/>
-              </w:rPr>
-              <w:t>2023-03-11</w:t>
-            </w:r>
-          </w:p>
-        </w:tc>
-        <w:tc>
-          <w:tcPr>
-            <w:tcW w:type="dxa" w:w="1800"/>
-            <w:vAlign w:val="center"/>
-          </w:tcPr>
-          <w:p>
-            <w:pPr>
-              <w:spacing w:line="288" w:lineRule="auto" w:after="0"/>
-              <w:ind w:firstLine="0"/>
-              <w:jc w:val="center"/>
-            </w:pPr>
-            <w:r/>
-            <w:r>
-              <w:rPr>
-                <w:rFonts w:ascii="Times New Roman" w:hAnsi="Times New Roman" w:eastAsia="宋体"/>
-                <w:b w:val="0"/>
-                <w:color w:val="000000"/>
-                <w:sz w:val="21"/>
-              </w:rPr>
-              <w:t>2</w:t>
-            </w:r>
-          </w:p>
-        </w:tc>
-        <w:tc>
-          <w:tcPr>
-            <w:tcW w:type="dxa" w:w="2400"/>
-            <w:vAlign w:val="center"/>
-          </w:tcPr>
-          <w:p>
-            <w:pPr>
-              <w:spacing w:line="288" w:lineRule="auto" w:after="0"/>
-              <w:ind w:firstLine="0"/>
-              <w:jc w:val="center"/>
-            </w:pPr>
-            <w:r/>
-            <w:r>
-              <w:rPr>
-                <w:rFonts w:ascii="Times New Roman" w:hAnsi="Times New Roman" w:eastAsia="宋体"/>
-                <w:b w:val="0"/>
-                <w:color w:val="000000"/>
-                <w:sz w:val="21"/>
-              </w:rPr>
-              <w:t>0.00</w:t>
-            </w:r>
-          </w:p>
-        </w:tc>
-      </w:tr>
-      <w:tr>
-        <w:tc>
-          <w:tcPr>
-            <w:tcW w:type="dxa" w:w="2400"/>
-            <w:vAlign w:val="center"/>
-          </w:tcPr>
-          <w:p>
-            <w:pPr>
-              <w:spacing w:line="288" w:lineRule="auto" w:after="0"/>
-              <w:ind w:firstLine="0"/>
-              <w:jc w:val="center"/>
-            </w:pPr>
-            <w:r/>
-            <w:r>
-              <w:rPr>
-                <w:rFonts w:ascii="Times New Roman" w:hAnsi="Times New Roman" w:eastAsia="宋体"/>
-                <w:b w:val="0"/>
-                <w:color w:val="000000"/>
-                <w:sz w:val="21"/>
-              </w:rPr>
-              <w:t>2023-03-12</w:t>
-            </w:r>
-          </w:p>
-        </w:tc>
-        <w:tc>
-          <w:tcPr>
-            <w:tcW w:type="dxa" w:w="1800"/>
-            <w:vAlign w:val="center"/>
-          </w:tcPr>
-          <w:p>
-            <w:pPr>
-              <w:spacing w:line="288" w:lineRule="auto" w:after="0"/>
-              <w:ind w:firstLine="0"/>
-              <w:jc w:val="center"/>
-            </w:pPr>
-            <w:r/>
-            <w:r>
-              <w:rPr>
-                <w:rFonts w:ascii="Times New Roman" w:hAnsi="Times New Roman" w:eastAsia="宋体"/>
-                <w:b w:val="0"/>
-                <w:color w:val="000000"/>
-                <w:sz w:val="21"/>
-              </w:rPr>
-              <w:t>3</w:t>
-            </w:r>
-          </w:p>
-        </w:tc>
-        <w:tc>
-          <w:tcPr>
-            <w:tcW w:type="dxa" w:w="2400"/>
-            <w:vAlign w:val="center"/>
-          </w:tcPr>
-          <w:p>
-            <w:pPr>
-              <w:spacing w:line="288" w:lineRule="auto" w:after="0"/>
-              <w:ind w:firstLine="0"/>
-              <w:jc w:val="center"/>
-            </w:pPr>
-            <w:r/>
-            <w:r>
-              <w:rPr>
-                <w:rFonts w:ascii="Times New Roman" w:hAnsi="Times New Roman" w:eastAsia="宋体"/>
-                <w:b w:val="0"/>
-                <w:color w:val="000000"/>
-                <w:sz w:val="21"/>
-              </w:rPr>
-              <w:t>0.00</w:t>
-            </w:r>
-          </w:p>
-        </w:tc>
-      </w:tr>
-      <w:tr>
-        <w:tc>
-          <w:tcPr>
-            <w:tcW w:type="dxa" w:w="2400"/>
-            <w:vAlign w:val="center"/>
-          </w:tcPr>
-          <w:p>
-            <w:pPr>
-              <w:spacing w:line="288" w:lineRule="auto" w:after="0"/>
-              <w:ind w:firstLine="0"/>
-              <w:jc w:val="center"/>
-            </w:pPr>
-            <w:r/>
-            <w:r>
-              <w:rPr>
-                <w:rFonts w:ascii="Times New Roman" w:hAnsi="Times New Roman" w:eastAsia="宋体"/>
-                <w:b w:val="0"/>
-                <w:color w:val="000000"/>
-                <w:sz w:val="21"/>
-              </w:rPr>
-              <w:t>2023-03-13</w:t>
-            </w:r>
-          </w:p>
-        </w:tc>
-        <w:tc>
-          <w:tcPr>
-            <w:tcW w:type="dxa" w:w="1800"/>
-            <w:vAlign w:val="center"/>
-          </w:tcPr>
-          <w:p>
-            <w:pPr>
-              <w:spacing w:line="288" w:lineRule="auto" w:after="0"/>
-              <w:ind w:firstLine="0"/>
-              <w:jc w:val="center"/>
-            </w:pPr>
-            <w:r/>
-            <w:r>
-              <w:rPr>
-                <w:rFonts w:ascii="Times New Roman" w:hAnsi="Times New Roman" w:eastAsia="宋体"/>
-                <w:b w:val="0"/>
-                <w:color w:val="000000"/>
-                <w:sz w:val="21"/>
-              </w:rPr>
-              <w:t>4</w:t>
-            </w:r>
-          </w:p>
-        </w:tc>
-        <w:tc>
-          <w:tcPr>
-            <w:tcW w:type="dxa" w:w="2400"/>
-            <w:vAlign w:val="center"/>
-          </w:tcPr>
-          <w:p>
-            <w:pPr>
-              <w:spacing w:line="288" w:lineRule="auto" w:after="0"/>
-              <w:ind w:firstLine="0"/>
-              <w:jc w:val="center"/>
-            </w:pPr>
-            <w:r/>
-            <w:r>
-              <w:rPr>
-                <w:rFonts w:ascii="Times New Roman" w:hAnsi="Times New Roman" w:eastAsia="宋体"/>
-                <w:b w:val="0"/>
-                <w:color w:val="000000"/>
-                <w:sz w:val="21"/>
-              </w:rPr>
-              <w:t>0.00</w:t>
-            </w:r>
-          </w:p>
-        </w:tc>
-      </w:tr>
-      <w:tr>
-        <w:tc>
-          <w:tcPr>
-            <w:tcW w:type="dxa" w:w="2400"/>
-            <w:vAlign w:val="center"/>
-          </w:tcPr>
-          <w:p>
-            <w:pPr>
-              <w:spacing w:line="288" w:lineRule="auto" w:after="0"/>
-              <w:ind w:firstLine="0"/>
-              <w:jc w:val="center"/>
-            </w:pPr>
-            <w:r/>
-            <w:r>
-              <w:rPr>
-                <w:rFonts w:ascii="Times New Roman" w:hAnsi="Times New Roman" w:eastAsia="宋体"/>
-                <w:b w:val="0"/>
-                <w:color w:val="000000"/>
-                <w:sz w:val="21"/>
-              </w:rPr>
-              <w:t>2023-03-14</w:t>
-            </w:r>
-          </w:p>
-        </w:tc>
-        <w:tc>
-          <w:tcPr>
-            <w:tcW w:type="dxa" w:w="1800"/>
-            <w:vAlign w:val="center"/>
-          </w:tcPr>
-          <w:p>
-            <w:pPr>
-              <w:spacing w:line="288" w:lineRule="auto" w:after="0"/>
-              <w:ind w:firstLine="0"/>
-              <w:jc w:val="center"/>
-            </w:pPr>
-            <w:r/>
-            <w:r>
-              <w:rPr>
-                <w:rFonts w:ascii="Times New Roman" w:hAnsi="Times New Roman" w:eastAsia="宋体"/>
-                <w:b w:val="0"/>
-                <w:color w:val="000000"/>
-                <w:sz w:val="21"/>
-              </w:rPr>
-              <w:t>5</w:t>
-            </w:r>
-          </w:p>
-        </w:tc>
-        <w:tc>
-          <w:tcPr>
-            <w:tcW w:type="dxa" w:w="2400"/>
-            <w:vAlign w:val="center"/>
-          </w:tcPr>
-          <w:p>
-            <w:pPr>
-              <w:spacing w:line="288" w:lineRule="auto" w:after="0"/>
-              <w:ind w:firstLine="0"/>
-              <w:jc w:val="center"/>
-            </w:pPr>
-            <w:r/>
-            <w:r>
-              <w:rPr>
-                <w:rFonts w:ascii="Times New Roman" w:hAnsi="Times New Roman" w:eastAsia="宋体"/>
-                <w:b w:val="0"/>
-                <w:color w:val="000000"/>
-                <w:sz w:val="21"/>
-              </w:rPr>
-              <w:t>0.00</w:t>
-            </w:r>
-          </w:p>
-        </w:tc>
-      </w:tr>
-      <w:tr>
-        <w:tc>
-          <w:tcPr>
-            <w:tcW w:type="dxa" w:w="2400"/>
-            <w:vAlign w:val="center"/>
-          </w:tcPr>
-          <w:p>
-            <w:pPr>
-              <w:spacing w:line="288" w:lineRule="auto" w:after="0"/>
-              <w:ind w:firstLine="0"/>
-              <w:jc w:val="center"/>
-            </w:pPr>
-            <w:r/>
-            <w:r>
-              <w:rPr>
-                <w:rFonts w:ascii="Times New Roman" w:hAnsi="Times New Roman" w:eastAsia="宋体"/>
-                <w:b w:val="0"/>
-                <w:color w:val="000000"/>
-                <w:sz w:val="21"/>
-              </w:rPr>
-              <w:t>2023-03-15</w:t>
-            </w:r>
-          </w:p>
-        </w:tc>
-        <w:tc>
-          <w:tcPr>
-            <w:tcW w:type="dxa" w:w="1800"/>
-            <w:vAlign w:val="center"/>
-          </w:tcPr>
-          <w:p>
-            <w:pPr>
-              <w:spacing w:line="288" w:lineRule="auto" w:after="0"/>
-              <w:ind w:firstLine="0"/>
-              <w:jc w:val="center"/>
-            </w:pPr>
-            <w:r/>
-            <w:r>
-              <w:rPr>
-                <w:rFonts w:ascii="Times New Roman" w:hAnsi="Times New Roman" w:eastAsia="宋体"/>
-                <w:b w:val="0"/>
-                <w:color w:val="000000"/>
-                <w:sz w:val="21"/>
-              </w:rPr>
-              <w:t>6</w:t>
-            </w:r>
-          </w:p>
-        </w:tc>
-        <w:tc>
-          <w:tcPr>
-            <w:tcW w:type="dxa" w:w="2400"/>
-            <w:vAlign w:val="center"/>
-          </w:tcPr>
-          <w:p>
-            <w:pPr>
-              <w:spacing w:line="288" w:lineRule="auto" w:after="0"/>
-              <w:ind w:firstLine="0"/>
-              <w:jc w:val="center"/>
-            </w:pPr>
-            <w:r/>
-            <w:r>
-              <w:rPr>
-                <w:rFonts w:ascii="Times New Roman" w:hAnsi="Times New Roman" w:eastAsia="宋体"/>
-                <w:b w:val="0"/>
-                <w:color w:val="000000"/>
-                <w:sz w:val="21"/>
-              </w:rPr>
-              <w:t>0.00</w:t>
-            </w:r>
-          </w:p>
-        </w:tc>
-      </w:tr>
-      <w:tr>
-        <w:tc>
-          <w:tcPr>
-            <w:tcW w:type="dxa" w:w="2400"/>
-            <w:vAlign w:val="center"/>
-          </w:tcPr>
-          <w:p>
-            <w:pPr>
-              <w:spacing w:line="288" w:lineRule="auto" w:after="0"/>
-              <w:ind w:firstLine="0"/>
-              <w:jc w:val="center"/>
-            </w:pPr>
-            <w:r/>
-            <w:r>
-              <w:rPr>
-                <w:rFonts w:ascii="Times New Roman" w:hAnsi="Times New Roman" w:eastAsia="宋体"/>
-                <w:b w:val="0"/>
-                <w:color w:val="000000"/>
-                <w:sz w:val="21"/>
-              </w:rPr>
-              <w:t>2023-03-16</w:t>
-            </w:r>
-          </w:p>
-        </w:tc>
-        <w:tc>
-          <w:tcPr>
-            <w:tcW w:type="dxa" w:w="1800"/>
-            <w:vAlign w:val="center"/>
-          </w:tcPr>
-          <w:p>
-            <w:pPr>
-              <w:spacing w:line="288" w:lineRule="auto" w:after="0"/>
-              <w:ind w:firstLine="0"/>
-              <w:jc w:val="center"/>
-            </w:pPr>
-            <w:r/>
-            <w:r>
-              <w:rPr>
-                <w:rFonts w:ascii="Times New Roman" w:hAnsi="Times New Roman" w:eastAsia="宋体"/>
-                <w:b w:val="0"/>
-                <w:color w:val="000000"/>
-                <w:sz w:val="21"/>
-              </w:rPr>
-              <w:t>7</w:t>
-            </w:r>
-          </w:p>
-        </w:tc>
-        <w:tc>
-          <w:tcPr>
-            <w:tcW w:type="dxa" w:w="2400"/>
-            <w:vAlign w:val="center"/>
-          </w:tcPr>
-          <w:p>
-            <w:pPr>
-              <w:spacing w:line="288" w:lineRule="auto" w:after="0"/>
-              <w:ind w:firstLine="0"/>
-              <w:jc w:val="center"/>
-            </w:pPr>
-            <w:r/>
-            <w:r>
-              <w:rPr>
-                <w:rFonts w:ascii="Times New Roman" w:hAnsi="Times New Roman" w:eastAsia="宋体"/>
-                <w:b w:val="0"/>
-                <w:color w:val="000000"/>
-                <w:sz w:val="21"/>
-              </w:rPr>
-              <w:t>0.00</w:t>
-            </w:r>
-          </w:p>
-        </w:tc>
-      </w:tr>
-    </w:tbl>
-    <w:p>
-      <w:pPr>
-        <w:spacing w:before="120" w:after="60"/>
-        <w:ind w:firstLine="0"/>
-        <w:jc w:val="center"/>
-      </w:pPr>
-      <w:r>
-        <w:rPr>
-          <w:rFonts w:ascii="Times New Roman" w:hAnsi="Times New Roman" w:eastAsia="黑体"/>
-          <w:b/>
-          <w:color w:val="000000"/>
-          <w:sz w:val="21"/>
-        </w:rPr>
-        <w:t>表 12 GradientBoosting 每日新增确诊未来 14 天预测</w:t>
+        <w:t>表 10 GradientBoosting 每日新增确诊未来 14 天预测</w:t>
       </w:r>
     </w:p>
     <w:tbl>
@@ -11547,6 +9241,7 @@
         <w:pStyle w:val="Heading1"/>
       </w:pPr>
       <w:r/>
+      <w:bookmarkStart w:id="12" w:name="bm_3911d97c9bce7cb1"/>
       <w:r>
         <w:rPr>
           <w:rFonts w:ascii="Times New Roman" w:hAnsi="Times New Roman" w:eastAsia="黑体"/>
@@ -11556,10 +9251,12 @@
         </w:rPr>
         <w:t>十、模型对比分析</w:t>
       </w:r>
+      <w:bookmarkEnd w:id="12"/>
     </w:p>
     <w:p>
       <w:pPr>
         <w:pStyle w:val="BodyText"/>
+        <w:jc w:val="left"/>
       </w:pPr>
       <w:r>
         <w:rPr>
@@ -11573,6 +9270,7 @@
     <w:p>
       <w:pPr>
         <w:pStyle w:val="BodyText"/>
+        <w:jc w:val="left"/>
       </w:pPr>
       <w:r>
         <w:rPr>
@@ -11586,6 +9284,7 @@
     <w:p>
       <w:pPr>
         <w:pStyle w:val="BodyText"/>
+        <w:jc w:val="left"/>
       </w:pPr>
       <w:r>
         <w:rPr>
@@ -11593,7 +9292,7 @@
           <w:color w:val="000000"/>
           <w:sz w:val="24"/>
         </w:rPr>
-        <w:t>TimeVaryingSIR 的高 R² 不应与测试集预测模型并列解读。它使用历史信息反推 beta(t) 和 gamma(t)，本质上更接近历史重构；而机器学习指标来自时间顺序测试集，目标是检验未参与训练时期的预测效果。区分描述性拟合与预测性评估，是本次结果解释中最重要的修正。</w:t>
+        <w:t>TimeVaryingSIR 的高 R² 不应与测试集预测模型并列解读。它使用历史信息反推 β(t) 和 γ(t)，本质上更接近历史重构；而机器学习指标来自时间顺序测试集，目标是检验未参与训练时期的预测效果。区分描述性拟合与预测性评估，是本次结果解释中最重要的修正。</w:t>
       </w:r>
     </w:p>
     <w:p>
@@ -11601,6 +9300,7 @@
         <w:pStyle w:val="Heading1"/>
       </w:pPr>
       <w:r/>
+      <w:bookmarkStart w:id="13" w:name="bm_0698dd7e560c4b96"/>
       <w:r>
         <w:rPr>
           <w:rFonts w:ascii="Times New Roman" w:hAnsi="Times New Roman" w:eastAsia="黑体"/>
@@ -11610,10 +9310,12 @@
         </w:rPr>
         <w:t>十一、结论与不足</w:t>
       </w:r>
+      <w:bookmarkEnd w:id="13"/>
     </w:p>
     <w:p>
       <w:pPr>
         <w:pStyle w:val="BodyText"/>
+        <w:jc w:val="left"/>
       </w:pPr>
       <w:r>
         <w:rPr>
@@ -11627,6 +9329,7 @@
     <w:p>
       <w:pPr>
         <w:pStyle w:val="BodyText"/>
+        <w:jc w:val="left"/>
       </w:pPr>
       <w:r>
         <w:rPr>
@@ -11640,6 +9343,7 @@
     <w:p>
       <w:pPr>
         <w:pStyle w:val="BodyText"/>
+        <w:jc w:val="left"/>
       </w:pPr>
       <w:r>
         <w:rPr>
@@ -11655,6 +9359,7 @@
         <w:pStyle w:val="Heading1"/>
       </w:pPr>
       <w:r/>
+      <w:bookmarkStart w:id="14" w:name="bm_fb507f2cb9ee9105"/>
       <w:r>
         <w:rPr>
           <w:rFonts w:ascii="Times New Roman" w:hAnsi="Times New Roman" w:eastAsia="黑体"/>
@@ -11664,617 +9369,363 @@
         </w:rPr>
         <w:t>参考文献</w:t>
       </w:r>
+      <w:bookmarkEnd w:id="14"/>
     </w:p>
     <w:p>
       <w:pPr>
-        <w:spacing w:line="360" w:lineRule="auto"/>
+        <w:spacing w:line="360" w:lineRule="auto" w:after="0"/>
         <w:ind w:firstLine="0"/>
       </w:pPr>
       <w:r>
         <w:rPr>
           <w:rFonts w:ascii="Times New Roman" w:hAnsi="Times New Roman" w:eastAsia="宋体"/>
-          <w:b w:val="0"/>
           <w:color w:val="000000"/>
           <w:sz w:val="24"/>
         </w:rPr>
-        <w:t>[1] Johns Hopkins University Center for Systems Science and Engineering. COVID-19 Data Repository by CSSE at Johns Hopkins University[DB/OL]. GitHub, 2020-2023. https://github.com/CSSEGISandData/COVID-19, 访问日期: 2026-06-22.</w:t>
+        <w:t xml:space="preserve">[1] Johns Hopkins University Center for Systems Science and Engineering. COVID-19 Data Repository by CSSE at Johns Hopkins University[DB/OL]. GitHub, 2020-2023. </w:t>
+      </w:r>
+      <w:hyperlink r:id="rId24">
+        <w:r>
+          <w:rPr>
+            <w:color w:val="0563C1"/>
+            <w:u w:val="single"/>
+          </w:rPr>
+          <w:t>https://github.com/CSSEGISandData/COVID-19</w:t>
+        </w:r>
+      </w:hyperlink>
+      <w:r>
+        <w:rPr>
+          <w:rFonts w:ascii="Times New Roman" w:hAnsi="Times New Roman" w:eastAsia="宋体"/>
+          <w:color w:val="000000"/>
+          <w:sz w:val="24"/>
+        </w:rPr>
+        <w:t>, 访问日期: 2026-06-25.</w:t>
       </w:r>
     </w:p>
     <w:p>
       <w:pPr>
-        <w:spacing w:line="360" w:lineRule="auto"/>
+        <w:spacing w:line="360" w:lineRule="auto" w:after="0"/>
         <w:ind w:firstLine="0"/>
       </w:pPr>
       <w:r>
         <w:rPr>
           <w:rFonts w:ascii="Times New Roman" w:hAnsi="Times New Roman" w:eastAsia="宋体"/>
-          <w:b w:val="0"/>
           <w:color w:val="000000"/>
           <w:sz w:val="24"/>
         </w:rPr>
-        <w:t>[2] Dong E, Du H, Gardner L. An interactive web-based dashboard to track COVID-19 in real time[J]. The Lancet Infectious Diseases, 2020, 20(5): 533-534.</w:t>
+        <w:t xml:space="preserve">[2] Dong E, Du H, Gardner L. An interactive web-based dashboard to track COVID-19 in real time[J]. The Lancet Infectious Diseases, 2020, 20(5): 533-534. </w:t>
+      </w:r>
+      <w:hyperlink r:id="rId25">
+        <w:r>
+          <w:rPr>
+            <w:color w:val="0563C1"/>
+            <w:u w:val="single"/>
+          </w:rPr>
+          <w:t>https://doi.org/10.1016/S1473-3099(20)30120-1</w:t>
+        </w:r>
+      </w:hyperlink>
+      <w:r>
+        <w:rPr>
+          <w:rFonts w:ascii="Times New Roman" w:hAnsi="Times New Roman" w:eastAsia="宋体"/>
+          <w:color w:val="000000"/>
+          <w:sz w:val="24"/>
+        </w:rPr>
+        <w:t>.</w:t>
       </w:r>
     </w:p>
     <w:p>
       <w:pPr>
-        <w:spacing w:line="360" w:lineRule="auto"/>
+        <w:spacing w:line="360" w:lineRule="auto" w:after="0"/>
         <w:ind w:firstLine="0"/>
       </w:pPr>
       <w:r>
         <w:rPr>
           <w:rFonts w:ascii="Times New Roman" w:hAnsi="Times New Roman" w:eastAsia="宋体"/>
-          <w:b w:val="0"/>
           <w:color w:val="000000"/>
           <w:sz w:val="24"/>
         </w:rPr>
-        <w:t>[3] Kermack W O, McKendrick A G. A contribution to the mathematical theory of epidemics[J]. Proceedings of the Royal Society A, 1927, 115(772): 700-721.</w:t>
+        <w:t xml:space="preserve">[3] Kermack W O, McKendrick A G. A contribution to the mathematical theory of epidemics[J]. Proceedings of the Royal Society A, 1927, 115(772): 700-721. </w:t>
+      </w:r>
+      <w:hyperlink r:id="rId26">
+        <w:r>
+          <w:rPr>
+            <w:color w:val="0563C1"/>
+            <w:u w:val="single"/>
+          </w:rPr>
+          <w:t>https://doi.org/10.1098/rspa.1927.0118</w:t>
+        </w:r>
+      </w:hyperlink>
+      <w:r>
+        <w:rPr>
+          <w:rFonts w:ascii="Times New Roman" w:hAnsi="Times New Roman" w:eastAsia="宋体"/>
+          <w:color w:val="000000"/>
+          <w:sz w:val="24"/>
+        </w:rPr>
+        <w:t>.</w:t>
       </w:r>
     </w:p>
     <w:p>
       <w:pPr>
-        <w:spacing w:line="360" w:lineRule="auto"/>
+        <w:spacing w:line="360" w:lineRule="auto" w:after="0"/>
         <w:ind w:firstLine="0"/>
       </w:pPr>
       <w:r>
         <w:rPr>
           <w:rFonts w:ascii="Times New Roman" w:hAnsi="Times New Roman" w:eastAsia="宋体"/>
-          <w:b w:val="0"/>
           <w:color w:val="000000"/>
           <w:sz w:val="24"/>
         </w:rPr>
-        <w:t>[4] Hethcote H W. The mathematics of infectious diseases[J]. SIAM Review, 2000, 42(4): 599-653.</w:t>
+        <w:t xml:space="preserve">[4] Hethcote H W. The mathematics of infectious diseases[J]. SIAM Review, 2000, 42(4): 599-653. </w:t>
+      </w:r>
+      <w:hyperlink r:id="rId27">
+        <w:r>
+          <w:rPr>
+            <w:color w:val="0563C1"/>
+            <w:u w:val="single"/>
+          </w:rPr>
+          <w:t>https://doi.org/10.1137/S0036144500371907</w:t>
+        </w:r>
+      </w:hyperlink>
+      <w:r>
+        <w:rPr>
+          <w:rFonts w:ascii="Times New Roman" w:hAnsi="Times New Roman" w:eastAsia="宋体"/>
+          <w:color w:val="000000"/>
+          <w:sz w:val="24"/>
+        </w:rPr>
+        <w:t>.</w:t>
       </w:r>
     </w:p>
     <w:p>
       <w:pPr>
-        <w:spacing w:line="360" w:lineRule="auto"/>
+        <w:spacing w:line="360" w:lineRule="auto" w:after="0"/>
         <w:ind w:firstLine="0"/>
       </w:pPr>
       <w:r>
         <w:rPr>
           <w:rFonts w:ascii="Times New Roman" w:hAnsi="Times New Roman" w:eastAsia="宋体"/>
-          <w:b w:val="0"/>
           <w:color w:val="000000"/>
           <w:sz w:val="24"/>
         </w:rPr>
-        <w:t>[5] Anderson R M, May R M. Infectious Diseases of Humans: Dynamics and Control[M]. Oxford: Oxford University Press, 1991.</w:t>
+        <w:t>[5] Anderson R M, May R M. Infectious Diseases of Humans: Dynamics and Control[M]. Oxford: Oxford University Press, 1991. ISBN: 9780198540403.</w:t>
       </w:r>
     </w:p>
     <w:p>
       <w:pPr>
-        <w:spacing w:line="360" w:lineRule="auto"/>
+        <w:spacing w:line="360" w:lineRule="auto" w:after="0"/>
         <w:ind w:firstLine="0"/>
       </w:pPr>
       <w:r>
         <w:rPr>
           <w:rFonts w:ascii="Times New Roman" w:hAnsi="Times New Roman" w:eastAsia="宋体"/>
-          <w:b w:val="0"/>
           <w:color w:val="000000"/>
           <w:sz w:val="24"/>
         </w:rPr>
-        <w:t>[6] World Health Organization. Coronavirus disease (COVID-19) pandemic[EB/OL]. https://www.who.int/emergencies/diseases/novel-coronavirus-2019, 访问日期: 2026-06-22.</w:t>
+        <w:t xml:space="preserve">[6] World Health Organization. Coronavirus disease (COVID-19) pandemic[EB/OL]. </w:t>
+      </w:r>
+      <w:hyperlink r:id="rId28">
+        <w:r>
+          <w:rPr>
+            <w:color w:val="0563C1"/>
+            <w:u w:val="single"/>
+          </w:rPr>
+          <w:t>https://www.who.int/emergencies/diseases/novel-coronavirus-2019</w:t>
+        </w:r>
+      </w:hyperlink>
+      <w:r>
+        <w:rPr>
+          <w:rFonts w:ascii="Times New Roman" w:hAnsi="Times New Roman" w:eastAsia="宋体"/>
+          <w:color w:val="000000"/>
+          <w:sz w:val="24"/>
+        </w:rPr>
+        <w:t>, 访问日期: 2026-06-25.</w:t>
       </w:r>
     </w:p>
     <w:p>
       <w:pPr>
-        <w:spacing w:line="360" w:lineRule="auto"/>
+        <w:spacing w:line="360" w:lineRule="auto" w:after="0"/>
         <w:ind w:firstLine="0"/>
       </w:pPr>
       <w:r>
         <w:rPr>
           <w:rFonts w:ascii="Times New Roman" w:hAnsi="Times New Roman" w:eastAsia="宋体"/>
-          <w:b w:val="0"/>
           <w:color w:val="000000"/>
           <w:sz w:val="24"/>
         </w:rPr>
-        <w:t>[7] Pedregosa F, Varoquaux G, Gramfort A, et al. Scikit-learn: Machine learning in Python[J]. Journal of Machine Learning Research, 2011, 12: 2825-2830.</w:t>
+        <w:t xml:space="preserve">[7] Pedregosa F, Varoquaux G, Gramfort A, et al. Scikit-learn: Machine learning in Python[J]. Journal of Machine Learning Research, 2011, 12: 2825-2830. </w:t>
+      </w:r>
+      <w:hyperlink r:id="rId29">
+        <w:r>
+          <w:rPr>
+            <w:color w:val="0563C1"/>
+            <w:u w:val="single"/>
+          </w:rPr>
+          <w:t>https://jmlr.org/papers/v12/pedregosa11a.html</w:t>
+        </w:r>
+      </w:hyperlink>
+      <w:r>
+        <w:rPr>
+          <w:rFonts w:ascii="Times New Roman" w:hAnsi="Times New Roman" w:eastAsia="宋体"/>
+          <w:color w:val="000000"/>
+          <w:sz w:val="24"/>
+        </w:rPr>
+        <w:t>.</w:t>
       </w:r>
     </w:p>
     <w:p>
       <w:pPr>
-        <w:spacing w:line="360" w:lineRule="auto"/>
+        <w:spacing w:line="360" w:lineRule="auto" w:after="0"/>
         <w:ind w:firstLine="0"/>
       </w:pPr>
       <w:r>
         <w:rPr>
           <w:rFonts w:ascii="Times New Roman" w:hAnsi="Times New Roman" w:eastAsia="宋体"/>
-          <w:b w:val="0"/>
           <w:color w:val="000000"/>
           <w:sz w:val="24"/>
         </w:rPr>
-        <w:t>[8] Friedman J H. Greedy function approximation: A gradient boosting machine[J]. Annals of Statistics, 2001, 29(5): 1189-1232.</w:t>
+        <w:t xml:space="preserve">[8] Friedman J H. Greedy function approximation: A gradient boosting machine[J]. Annals of Statistics, 2001, 29(5): 1189-1232. </w:t>
+      </w:r>
+      <w:hyperlink r:id="rId30">
+        <w:r>
+          <w:rPr>
+            <w:color w:val="0563C1"/>
+            <w:u w:val="single"/>
+          </w:rPr>
+          <w:t>https://doi.org/10.1214/aos/1013203451</w:t>
+        </w:r>
+      </w:hyperlink>
+      <w:r>
+        <w:rPr>
+          <w:rFonts w:ascii="Times New Roman" w:hAnsi="Times New Roman" w:eastAsia="宋体"/>
+          <w:color w:val="000000"/>
+          <w:sz w:val="24"/>
+        </w:rPr>
+        <w:t>.</w:t>
       </w:r>
     </w:p>
     <w:p>
       <w:pPr>
-        <w:spacing w:line="360" w:lineRule="auto"/>
+        <w:spacing w:line="360" w:lineRule="auto" w:after="0"/>
         <w:ind w:firstLine="0"/>
       </w:pPr>
       <w:r>
         <w:rPr>
           <w:rFonts w:ascii="Times New Roman" w:hAnsi="Times New Roman" w:eastAsia="宋体"/>
-          <w:b w:val="0"/>
           <w:color w:val="000000"/>
           <w:sz w:val="24"/>
         </w:rPr>
-        <w:t>[9] Hastie T, Tibshirani R, Friedman J. The Elements of Statistical Learning[M]. New York: Springer, 2009.</w:t>
+        <w:t xml:space="preserve">[9] Hastie T, Tibshirani R, Friedman J. The Elements of Statistical Learning[M]. New York: Springer, 2009. ISBN: 9780387848570. </w:t>
+      </w:r>
+      <w:hyperlink r:id="rId31">
+        <w:r>
+          <w:rPr>
+            <w:color w:val="0563C1"/>
+            <w:u w:val="single"/>
+          </w:rPr>
+          <w:t>https://hastie.su.domains/ElemStatLearn/</w:t>
+        </w:r>
+      </w:hyperlink>
+      <w:r>
+        <w:rPr>
+          <w:rFonts w:ascii="Times New Roman" w:hAnsi="Times New Roman" w:eastAsia="宋体"/>
+          <w:color w:val="000000"/>
+          <w:sz w:val="24"/>
+        </w:rPr>
+        <w:t>.</w:t>
       </w:r>
     </w:p>
     <w:p>
       <w:pPr>
-        <w:spacing w:line="360" w:lineRule="auto"/>
+        <w:spacing w:line="360" w:lineRule="auto" w:after="0"/>
         <w:ind w:firstLine="0"/>
       </w:pPr>
       <w:r>
         <w:rPr>
           <w:rFonts w:ascii="Times New Roman" w:hAnsi="Times New Roman" w:eastAsia="宋体"/>
-          <w:b w:val="0"/>
           <w:color w:val="000000"/>
           <w:sz w:val="24"/>
         </w:rPr>
-        <w:t>[10] Hyndman R J, Athanasopoulos G. Forecasting: Principles and Practice[M/OL]. OTexts, 2021. https://otexts.com/fpp3/, 访问日期: 2026-06-22.</w:t>
+        <w:t xml:space="preserve">[10] Hyndman R J, Athanasopoulos G. Forecasting: Principles and Practice[M/OL]. 3rd ed. OTexts, 2021. </w:t>
+      </w:r>
+      <w:hyperlink r:id="rId32">
+        <w:r>
+          <w:rPr>
+            <w:color w:val="0563C1"/>
+            <w:u w:val="single"/>
+          </w:rPr>
+          <w:t>https://otexts.com/fpp3/</w:t>
+        </w:r>
+      </w:hyperlink>
+      <w:r>
+        <w:rPr>
+          <w:rFonts w:ascii="Times New Roman" w:hAnsi="Times New Roman" w:eastAsia="宋体"/>
+          <w:color w:val="000000"/>
+          <w:sz w:val="24"/>
+        </w:rPr>
+        <w:t>, 访问日期: 2026-06-25.</w:t>
       </w:r>
     </w:p>
     <w:p>
       <w:pPr>
-        <w:spacing w:line="360" w:lineRule="auto"/>
+        <w:spacing w:line="360" w:lineRule="auto" w:after="0"/>
         <w:ind w:firstLine="0"/>
       </w:pPr>
       <w:r>
         <w:rPr>
           <w:rFonts w:ascii="Times New Roman" w:hAnsi="Times New Roman" w:eastAsia="宋体"/>
-          <w:b w:val="0"/>
           <w:color w:val="000000"/>
           <w:sz w:val="24"/>
         </w:rPr>
-        <w:t>[11] James G, Witten D, Hastie T, Tibshirani R. An Introduction to Statistical Learning[M]. New York: Springer, 2021.</w:t>
+        <w:t xml:space="preserve">[11] James G, Witten D, Hastie T, Tibshirani R. An Introduction to Statistical Learning[M]. 2nd ed. New York: Springer, 2021. ISBN: 9781071614174. </w:t>
+      </w:r>
+      <w:hyperlink r:id="rId33">
+        <w:r>
+          <w:rPr>
+            <w:color w:val="0563C1"/>
+            <w:u w:val="single"/>
+          </w:rPr>
+          <w:t>https://www.statlearning.com/</w:t>
+        </w:r>
+      </w:hyperlink>
+      <w:r>
+        <w:rPr>
+          <w:rFonts w:ascii="Times New Roman" w:hAnsi="Times New Roman" w:eastAsia="宋体"/>
+          <w:color w:val="000000"/>
+          <w:sz w:val="24"/>
+        </w:rPr>
+        <w:t>.</w:t>
       </w:r>
     </w:p>
     <w:p>
       <w:pPr>
-        <w:spacing w:line="360" w:lineRule="auto"/>
+        <w:spacing w:line="360" w:lineRule="auto" w:after="0"/>
         <w:ind w:firstLine="0"/>
       </w:pPr>
       <w:r>
         <w:rPr>
           <w:rFonts w:ascii="Times New Roman" w:hAnsi="Times New Roman" w:eastAsia="宋体"/>
-          <w:b w:val="0"/>
           <w:color w:val="000000"/>
           <w:sz w:val="24"/>
         </w:rPr>
-        <w:t>[12] 中华人民共和国国家卫生健康委员会. 新型冠状病毒感染疫情防控相关公开资料[EB/OL]. http://www.nhc.gov.cn/xcs/yqtb/list_gzbd.shtml, 访问日期: 2026-06-22.</w:t>
+        <w:t xml:space="preserve">[12] 中华人民共和国国家卫生健康委员会. 疫情通报[EB/OL]. </w:t>
+      </w:r>
+      <w:hyperlink r:id="rId34">
+        <w:r>
+          <w:rPr>
+            <w:color w:val="0563C1"/>
+            <w:u w:val="single"/>
+          </w:rPr>
+          <w:t>https://www.nhc.gov.cn/xcs/yqtb/list_gzbd.shtml</w:t>
+        </w:r>
+      </w:hyperlink>
+      <w:r>
+        <w:rPr>
+          <w:rFonts w:ascii="Times New Roman" w:hAnsi="Times New Roman" w:eastAsia="宋体"/>
+          <w:color w:val="000000"/>
+          <w:sz w:val="24"/>
+        </w:rPr>
+        <w:t>, 访问日期: 2026-06-25.</w:t>
       </w:r>
     </w:p>
-    <w:p>
-      <w:pPr>
-        <w:pStyle w:val="Heading1"/>
-      </w:pPr>
-      <w:r/>
-      <w:r>
-        <w:rPr>
-          <w:rFonts w:ascii="Times New Roman" w:hAnsi="Times New Roman" w:eastAsia="黑体"/>
-          <w:b/>
-          <w:color w:val="000000"/>
-          <w:sz w:val="32"/>
-        </w:rPr>
-        <w:t>附录：核心代码说明</w:t>
-      </w:r>
-    </w:p>
-    <w:p>
-      <w:pPr>
-        <w:spacing w:before="120" w:after="60"/>
-        <w:ind w:firstLine="0"/>
-        <w:jc w:val="center"/>
-      </w:pPr>
-      <w:r>
-        <w:rPr>
-          <w:rFonts w:ascii="Times New Roman" w:hAnsi="Times New Roman" w:eastAsia="黑体"/>
-          <w:b/>
-          <w:color w:val="000000"/>
-          <w:sz w:val="21"/>
-        </w:rPr>
-        <w:t>表 13 核心脚本与功能说明</w:t>
-      </w:r>
-    </w:p>
-    <w:tbl>
-      <w:tblPr>
-        <w:tblStyle w:val="TableGrid"/>
-        <w:tblW w:type="dxa" w:w="8800"/>
-        <w:jc w:val="center"/>
-        <w:tblLayout w:type="fixed"/>
-        <w:tblLook w:firstColumn="1" w:firstRow="1" w:lastColumn="0" w:lastRow="0" w:noHBand="0" w:noVBand="1" w:val="04A0"/>
-      </w:tblPr>
-      <w:tblGrid>
-        <w:gridCol w:w="3000"/>
-        <w:gridCol w:w="5800"/>
-      </w:tblGrid>
-      <w:tr>
-        <w:tc>
-          <w:tcPr>
-            <w:tcW w:type="dxa" w:w="3000"/>
-            <w:shd w:fill="F2F2F2"/>
-            <w:vAlign w:val="center"/>
-          </w:tcPr>
-          <w:p>
-            <w:pPr>
-              <w:spacing w:line="288" w:lineRule="auto" w:after="0"/>
-              <w:ind w:firstLine="0"/>
-              <w:jc w:val="center"/>
-            </w:pPr>
-            <w:r/>
-            <w:r>
-              <w:rPr>
-                <w:rFonts w:ascii="Times New Roman" w:hAnsi="Times New Roman" w:eastAsia="宋体"/>
-                <w:b/>
-                <w:color w:val="000000"/>
-                <w:sz w:val="21"/>
-              </w:rPr>
-              <w:t>脚本</w:t>
-            </w:r>
-          </w:p>
-        </w:tc>
-        <w:tc>
-          <w:tcPr>
-            <w:tcW w:type="dxa" w:w="5800"/>
-            <w:shd w:fill="F2F2F2"/>
-            <w:vAlign w:val="center"/>
-          </w:tcPr>
-          <w:p>
-            <w:pPr>
-              <w:spacing w:line="288" w:lineRule="auto" w:after="0"/>
-              <w:ind w:firstLine="0"/>
-              <w:jc w:val="center"/>
-            </w:pPr>
-            <w:r/>
-            <w:r>
-              <w:rPr>
-                <w:rFonts w:ascii="Times New Roman" w:hAnsi="Times New Roman" w:eastAsia="宋体"/>
-                <w:b/>
-                <w:color w:val="000000"/>
-                <w:sz w:val="21"/>
-              </w:rPr>
-              <w:t>功能</w:t>
-            </w:r>
-          </w:p>
-        </w:tc>
-      </w:tr>
-      <w:tr>
-        <w:tc>
-          <w:tcPr>
-            <w:tcW w:type="dxa" w:w="3000"/>
-            <w:vAlign w:val="center"/>
-          </w:tcPr>
-          <w:p>
-            <w:pPr>
-              <w:spacing w:line="288" w:lineRule="auto" w:after="0"/>
-              <w:ind w:firstLine="0"/>
-              <w:jc w:val="left"/>
-            </w:pPr>
-            <w:r/>
-            <w:r>
-              <w:rPr>
-                <w:rFonts w:ascii="Times New Roman" w:hAnsi="Times New Roman" w:eastAsia="宋体"/>
-                <w:b w:val="0"/>
-                <w:color w:val="000000"/>
-                <w:sz w:val="21"/>
-              </w:rPr>
-              <w:t>src/prepare_data.py</w:t>
-            </w:r>
-          </w:p>
-        </w:tc>
-        <w:tc>
-          <w:tcPr>
-            <w:tcW w:type="dxa" w:w="5800"/>
-            <w:vAlign w:val="center"/>
-          </w:tcPr>
-          <w:p>
-            <w:pPr>
-              <w:spacing w:line="288" w:lineRule="auto" w:after="0"/>
-              <w:ind w:firstLine="0"/>
-              <w:jc w:val="left"/>
-            </w:pPr>
-            <w:r/>
-            <w:r>
-              <w:rPr>
-                <w:rFonts w:ascii="Times New Roman" w:hAnsi="Times New Roman" w:eastAsia="宋体"/>
-                <w:b w:val="0"/>
-                <w:color w:val="000000"/>
-                <w:sz w:val="21"/>
-              </w:rPr>
-              <w:t>读取 JHU 数据，按中国大陆口径排除 Hong Kong、Macau、Taiwan、Unknown，生成聚合序列和省级面板。</w:t>
-            </w:r>
-          </w:p>
-        </w:tc>
-      </w:tr>
-      <w:tr>
-        <w:tc>
-          <w:tcPr>
-            <w:tcW w:type="dxa" w:w="3000"/>
-            <w:vAlign w:val="center"/>
-          </w:tcPr>
-          <w:p>
-            <w:pPr>
-              <w:spacing w:line="288" w:lineRule="auto" w:after="0"/>
-              <w:ind w:firstLine="0"/>
-              <w:jc w:val="left"/>
-            </w:pPr>
-            <w:r/>
-            <w:r>
-              <w:rPr>
-                <w:rFonts w:ascii="Times New Roman" w:hAnsi="Times New Roman" w:eastAsia="宋体"/>
-                <w:b w:val="0"/>
-                <w:color w:val="000000"/>
-                <w:sz w:val="21"/>
-              </w:rPr>
-              <w:t>src/run_regional_trends.py</w:t>
-            </w:r>
-          </w:p>
-        </w:tc>
-        <w:tc>
-          <w:tcPr>
-            <w:tcW w:type="dxa" w:w="5800"/>
-            <w:vAlign w:val="center"/>
-          </w:tcPr>
-          <w:p>
-            <w:pPr>
-              <w:spacing w:line="288" w:lineRule="auto" w:after="0"/>
-              <w:ind w:firstLine="0"/>
-              <w:jc w:val="left"/>
-            </w:pPr>
-            <w:r/>
-            <w:r>
-              <w:rPr>
-                <w:rFonts w:ascii="Times New Roman" w:hAnsi="Times New Roman" w:eastAsia="宋体"/>
-                <w:b w:val="0"/>
-                <w:color w:val="000000"/>
-                <w:sz w:val="21"/>
-              </w:rPr>
-              <w:t>生成累计趋势、每日新增趋势、省份趋势和 Top 10 省份图表。</w:t>
-            </w:r>
-          </w:p>
-        </w:tc>
-      </w:tr>
-      <w:tr>
-        <w:tc>
-          <w:tcPr>
-            <w:tcW w:type="dxa" w:w="3000"/>
-            <w:vAlign w:val="center"/>
-          </w:tcPr>
-          <w:p>
-            <w:pPr>
-              <w:spacing w:line="288" w:lineRule="auto" w:after="0"/>
-              <w:ind w:firstLine="0"/>
-              <w:jc w:val="left"/>
-            </w:pPr>
-            <w:r/>
-            <w:r>
-              <w:rPr>
-                <w:rFonts w:ascii="Times New Roman" w:hAnsi="Times New Roman" w:eastAsia="宋体"/>
-                <w:b w:val="0"/>
-                <w:color w:val="000000"/>
-                <w:sz w:val="21"/>
-              </w:rPr>
-              <w:t>src/run_sir.py</w:t>
-            </w:r>
-          </w:p>
-        </w:tc>
-        <w:tc>
-          <w:tcPr>
-            <w:tcW w:type="dxa" w:w="5800"/>
-            <w:vAlign w:val="center"/>
-          </w:tcPr>
-          <w:p>
-            <w:pPr>
-              <w:spacing w:line="288" w:lineRule="auto" w:after="0"/>
-              <w:ind w:firstLine="0"/>
-              <w:jc w:val="left"/>
-            </w:pPr>
-            <w:r/>
-            <w:r>
-              <w:rPr>
-                <w:rFonts w:ascii="Times New Roman" w:hAnsi="Times New Roman" w:eastAsia="宋体"/>
-                <w:b w:val="0"/>
-                <w:color w:val="000000"/>
-                <w:sz w:val="21"/>
-              </w:rPr>
-              <w:t>拟合固定参数 SIR，输出参数、指标和拟合图。</w:t>
-            </w:r>
-          </w:p>
-        </w:tc>
-      </w:tr>
-      <w:tr>
-        <w:tc>
-          <w:tcPr>
-            <w:tcW w:type="dxa" w:w="3000"/>
-            <w:vAlign w:val="center"/>
-          </w:tcPr>
-          <w:p>
-            <w:pPr>
-              <w:spacing w:line="288" w:lineRule="auto" w:after="0"/>
-              <w:ind w:firstLine="0"/>
-              <w:jc w:val="left"/>
-            </w:pPr>
-            <w:r/>
-            <w:r>
-              <w:rPr>
-                <w:rFonts w:ascii="Times New Roman" w:hAnsi="Times New Roman" w:eastAsia="宋体"/>
-                <w:b w:val="0"/>
-                <w:color w:val="000000"/>
-                <w:sz w:val="21"/>
-              </w:rPr>
-              <w:t>src/run_time_varying_sir.py</w:t>
-            </w:r>
-          </w:p>
-        </w:tc>
-        <w:tc>
-          <w:tcPr>
-            <w:tcW w:type="dxa" w:w="5800"/>
-            <w:vAlign w:val="center"/>
-          </w:tcPr>
-          <w:p>
-            <w:pPr>
-              <w:spacing w:line="288" w:lineRule="auto" w:after="0"/>
-              <w:ind w:firstLine="0"/>
-              <w:jc w:val="left"/>
-            </w:pPr>
-            <w:r/>
-            <w:r>
-              <w:rPr>
-                <w:rFonts w:ascii="Times New Roman" w:hAnsi="Times New Roman" w:eastAsia="宋体"/>
-                <w:b w:val="0"/>
-                <w:color w:val="000000"/>
-                <w:sz w:val="21"/>
-              </w:rPr>
-              <w:t>拟合时变参数 SIR，输出 beta(t)、gamma(t) 和历史重构指标。</w:t>
-            </w:r>
-          </w:p>
-        </w:tc>
-      </w:tr>
-      <w:tr>
-        <w:tc>
-          <w:tcPr>
-            <w:tcW w:type="dxa" w:w="3000"/>
-            <w:vAlign w:val="center"/>
-          </w:tcPr>
-          <w:p>
-            <w:pPr>
-              <w:spacing w:line="288" w:lineRule="auto" w:after="0"/>
-              <w:ind w:firstLine="0"/>
-              <w:jc w:val="left"/>
-            </w:pPr>
-            <w:r/>
-            <w:r>
-              <w:rPr>
-                <w:rFonts w:ascii="Times New Roman" w:hAnsi="Times New Roman" w:eastAsia="宋体"/>
-                <w:b w:val="0"/>
-                <w:color w:val="000000"/>
-                <w:sz w:val="21"/>
-              </w:rPr>
-              <w:t>src/run_ml.py</w:t>
-            </w:r>
-          </w:p>
-        </w:tc>
-        <w:tc>
-          <w:tcPr>
-            <w:tcW w:type="dxa" w:w="5800"/>
-            <w:vAlign w:val="center"/>
-          </w:tcPr>
-          <w:p>
-            <w:pPr>
-              <w:spacing w:line="288" w:lineRule="auto" w:after="0"/>
-              <w:ind w:firstLine="0"/>
-              <w:jc w:val="left"/>
-            </w:pPr>
-            <w:r/>
-            <w:r>
-              <w:rPr>
-                <w:rFonts w:ascii="Times New Roman" w:hAnsi="Times New Roman" w:eastAsia="宋体"/>
-                <w:b w:val="0"/>
-                <w:color w:val="000000"/>
-                <w:sz w:val="21"/>
-              </w:rPr>
-              <w:t>训练 Naive、LinearRegression、RandomForest、GradientBoosting，并输出测试集预测和未来预测。</w:t>
-            </w:r>
-          </w:p>
-        </w:tc>
-      </w:tr>
-      <w:tr>
-        <w:tc>
-          <w:tcPr>
-            <w:tcW w:type="dxa" w:w="3000"/>
-            <w:vAlign w:val="center"/>
-          </w:tcPr>
-          <w:p>
-            <w:pPr>
-              <w:spacing w:line="288" w:lineRule="auto" w:after="0"/>
-              <w:ind w:firstLine="0"/>
-              <w:jc w:val="left"/>
-            </w:pPr>
-            <w:r/>
-            <w:r>
-              <w:rPr>
-                <w:rFonts w:ascii="Times New Roman" w:hAnsi="Times New Roman" w:eastAsia="宋体"/>
-                <w:b w:val="0"/>
-                <w:color w:val="000000"/>
-                <w:sz w:val="21"/>
-              </w:rPr>
-              <w:t>src/run_compartment_ml.py</w:t>
-            </w:r>
-          </w:p>
-        </w:tc>
-        <w:tc>
-          <w:tcPr>
-            <w:tcW w:type="dxa" w:w="5800"/>
-            <w:vAlign w:val="center"/>
-          </w:tcPr>
-          <w:p>
-            <w:pPr>
-              <w:spacing w:line="288" w:lineRule="auto" w:after="0"/>
-              <w:ind w:firstLine="0"/>
-              <w:jc w:val="left"/>
-            </w:pPr>
-            <w:r/>
-            <w:r>
-              <w:rPr>
-                <w:rFonts w:ascii="Times New Roman" w:hAnsi="Times New Roman" w:eastAsia="宋体"/>
-                <w:b w:val="0"/>
-                <w:color w:val="000000"/>
-                <w:sz w:val="21"/>
-              </w:rPr>
-              <w:t>在 SIR 同窗口内对 infected、removed、confirmed 做机器学习对比实验。</w:t>
-            </w:r>
-          </w:p>
-        </w:tc>
-      </w:tr>
-      <w:tr>
-        <w:tc>
-          <w:tcPr>
-            <w:tcW w:type="dxa" w:w="3000"/>
-            <w:vAlign w:val="center"/>
-          </w:tcPr>
-          <w:p>
-            <w:pPr>
-              <w:spacing w:line="288" w:lineRule="auto" w:after="0"/>
-              <w:ind w:firstLine="0"/>
-              <w:jc w:val="left"/>
-            </w:pPr>
-            <w:r/>
-            <w:r>
-              <w:rPr>
-                <w:rFonts w:ascii="Times New Roman" w:hAnsi="Times New Roman" w:eastAsia="宋体"/>
-                <w:b w:val="0"/>
-                <w:color w:val="000000"/>
-                <w:sz w:val="21"/>
-              </w:rPr>
-              <w:t>scripts/build_paper_docx_final.py</w:t>
-            </w:r>
-          </w:p>
-        </w:tc>
-        <w:tc>
-          <w:tcPr>
-            <w:tcW w:type="dxa" w:w="5800"/>
-            <w:vAlign w:val="center"/>
-          </w:tcPr>
-          <w:p>
-            <w:pPr>
-              <w:spacing w:line="288" w:lineRule="auto" w:after="0"/>
-              <w:ind w:firstLine="0"/>
-              <w:jc w:val="left"/>
-            </w:pPr>
-            <w:r/>
-            <w:r>
-              <w:rPr>
-                <w:rFonts w:ascii="Times New Roman" w:hAnsi="Times New Roman" w:eastAsia="宋体"/>
-                <w:b w:val="0"/>
-                <w:color w:val="000000"/>
-                <w:sz w:val="21"/>
-              </w:rPr>
-              <w:t>读取最新程序输出，生成符合课程论文格式的 Word 文档。</w:t>
-            </w:r>
-          </w:p>
-        </w:tc>
-      </w:tr>
-    </w:tbl>
     <w:sectPr>
       <w:footerReference w:type="default" r:id="rId10"/>
       <w:pgSz w:w="11906" w:h="16838"/>
@@ -13135,7 +10586,7 @@
     <w:pPr>
       <w:spacing w:after="0" w:line="360" w:lineRule="auto" w:before="0"/>
       <w:ind w:firstLine="480"/>
-      <w:jc w:val="both"/>
+      <w:jc w:val="left"/>
     </w:pPr>
     <w:rPr>
       <w:rFonts w:ascii="Times New Roman" w:hAnsi="Times New Roman" w:eastAsia="宋体"/>
